--- a/学习笔记.docx
+++ b/学习笔记.docx
@@ -11,7 +11,7 @@
       </w:pPr>
       <w:r>
         <w:rPr>
-          <w:rStyle w:val="12"/>
+          <w:rStyle w:val="13"/>
           <w:rFonts w:hint="eastAsia"/>
           <w:lang w:val="en-US" w:eastAsia="zh-CN"/>
         </w:rPr>
@@ -19,7 +19,7 @@
       </w:r>
       <w:r>
         <w:rPr>
-          <w:rStyle w:val="12"/>
+          <w:rStyle w:val="13"/>
           <w:rFonts w:hint="eastAsia"/>
           <w:lang w:val="en-US" w:eastAsia="zh-CN"/>
         </w:rPr>
@@ -223,7 +223,7 @@
     </w:p>
     <w:p>
       <w:pPr>
-        <w:pStyle w:val="9"/>
+        <w:pStyle w:val="10"/>
         <w:bidi w:val="0"/>
         <w:rPr>
           <w:rFonts w:hint="default"/>
@@ -551,3021 +551,6 @@
           <w:lang w:val="en-US" w:eastAsia="zh-CN"/>
         </w:rPr>
       </w:pPr>
-    </w:p>
-    <w:p>
-      <w:pPr>
-        <w:rPr>
-          <w:rFonts w:hint="default"/>
-          <w:b/>
-          <w:bCs/>
-          <w:lang w:val="en-US" w:eastAsia="zh-CN"/>
-        </w:rPr>
-      </w:pPr>
-      <w:r>
-        <w:rPr>
-          <w:rFonts w:hint="default"/>
-          <w:b/>
-          <w:bCs/>
-          <w:lang w:val="en-US" w:eastAsia="zh-CN"/>
-        </w:rPr>
-        <w:t>2. d - 显示内存内容</w:t>
-      </w:r>
-    </w:p>
-    <w:p>
-      <w:pPr>
-        <w:rPr>
-          <w:rFonts w:hint="default"/>
-          <w:b w:val="0"/>
-          <w:bCs w:val="0"/>
-          <w:lang w:val="en-US" w:eastAsia="zh-CN"/>
-        </w:rPr>
-      </w:pPr>
-      <w:r>
-        <w:rPr>
-          <w:rFonts w:hint="default"/>
-          <w:b w:val="0"/>
-          <w:bCs w:val="0"/>
-          <w:lang w:val="en-US" w:eastAsia="zh-CN"/>
-        </w:rPr>
-        <w:t xml:space="preserve"> 功能：以十六进制和 ASCII 字符的形式显示指定内存区域的内容。</w:t>
-      </w:r>
-    </w:p>
-    <w:p>
-      <w:pPr>
-        <w:rPr>
-          <w:rFonts w:hint="default"/>
-          <w:b w:val="0"/>
-          <w:bCs w:val="0"/>
-          <w:lang w:val="en-US" w:eastAsia="zh-CN"/>
-        </w:rPr>
-      </w:pPr>
-      <w:r>
-        <w:rPr>
-          <w:rFonts w:hint="default"/>
-          <w:b w:val="0"/>
-          <w:bCs w:val="0"/>
-          <w:lang w:val="en-US" w:eastAsia="zh-CN"/>
-        </w:rPr>
-        <w:t xml:space="preserve"> 用法：</w:t>
-      </w:r>
-    </w:p>
-    <w:p>
-      <w:pPr>
-        <w:rPr>
-          <w:rFonts w:hint="default"/>
-          <w:b w:val="0"/>
-          <w:bCs w:val="0"/>
-          <w:lang w:val="en-US" w:eastAsia="zh-CN"/>
-        </w:rPr>
-      </w:pPr>
-      <w:r>
-        <w:rPr>
-          <w:rFonts w:hint="default"/>
-          <w:b w:val="0"/>
-          <w:bCs w:val="0"/>
-          <w:lang w:val="en-US" w:eastAsia="zh-CN"/>
-        </w:rPr>
-        <w:t xml:space="preserve"> d：从上次 d 命令结束的位置继续显示。</w:t>
-      </w:r>
-    </w:p>
-    <w:p>
-      <w:pPr>
-        <w:rPr>
-          <w:rFonts w:hint="default"/>
-          <w:b w:val="0"/>
-          <w:bCs w:val="0"/>
-          <w:lang w:val="en-US" w:eastAsia="zh-CN"/>
-        </w:rPr>
-      </w:pPr>
-      <w:r>
-        <w:rPr>
-          <w:rFonts w:hint="default"/>
-          <w:b w:val="0"/>
-          <w:bCs w:val="0"/>
-          <w:lang w:val="en-US" w:eastAsia="zh-CN"/>
-        </w:rPr>
-        <w:t xml:space="preserve"> d 地址：从指定地址开始显示。例如 d cs:0100。</w:t>
-      </w:r>
-    </w:p>
-    <w:p>
-      <w:pPr>
-        <w:rPr>
-          <w:rFonts w:hint="default"/>
-          <w:b w:val="0"/>
-          <w:bCs w:val="0"/>
-          <w:lang w:val="en-US" w:eastAsia="zh-CN"/>
-        </w:rPr>
-      </w:pPr>
-      <w:r>
-        <w:rPr>
-          <w:rFonts w:hint="default"/>
-          <w:b w:val="0"/>
-          <w:bCs w:val="0"/>
-          <w:lang w:val="en-US" w:eastAsia="zh-CN"/>
-        </w:rPr>
-        <w:t xml:space="preserve"> d 起始地址 结束地址：显示指定范围内的内存。例如 d 0c62:0100 010f。</w:t>
-      </w:r>
-    </w:p>
-    <w:p>
-      <w:pPr>
-        <w:rPr>
-          <w:rFonts w:hint="default"/>
-          <w:b w:val="0"/>
-          <w:bCs w:val="0"/>
-          <w:lang w:val="en-US" w:eastAsia="zh-CN"/>
-        </w:rPr>
-      </w:pPr>
-      <w:r>
-        <w:rPr>
-          <w:rFonts w:hint="default"/>
-          <w:b w:val="0"/>
-          <w:bCs w:val="0"/>
-          <w:lang w:val="en-US" w:eastAsia="zh-CN"/>
-        </w:rPr>
-        <w:t xml:space="preserve"> 用法示例：-d cs:0100</w:t>
-      </w:r>
-    </w:p>
-    <w:p>
-      <w:pPr>
-        <w:rPr>
-          <w:rFonts w:hint="default"/>
-          <w:b w:val="0"/>
-          <w:bCs w:val="0"/>
-          <w:lang w:val="en-US" w:eastAsia="zh-CN"/>
-        </w:rPr>
-      </w:pPr>
-      <w:r>
-        <w:rPr>
-          <w:rFonts w:hint="default"/>
-          <w:b w:val="0"/>
-          <w:bCs w:val="0"/>
-          <w:lang w:val="en-US" w:eastAsia="zh-CN"/>
-        </w:rPr>
-        <w:t>输出：</w:t>
-      </w:r>
-    </w:p>
-    <w:p>
-      <w:pPr>
-        <w:rPr>
-          <w:rFonts w:hint="default"/>
-          <w:b w:val="0"/>
-          <w:bCs w:val="0"/>
-          <w:lang w:val="en-US" w:eastAsia="zh-CN"/>
-        </w:rPr>
-      </w:pPr>
-      <w:r>
-        <w:rPr>
-          <w:rFonts w:hint="default"/>
-          <w:b w:val="0"/>
-          <w:bCs w:val="0"/>
-          <w:lang w:val="en-US" w:eastAsia="zh-CN"/>
-        </w:rPr>
-        <w:t>0C62:0100B8 62 0C 8E D8 B4 09 BA-D9 ......</w:t>
-      </w:r>
-    </w:p>
-    <w:p>
-      <w:pPr>
-        <w:rPr>
-          <w:rFonts w:hint="default"/>
-          <w:b w:val="0"/>
-          <w:bCs w:val="0"/>
-          <w:lang w:val="en-US" w:eastAsia="zh-CN"/>
-        </w:rPr>
-      </w:pPr>
-      <w:r>
-        <w:rPr>
-          <w:rFonts w:hint="default"/>
-          <w:b w:val="0"/>
-          <w:bCs w:val="0"/>
-          <w:lang w:val="en-US" w:eastAsia="zh-CN"/>
-        </w:rPr>
-        <w:t>.......（左侧十六进制，右侧ASCII字符）</w:t>
-      </w:r>
-    </w:p>
-    <w:p>
-      <w:pPr>
-        <w:rPr>
-          <w:rFonts w:hint="default"/>
-          <w:b w:val="0"/>
-          <w:bCs w:val="0"/>
-          <w:lang w:val="en-US" w:eastAsia="zh-CN"/>
-        </w:rPr>
-      </w:pPr>
-      <w:r>
-        <w:rPr>
-          <w:rFonts w:hint="default"/>
-          <w:b w:val="0"/>
-          <w:bCs w:val="0"/>
-          <w:lang w:val="en-US" w:eastAsia="zh-CN"/>
-        </w:rPr>
-        <w:t>这让可以检查数据段、代码段的内容是否正确。</w:t>
-      </w:r>
-    </w:p>
-    <w:p>
-      <w:pPr>
-        <w:rPr>
-          <w:rFonts w:hint="default"/>
-          <w:b w:val="0"/>
-          <w:bCs w:val="0"/>
-          <w:lang w:val="en-US" w:eastAsia="zh-CN"/>
-        </w:rPr>
-      </w:pPr>
-    </w:p>
-    <w:p>
-      <w:pPr>
-        <w:rPr>
-          <w:rFonts w:hint="default"/>
-          <w:b/>
-          <w:bCs/>
-          <w:lang w:val="en-US" w:eastAsia="zh-CN"/>
-        </w:rPr>
-      </w:pPr>
-      <w:r>
-        <w:rPr>
-          <w:rFonts w:hint="default"/>
-          <w:b/>
-          <w:bCs/>
-          <w:lang w:val="en-US" w:eastAsia="zh-CN"/>
-        </w:rPr>
-        <w:t>3. a - 汇编指令</w:t>
-      </w:r>
-    </w:p>
-    <w:p>
-      <w:pPr>
-        <w:rPr>
-          <w:rFonts w:hint="default"/>
-          <w:b w:val="0"/>
-          <w:bCs w:val="0"/>
-          <w:lang w:val="en-US" w:eastAsia="zh-CN"/>
-        </w:rPr>
-      </w:pPr>
-      <w:r>
-        <w:rPr>
-          <w:rFonts w:hint="default"/>
-          <w:b w:val="0"/>
-          <w:bCs w:val="0"/>
-          <w:lang w:val="en-US" w:eastAsia="zh-CN"/>
-        </w:rPr>
-        <w:t xml:space="preserve"> 功能：将汇编指令助记符直接翻译成机器码并写入内存。这是编写短小程序或修补指令的快捷方式。</w:t>
-      </w:r>
-    </w:p>
-    <w:p>
-      <w:pPr>
-        <w:rPr>
-          <w:rFonts w:hint="default"/>
-          <w:b w:val="0"/>
-          <w:bCs w:val="0"/>
-          <w:lang w:val="en-US" w:eastAsia="zh-CN"/>
-        </w:rPr>
-      </w:pPr>
-      <w:r>
-        <w:rPr>
-          <w:rFonts w:hint="default"/>
-          <w:b w:val="0"/>
-          <w:bCs w:val="0"/>
-          <w:lang w:val="en-US" w:eastAsia="zh-CN"/>
-        </w:rPr>
-        <w:t xml:space="preserve"> 用法：a [地址]</w:t>
-      </w:r>
-    </w:p>
-    <w:p>
-      <w:pPr>
-        <w:rPr>
-          <w:rFonts w:hint="default"/>
-          <w:b w:val="0"/>
-          <w:bCs w:val="0"/>
-          <w:lang w:val="en-US" w:eastAsia="zh-CN"/>
-        </w:rPr>
-      </w:pPr>
-      <w:r>
-        <w:rPr>
-          <w:rFonts w:hint="default"/>
-          <w:b w:val="0"/>
-          <w:bCs w:val="0"/>
-          <w:lang w:val="en-US" w:eastAsia="zh-CN"/>
-        </w:rPr>
-        <w:t xml:space="preserve"> 如果不指定地址，通常从 CS:IP 指向的地址开始。</w:t>
-      </w:r>
-    </w:p>
-    <w:p>
-      <w:pPr>
-        <w:rPr>
-          <w:rFonts w:hint="default"/>
-          <w:b w:val="0"/>
-          <w:bCs w:val="0"/>
-          <w:lang w:val="en-US" w:eastAsia="zh-CN"/>
-        </w:rPr>
-      </w:pPr>
-      <w:r>
-        <w:rPr>
-          <w:rFonts w:hint="default"/>
-          <w:b w:val="0"/>
-          <w:bCs w:val="0"/>
-          <w:lang w:val="en-US" w:eastAsia="zh-CN"/>
-        </w:rPr>
-        <w:t xml:space="preserve"> 输入 a 后，调试器会显示地址并等待输入指令。输入完一条指令按回车，输入下一行。直接按回车退出汇编模式。</w:t>
-      </w:r>
-    </w:p>
-    <w:p>
-      <w:pPr>
-        <w:rPr>
-          <w:rFonts w:hint="default"/>
-          <w:b w:val="0"/>
-          <w:bCs w:val="0"/>
-          <w:lang w:val="en-US" w:eastAsia="zh-CN"/>
-        </w:rPr>
-      </w:pPr>
-      <w:r>
-        <w:rPr>
-          <w:rFonts w:hint="default"/>
-          <w:b w:val="0"/>
-          <w:bCs w:val="0"/>
-          <w:lang w:val="en-US" w:eastAsia="zh-CN"/>
-        </w:rPr>
-        <w:t xml:space="preserve"> 用法示例：</w:t>
-      </w:r>
-    </w:p>
-    <w:p>
-      <w:pPr>
-        <w:rPr>
-          <w:rFonts w:hint="default"/>
-          <w:b w:val="0"/>
-          <w:bCs w:val="0"/>
-          <w:lang w:val="en-US" w:eastAsia="zh-CN"/>
-        </w:rPr>
-      </w:pPr>
-      <w:r>
-        <w:rPr>
-          <w:rFonts w:hint="default"/>
-          <w:b w:val="0"/>
-          <w:bCs w:val="0"/>
-          <w:lang w:val="en-US" w:eastAsia="zh-CN"/>
-        </w:rPr>
-        <w:t>-a 100; 从 CS:0100 处开始汇编</w:t>
-      </w:r>
-    </w:p>
-    <w:p>
-      <w:pPr>
-        <w:rPr>
-          <w:rFonts w:hint="default"/>
-          <w:b w:val="0"/>
-          <w:bCs w:val="0"/>
-          <w:lang w:val="en-US" w:eastAsia="zh-CN"/>
-        </w:rPr>
-      </w:pPr>
-      <w:r>
-        <w:rPr>
-          <w:rFonts w:hint="default"/>
-          <w:b w:val="0"/>
-          <w:bCs w:val="0"/>
-          <w:lang w:val="en-US" w:eastAsia="zh-CN"/>
-        </w:rPr>
-        <w:t>0C62:0100 mov ax, 1234; 输入指令</w:t>
-      </w:r>
-    </w:p>
-    <w:p>
-      <w:pPr>
-        <w:rPr>
-          <w:rFonts w:hint="default"/>
-          <w:b w:val="0"/>
-          <w:bCs w:val="0"/>
-          <w:lang w:val="en-US" w:eastAsia="zh-CN"/>
-        </w:rPr>
-      </w:pPr>
-      <w:r>
-        <w:rPr>
-          <w:rFonts w:hint="default"/>
-          <w:b w:val="0"/>
-          <w:bCs w:val="0"/>
-          <w:lang w:val="en-US" w:eastAsia="zh-CN"/>
-        </w:rPr>
-        <w:t>0C62:0103 mov bx, ax; 输入下一条</w:t>
-      </w:r>
-    </w:p>
-    <w:p>
-      <w:pPr>
-        <w:rPr>
-          <w:rFonts w:hint="default"/>
-          <w:b w:val="0"/>
-          <w:bCs w:val="0"/>
-          <w:lang w:val="en-US" w:eastAsia="zh-CN"/>
-        </w:rPr>
-      </w:pPr>
-      <w:r>
-        <w:rPr>
-          <w:rFonts w:hint="default"/>
-          <w:b w:val="0"/>
-          <w:bCs w:val="0"/>
-          <w:lang w:val="en-US" w:eastAsia="zh-CN"/>
-        </w:rPr>
-        <w:t>0C62:0105 ; 直接按回车，退出</w:t>
-      </w:r>
-    </w:p>
-    <w:p>
-      <w:pPr>
-        <w:rPr>
-          <w:rFonts w:hint="default"/>
-          <w:b w:val="0"/>
-          <w:bCs w:val="0"/>
-          <w:lang w:val="en-US" w:eastAsia="zh-CN"/>
-        </w:rPr>
-      </w:pPr>
-      <w:r>
-        <w:rPr>
-          <w:rFonts w:hint="default"/>
-          <w:b w:val="0"/>
-          <w:bCs w:val="0"/>
-          <w:lang w:val="en-US" w:eastAsia="zh-CN"/>
-        </w:rPr>
-        <w:t>之后用 d cs:100 查看，会发现那里已经是刚输入的指令对应的机器码。</w:t>
-      </w:r>
-    </w:p>
-    <w:p>
-      <w:pPr>
-        <w:rPr>
-          <w:rFonts w:hint="default"/>
-          <w:b w:val="0"/>
-          <w:bCs w:val="0"/>
-          <w:lang w:val="en-US" w:eastAsia="zh-CN"/>
-        </w:rPr>
-      </w:pPr>
-    </w:p>
-    <w:p>
-      <w:pPr>
-        <w:rPr>
-          <w:rFonts w:hint="default"/>
-          <w:b/>
-          <w:bCs/>
-          <w:lang w:val="en-US" w:eastAsia="zh-CN"/>
-        </w:rPr>
-      </w:pPr>
-      <w:r>
-        <w:rPr>
-          <w:rFonts w:hint="default"/>
-          <w:b/>
-          <w:bCs/>
-          <w:lang w:val="en-US" w:eastAsia="zh-CN"/>
-        </w:rPr>
-        <w:t>4. u - 反汇编</w:t>
-      </w:r>
-    </w:p>
-    <w:p>
-      <w:pPr>
-        <w:rPr>
-          <w:rFonts w:hint="default"/>
-          <w:b w:val="0"/>
-          <w:bCs w:val="0"/>
-          <w:lang w:val="en-US" w:eastAsia="zh-CN"/>
-        </w:rPr>
-      </w:pPr>
-      <w:r>
-        <w:rPr>
-          <w:rFonts w:hint="default"/>
-          <w:b w:val="0"/>
-          <w:bCs w:val="0"/>
-          <w:lang w:val="en-US" w:eastAsia="zh-CN"/>
-        </w:rPr>
-        <w:t xml:space="preserve"> 功能：将内存中的机器代码反汇编成易于阅读的汇编指令。这是 a 的逆操作。</w:t>
-      </w:r>
-    </w:p>
-    <w:p>
-      <w:pPr>
-        <w:rPr>
-          <w:rFonts w:hint="default"/>
-          <w:b w:val="0"/>
-          <w:bCs w:val="0"/>
-          <w:lang w:val="en-US" w:eastAsia="zh-CN"/>
-        </w:rPr>
-      </w:pPr>
-      <w:r>
-        <w:rPr>
-          <w:rFonts w:hint="default"/>
-          <w:b w:val="0"/>
-          <w:bCs w:val="0"/>
-          <w:lang w:val="en-US" w:eastAsia="zh-CN"/>
-        </w:rPr>
-        <w:t xml:space="preserve"> 用法：与 d 命令类似。</w:t>
-      </w:r>
-    </w:p>
-    <w:p>
-      <w:pPr>
-        <w:rPr>
-          <w:rFonts w:hint="default"/>
-          <w:b w:val="0"/>
-          <w:bCs w:val="0"/>
-          <w:lang w:val="en-US" w:eastAsia="zh-CN"/>
-        </w:rPr>
-      </w:pPr>
-      <w:r>
-        <w:rPr>
-          <w:rFonts w:hint="default"/>
-          <w:b w:val="0"/>
-          <w:bCs w:val="0"/>
-          <w:lang w:val="en-US" w:eastAsia="zh-CN"/>
-        </w:rPr>
-        <w:t xml:space="preserve"> u：从上次位置继续反汇编。</w:t>
-      </w:r>
-    </w:p>
-    <w:p>
-      <w:pPr>
-        <w:rPr>
-          <w:rFonts w:hint="default"/>
-          <w:b w:val="0"/>
-          <w:bCs w:val="0"/>
-          <w:lang w:val="en-US" w:eastAsia="zh-CN"/>
-        </w:rPr>
-      </w:pPr>
-      <w:r>
-        <w:rPr>
-          <w:rFonts w:hint="default"/>
-          <w:b w:val="0"/>
-          <w:bCs w:val="0"/>
-          <w:lang w:val="en-US" w:eastAsia="zh-CN"/>
-        </w:rPr>
-        <w:t xml:space="preserve"> u 地址：从指定地址开始反汇编。</w:t>
-      </w:r>
-    </w:p>
-    <w:p>
-      <w:pPr>
-        <w:rPr>
-          <w:rFonts w:hint="default"/>
-          <w:b w:val="0"/>
-          <w:bCs w:val="0"/>
-          <w:lang w:val="en-US" w:eastAsia="zh-CN"/>
-        </w:rPr>
-      </w:pPr>
-      <w:r>
-        <w:rPr>
-          <w:rFonts w:hint="default"/>
-          <w:b w:val="0"/>
-          <w:bCs w:val="0"/>
-          <w:lang w:val="en-US" w:eastAsia="zh-CN"/>
-        </w:rPr>
-        <w:t xml:space="preserve"> 用法示例：</w:t>
-      </w:r>
-    </w:p>
-    <w:p>
-      <w:pPr>
-        <w:rPr>
-          <w:rFonts w:hint="default"/>
-          <w:b w:val="0"/>
-          <w:bCs w:val="0"/>
-          <w:lang w:val="en-US" w:eastAsia="zh-CN"/>
-        </w:rPr>
-      </w:pPr>
-      <w:r>
-        <w:rPr>
-          <w:rFonts w:hint="default"/>
-          <w:b w:val="0"/>
-          <w:bCs w:val="0"/>
-          <w:lang w:val="en-US" w:eastAsia="zh-CN"/>
-        </w:rPr>
-        <w:t>-u cs:0100</w:t>
-      </w:r>
-    </w:p>
-    <w:p>
-      <w:pPr>
-        <w:rPr>
-          <w:rFonts w:hint="default"/>
-          <w:b w:val="0"/>
-          <w:bCs w:val="0"/>
-          <w:lang w:val="en-US" w:eastAsia="zh-CN"/>
-        </w:rPr>
-      </w:pPr>
-      <w:r>
-        <w:rPr>
-          <w:rFonts w:hint="default"/>
-          <w:b w:val="0"/>
-          <w:bCs w:val="0"/>
-          <w:lang w:val="en-US" w:eastAsia="zh-CN"/>
-        </w:rPr>
-        <w:t>输出：</w:t>
-      </w:r>
-    </w:p>
-    <w:p>
-      <w:pPr>
-        <w:rPr>
-          <w:rFonts w:hint="default"/>
-          <w:b w:val="0"/>
-          <w:bCs w:val="0"/>
-          <w:lang w:val="en-US" w:eastAsia="zh-CN"/>
-        </w:rPr>
-      </w:pPr>
-      <w:r>
-        <w:rPr>
-          <w:rFonts w:hint="default"/>
-          <w:b w:val="0"/>
-          <w:bCs w:val="0"/>
-          <w:lang w:val="en-US" w:eastAsia="zh-CN"/>
-        </w:rPr>
-        <w:t>0C62:0100 B8620CMOVAX, 0C62</w:t>
-      </w:r>
-    </w:p>
-    <w:p>
-      <w:pPr>
-        <w:rPr>
-          <w:rFonts w:hint="default"/>
-          <w:b w:val="0"/>
-          <w:bCs w:val="0"/>
-          <w:lang w:val="en-US" w:eastAsia="zh-CN"/>
-        </w:rPr>
-      </w:pPr>
-      <w:r>
-        <w:rPr>
-          <w:rFonts w:hint="default"/>
-          <w:b w:val="0"/>
-          <w:bCs w:val="0"/>
-          <w:lang w:val="en-US" w:eastAsia="zh-CN"/>
-        </w:rPr>
-        <w:t>0C62:0103 8ED8MOVDS, AX</w:t>
-      </w:r>
-    </w:p>
-    <w:p>
-      <w:pPr>
-        <w:rPr>
-          <w:rFonts w:hint="default"/>
-          <w:b w:val="0"/>
-          <w:bCs w:val="0"/>
-          <w:lang w:val="en-US" w:eastAsia="zh-CN"/>
-        </w:rPr>
-      </w:pPr>
-      <w:r>
-        <w:rPr>
-          <w:rFonts w:hint="default"/>
-          <w:b w:val="0"/>
-          <w:bCs w:val="0"/>
-          <w:lang w:val="en-US" w:eastAsia="zh-CN"/>
-        </w:rPr>
-        <w:t>0C62:0105 B409MOVAH, 09</w:t>
-      </w:r>
-    </w:p>
-    <w:p>
-      <w:pPr>
-        <w:rPr>
-          <w:rFonts w:hint="default"/>
-          <w:b w:val="0"/>
-          <w:bCs w:val="0"/>
-          <w:lang w:val="en-US" w:eastAsia="zh-CN"/>
-        </w:rPr>
-      </w:pPr>
-      <w:r>
-        <w:rPr>
-          <w:rFonts w:hint="default"/>
-          <w:b w:val="0"/>
-          <w:bCs w:val="0"/>
-          <w:lang w:val="en-US" w:eastAsia="zh-CN"/>
-        </w:rPr>
-        <w:t>...</w:t>
-      </w:r>
-    </w:p>
-    <w:p>
-      <w:pPr>
-        <w:rPr>
-          <w:rFonts w:hint="default"/>
-          <w:b w:val="0"/>
-          <w:bCs w:val="0"/>
-          <w:lang w:val="en-US" w:eastAsia="zh-CN"/>
-        </w:rPr>
-      </w:pPr>
-      <w:r>
-        <w:rPr>
-          <w:rFonts w:hint="default"/>
-          <w:b w:val="0"/>
-          <w:bCs w:val="0"/>
-          <w:lang w:val="en-US" w:eastAsia="zh-CN"/>
-        </w:rPr>
-        <w:t>这是查看程序代码最主要的方式。</w:t>
-      </w:r>
-    </w:p>
-    <w:p>
-      <w:pPr>
-        <w:rPr>
-          <w:rFonts w:hint="default"/>
-          <w:b w:val="0"/>
-          <w:bCs w:val="0"/>
-          <w:lang w:val="en-US" w:eastAsia="zh-CN"/>
-        </w:rPr>
-      </w:pPr>
-    </w:p>
-    <w:p>
-      <w:pPr>
-        <w:rPr>
-          <w:rFonts w:hint="default"/>
-          <w:b/>
-          <w:bCs/>
-          <w:lang w:val="en-US" w:eastAsia="zh-CN"/>
-        </w:rPr>
-      </w:pPr>
-      <w:r>
-        <w:rPr>
-          <w:rFonts w:hint="default"/>
-          <w:b/>
-          <w:bCs/>
-          <w:lang w:val="en-US" w:eastAsia="zh-CN"/>
-        </w:rPr>
-        <w:t>5. t - 单步跟踪</w:t>
-      </w:r>
-    </w:p>
-    <w:p>
-      <w:pPr>
-        <w:rPr>
-          <w:rFonts w:hint="default"/>
-          <w:b w:val="0"/>
-          <w:bCs w:val="0"/>
-          <w:lang w:val="en-US" w:eastAsia="zh-CN"/>
-        </w:rPr>
-      </w:pPr>
-      <w:r>
-        <w:rPr>
-          <w:rFonts w:hint="default"/>
-          <w:b w:val="0"/>
-          <w:bCs w:val="0"/>
-          <w:lang w:val="en-US" w:eastAsia="zh-CN"/>
-        </w:rPr>
-        <w:t xml:space="preserve"> 功能：执行一条指令，然后立即暂停，并显示所有寄存器状态和下一条指令。这是调试的核心。</w:t>
-      </w:r>
-    </w:p>
-    <w:p>
-      <w:pPr>
-        <w:rPr>
-          <w:rFonts w:hint="default"/>
-          <w:b w:val="0"/>
-          <w:bCs w:val="0"/>
-          <w:lang w:val="en-US" w:eastAsia="zh-CN"/>
-        </w:rPr>
-      </w:pPr>
-      <w:r>
-        <w:rPr>
-          <w:rFonts w:hint="default"/>
-          <w:b w:val="0"/>
-          <w:bCs w:val="0"/>
-          <w:lang w:val="en-US" w:eastAsia="zh-CN"/>
-        </w:rPr>
-        <w:t xml:space="preserve"> 用法：t [=地址] [条数]</w:t>
-      </w:r>
-    </w:p>
-    <w:p>
-      <w:pPr>
-        <w:rPr>
-          <w:rFonts w:hint="default"/>
-          <w:b w:val="0"/>
-          <w:bCs w:val="0"/>
-          <w:lang w:val="en-US" w:eastAsia="zh-CN"/>
-        </w:rPr>
-      </w:pPr>
-      <w:r>
-        <w:rPr>
-          <w:rFonts w:hint="default"/>
-          <w:b w:val="0"/>
-          <w:bCs w:val="0"/>
-          <w:lang w:val="en-US" w:eastAsia="zh-CN"/>
-        </w:rPr>
-        <w:t xml:space="preserve"> t：执行当前 CS:IP 指向的一条指令。</w:t>
-      </w:r>
-    </w:p>
-    <w:p>
-      <w:pPr>
-        <w:rPr>
-          <w:rFonts w:hint="default"/>
-          <w:b w:val="0"/>
-          <w:bCs w:val="0"/>
-          <w:lang w:val="en-US" w:eastAsia="zh-CN"/>
-        </w:rPr>
-      </w:pPr>
-      <w:r>
-        <w:rPr>
-          <w:rFonts w:hint="default"/>
-          <w:b w:val="0"/>
-          <w:bCs w:val="0"/>
-          <w:lang w:val="en-US" w:eastAsia="zh-CN"/>
-        </w:rPr>
-        <w:t xml:space="preserve"> t 5：连续执行 5 条指令。</w:t>
-      </w:r>
-    </w:p>
-    <w:p>
-      <w:pPr>
-        <w:rPr>
-          <w:rFonts w:hint="default"/>
-          <w:b w:val="0"/>
-          <w:bCs w:val="0"/>
-          <w:lang w:val="en-US" w:eastAsia="zh-CN"/>
-        </w:rPr>
-      </w:pPr>
-      <w:r>
-        <w:rPr>
-          <w:rFonts w:hint="default"/>
-          <w:b w:val="0"/>
-          <w:bCs w:val="0"/>
-          <w:lang w:val="en-US" w:eastAsia="zh-CN"/>
-        </w:rPr>
-        <w:t xml:space="preserve"> t =100：从地址 CS:0100 开始执行一条指令（先设置 IP 寄存器为 0100，再执行）。</w:t>
-      </w:r>
-    </w:p>
-    <w:p>
-      <w:pPr>
-        <w:rPr>
-          <w:rFonts w:hint="default"/>
-          <w:b w:val="0"/>
-          <w:bCs w:val="0"/>
-          <w:lang w:val="en-US" w:eastAsia="zh-CN"/>
-        </w:rPr>
-      </w:pPr>
-      <w:r>
-        <w:rPr>
-          <w:rFonts w:hint="default"/>
-          <w:b w:val="0"/>
-          <w:bCs w:val="0"/>
-          <w:lang w:val="en-US" w:eastAsia="zh-CN"/>
-        </w:rPr>
-        <w:t xml:space="preserve"> 用法示例：</w:t>
-      </w:r>
-    </w:p>
-    <w:p>
-      <w:pPr>
-        <w:rPr>
-          <w:rFonts w:hint="default"/>
-          <w:b w:val="0"/>
-          <w:bCs w:val="0"/>
-          <w:lang w:val="en-US" w:eastAsia="zh-CN"/>
-        </w:rPr>
-      </w:pPr>
-      <w:r>
-        <w:rPr>
-          <w:rFonts w:hint="default"/>
-          <w:b w:val="0"/>
-          <w:bCs w:val="0"/>
-          <w:lang w:val="en-US" w:eastAsia="zh-CN"/>
-        </w:rPr>
-        <w:t>-t</w:t>
-      </w:r>
-    </w:p>
-    <w:p>
-      <w:pPr>
-        <w:rPr>
-          <w:rFonts w:hint="default"/>
-          <w:b w:val="0"/>
-          <w:bCs w:val="0"/>
-          <w:lang w:val="en-US" w:eastAsia="zh-CN"/>
-        </w:rPr>
-      </w:pPr>
-      <w:r>
-        <w:rPr>
-          <w:rFonts w:hint="default"/>
-          <w:b w:val="0"/>
-          <w:bCs w:val="0"/>
-          <w:lang w:val="en-US" w:eastAsia="zh-CN"/>
-        </w:rPr>
-        <w:t>执行一条指令后，会显示类似 r 命令的详细寄存器信息。可以通过反复按 t 来一步步观察程序是如何运行的。</w:t>
-      </w:r>
-    </w:p>
-    <w:p>
-      <w:pPr>
-        <w:rPr>
-          <w:rFonts w:hint="default"/>
-          <w:b w:val="0"/>
-          <w:bCs w:val="0"/>
-          <w:lang w:val="en-US" w:eastAsia="zh-CN"/>
-        </w:rPr>
-      </w:pPr>
-    </w:p>
-    <w:p>
-      <w:pPr>
-        <w:rPr>
-          <w:rFonts w:hint="default"/>
-          <w:b/>
-          <w:bCs/>
-          <w:lang w:val="en-US" w:eastAsia="zh-CN"/>
-        </w:rPr>
-      </w:pPr>
-      <w:r>
-        <w:rPr>
-          <w:rFonts w:hint="default"/>
-          <w:b/>
-          <w:bCs/>
-          <w:lang w:val="en-US" w:eastAsia="zh-CN"/>
-        </w:rPr>
-        <w:t>6. p - 步进执行</w:t>
-      </w:r>
-    </w:p>
-    <w:p>
-      <w:pPr>
-        <w:rPr>
-          <w:rFonts w:hint="default"/>
-          <w:b w:val="0"/>
-          <w:bCs w:val="0"/>
-          <w:lang w:val="en-US" w:eastAsia="zh-CN"/>
-        </w:rPr>
-      </w:pPr>
-      <w:r>
-        <w:rPr>
-          <w:rFonts w:hint="default"/>
-          <w:b w:val="0"/>
-          <w:bCs w:val="0"/>
-          <w:lang w:val="en-US" w:eastAsia="zh-CN"/>
-        </w:rPr>
-        <w:t xml:space="preserve"> 功能：与 t 类似，但更“智能”。它会将 CALL、INT（中断）等指令当作一个整体来执行，而不是跳进子程序或中断服务程序内部一步步执行。在调试时，如果想快速跳过子程序，用 p 非常方便。</w:t>
-      </w:r>
-    </w:p>
-    <w:p>
-      <w:pPr>
-        <w:rPr>
-          <w:rFonts w:hint="default"/>
-          <w:b w:val="0"/>
-          <w:bCs w:val="0"/>
-          <w:lang w:val="en-US" w:eastAsia="zh-CN"/>
-        </w:rPr>
-      </w:pPr>
-      <w:r>
-        <w:rPr>
-          <w:rFonts w:hint="default"/>
-          <w:b w:val="0"/>
-          <w:bCs w:val="0"/>
-          <w:lang w:val="en-US" w:eastAsia="zh-CN"/>
-        </w:rPr>
-        <w:t xml:space="preserve"> 用法：与 t 完全相同。</w:t>
-      </w:r>
-    </w:p>
-    <w:p>
-      <w:pPr>
-        <w:rPr>
-          <w:rFonts w:hint="default"/>
-          <w:b w:val="0"/>
-          <w:bCs w:val="0"/>
-          <w:lang w:val="en-US" w:eastAsia="zh-CN"/>
-        </w:rPr>
-      </w:pPr>
-    </w:p>
-    <w:p>
-      <w:pPr>
-        <w:rPr>
-          <w:rFonts w:hint="default"/>
-          <w:b/>
-          <w:bCs/>
-          <w:lang w:val="en-US" w:eastAsia="zh-CN"/>
-        </w:rPr>
-      </w:pPr>
-      <w:r>
-        <w:rPr>
-          <w:rFonts w:hint="default"/>
-          <w:b/>
-          <w:bCs/>
-          <w:lang w:val="en-US" w:eastAsia="zh-CN"/>
-        </w:rPr>
-        <w:t>7. g - 运行程序</w:t>
-      </w:r>
-    </w:p>
-    <w:p>
-      <w:pPr>
-        <w:rPr>
-          <w:rFonts w:hint="default"/>
-          <w:b w:val="0"/>
-          <w:bCs w:val="0"/>
-          <w:lang w:val="en-US" w:eastAsia="zh-CN"/>
-        </w:rPr>
-      </w:pPr>
-      <w:r>
-        <w:rPr>
-          <w:rFonts w:hint="default"/>
-          <w:b w:val="0"/>
-          <w:bCs w:val="0"/>
-          <w:lang w:val="en-US" w:eastAsia="zh-CN"/>
-        </w:rPr>
-        <w:t xml:space="preserve"> 功能：让程序从当前地址开始连续运行，直到遇到断点或程序结束。</w:t>
-      </w:r>
-    </w:p>
-    <w:p>
-      <w:pPr>
-        <w:rPr>
-          <w:rFonts w:hint="default"/>
-          <w:b w:val="0"/>
-          <w:bCs w:val="0"/>
-          <w:lang w:val="en-US" w:eastAsia="zh-CN"/>
-        </w:rPr>
-      </w:pPr>
-      <w:r>
-        <w:rPr>
-          <w:rFonts w:hint="default"/>
-          <w:b w:val="0"/>
-          <w:bCs w:val="0"/>
-          <w:lang w:val="en-US" w:eastAsia="zh-CN"/>
-        </w:rPr>
-        <w:t xml:space="preserve"> 用法：g [=起始地址] [断点地址1] [断点地址2] ...</w:t>
-      </w:r>
-    </w:p>
-    <w:p>
-      <w:pPr>
-        <w:rPr>
-          <w:rFonts w:hint="default"/>
-          <w:b w:val="0"/>
-          <w:bCs w:val="0"/>
-          <w:lang w:val="en-US" w:eastAsia="zh-CN"/>
-        </w:rPr>
-      </w:pPr>
-      <w:r>
-        <w:rPr>
-          <w:rFonts w:hint="default"/>
-          <w:b w:val="0"/>
-          <w:bCs w:val="0"/>
-          <w:lang w:val="en-US" w:eastAsia="zh-CN"/>
-        </w:rPr>
-        <w:t xml:space="preserve"> g：直接运行，直到程序终止。</w:t>
-      </w:r>
-    </w:p>
-    <w:p>
-      <w:pPr>
-        <w:rPr>
-          <w:rFonts w:hint="default"/>
-          <w:b w:val="0"/>
-          <w:bCs w:val="0"/>
-          <w:lang w:val="en-US" w:eastAsia="zh-CN"/>
-        </w:rPr>
-      </w:pPr>
-      <w:r>
-        <w:rPr>
-          <w:rFonts w:hint="default"/>
-          <w:b w:val="0"/>
-          <w:bCs w:val="0"/>
-          <w:lang w:val="en-US" w:eastAsia="zh-CN"/>
-        </w:rPr>
-        <w:t xml:space="preserve"> g 105：从当前地址运行到地址 CS:0105 处暂停（设置断点）。</w:t>
-      </w:r>
-    </w:p>
-    <w:p>
-      <w:pPr>
-        <w:rPr>
-          <w:rFonts w:hint="default"/>
-          <w:b w:val="0"/>
-          <w:bCs w:val="0"/>
-          <w:lang w:val="en-US" w:eastAsia="zh-CN"/>
-        </w:rPr>
-      </w:pPr>
-      <w:r>
-        <w:rPr>
-          <w:rFonts w:hint="default"/>
-          <w:b w:val="0"/>
-          <w:bCs w:val="0"/>
-          <w:lang w:val="en-US" w:eastAsia="zh-CN"/>
-        </w:rPr>
-        <w:t xml:space="preserve"> 用法示例：</w:t>
-      </w:r>
-    </w:p>
-    <w:p>
-      <w:pPr>
-        <w:rPr>
-          <w:rFonts w:hint="default"/>
-          <w:b w:val="0"/>
-          <w:bCs w:val="0"/>
-          <w:lang w:val="en-US" w:eastAsia="zh-CN"/>
-        </w:rPr>
-      </w:pPr>
-      <w:r>
-        <w:rPr>
-          <w:rFonts w:hint="default"/>
-          <w:b w:val="0"/>
-          <w:bCs w:val="0"/>
-          <w:lang w:val="en-US" w:eastAsia="zh-CN"/>
-        </w:rPr>
-        <w:t>-g 105; 运行到 CS:0105 处暂停</w:t>
-      </w:r>
-    </w:p>
-    <w:p>
-      <w:pPr>
-        <w:rPr>
-          <w:rFonts w:hint="default"/>
-          <w:b w:val="0"/>
-          <w:bCs w:val="0"/>
-          <w:lang w:val="en-US" w:eastAsia="zh-CN"/>
-        </w:rPr>
-      </w:pPr>
-      <w:r>
-        <w:rPr>
-          <w:rFonts w:hint="default"/>
-          <w:b w:val="0"/>
-          <w:bCs w:val="0"/>
-          <w:lang w:val="en-US" w:eastAsia="zh-CN"/>
-        </w:rPr>
-        <w:t>当程序输出结果后暂停，可以用 r、d 等命令检查运行结果。</w:t>
-      </w:r>
-    </w:p>
-    <w:p>
-      <w:pPr>
-        <w:rPr>
-          <w:rFonts w:hint="default"/>
-          <w:b w:val="0"/>
-          <w:bCs w:val="0"/>
-          <w:lang w:val="en-US" w:eastAsia="zh-CN"/>
-        </w:rPr>
-      </w:pPr>
-    </w:p>
-    <w:p>
-      <w:pPr>
-        <w:rPr>
-          <w:rFonts w:hint="default"/>
-          <w:b/>
-          <w:bCs/>
-          <w:lang w:val="en-US" w:eastAsia="zh-CN"/>
-        </w:rPr>
-      </w:pPr>
-      <w:r>
-        <w:rPr>
-          <w:rFonts w:hint="default"/>
-          <w:b/>
-          <w:bCs/>
-          <w:lang w:val="en-US" w:eastAsia="zh-CN"/>
-        </w:rPr>
-        <w:t>8. q - 退出 Debug</w:t>
-      </w:r>
-    </w:p>
-    <w:p>
-      <w:pPr>
-        <w:rPr>
-          <w:rFonts w:hint="default"/>
-          <w:b w:val="0"/>
-          <w:bCs w:val="0"/>
-          <w:lang w:val="en-US" w:eastAsia="zh-CN"/>
-        </w:rPr>
-      </w:pPr>
-      <w:r>
-        <w:rPr>
-          <w:rFonts w:hint="default"/>
-          <w:b w:val="0"/>
-          <w:bCs w:val="0"/>
-          <w:lang w:val="en-US" w:eastAsia="zh-CN"/>
-        </w:rPr>
-        <w:t xml:space="preserve"> 功能：退出 debug.exe，返回到 DOS 命令行。</w:t>
-      </w:r>
-    </w:p>
-    <w:p>
-      <w:pPr>
-        <w:rPr>
-          <w:rFonts w:hint="default"/>
-          <w:b w:val="0"/>
-          <w:bCs w:val="0"/>
-          <w:lang w:val="en-US" w:eastAsia="zh-CN"/>
-        </w:rPr>
-      </w:pPr>
-      <w:r>
-        <w:rPr>
-          <w:rFonts w:hint="default"/>
-          <w:b w:val="0"/>
-          <w:bCs w:val="0"/>
-          <w:lang w:val="en-US" w:eastAsia="zh-CN"/>
-        </w:rPr>
-        <w:t xml:space="preserve"> 用法：直接输入 q。</w:t>
-      </w:r>
-    </w:p>
-    <w:p>
-      <w:pPr>
-        <w:rPr>
-          <w:rFonts w:hint="default"/>
-          <w:b w:val="0"/>
-          <w:bCs w:val="0"/>
-          <w:lang w:val="en-US" w:eastAsia="zh-CN"/>
-        </w:rPr>
-      </w:pPr>
-    </w:p>
-    <w:p>
-      <w:pPr>
-        <w:rPr>
-          <w:rFonts w:hint="default"/>
-          <w:b/>
-          <w:bCs/>
-          <w:lang w:val="en-US" w:eastAsia="zh-CN"/>
-        </w:rPr>
-      </w:pPr>
-      <w:r>
-        <w:rPr>
-          <w:rFonts w:hint="default"/>
-          <w:b/>
-          <w:bCs/>
-          <w:lang w:val="en-US" w:eastAsia="zh-CN"/>
-        </w:rPr>
-        <w:t>调试流程示例</w:t>
-      </w:r>
-    </w:p>
-    <w:p>
-      <w:pPr>
-        <w:rPr>
-          <w:rFonts w:hint="default"/>
-          <w:b w:val="0"/>
-          <w:bCs w:val="0"/>
-          <w:lang w:val="en-US" w:eastAsia="zh-CN"/>
-        </w:rPr>
-      </w:pPr>
-      <w:r>
-        <w:rPr>
-          <w:rFonts w:hint="default"/>
-          <w:b w:val="0"/>
-          <w:bCs w:val="0"/>
-          <w:lang w:val="en-US" w:eastAsia="zh-CN"/>
-        </w:rPr>
-        <w:t>1.准备程序：创建一个简单的 hello.asm，汇编链接成 hello.</w:t>
-      </w:r>
-      <w:r>
-        <w:rPr>
-          <w:rFonts w:hint="eastAsia"/>
-          <w:b w:val="0"/>
-          <w:bCs w:val="0"/>
-          <w:lang w:val="en-US" w:eastAsia="zh-CN"/>
-        </w:rPr>
-        <w:t>exe</w:t>
-      </w:r>
-      <w:r>
-        <w:rPr>
-          <w:rFonts w:hint="default"/>
-          <w:b w:val="0"/>
-          <w:bCs w:val="0"/>
-          <w:lang w:val="en-US" w:eastAsia="zh-CN"/>
-        </w:rPr>
-        <w:t>。</w:t>
-      </w:r>
-    </w:p>
-    <w:p>
-      <w:pPr>
-        <w:rPr>
-          <w:rFonts w:hint="default"/>
-          <w:b w:val="0"/>
-          <w:bCs w:val="0"/>
-          <w:lang w:val="en-US" w:eastAsia="zh-CN"/>
-        </w:rPr>
-      </w:pPr>
-      <w:r>
-        <w:rPr>
-          <w:rFonts w:hint="default"/>
-          <w:b w:val="0"/>
-          <w:bCs w:val="0"/>
-          <w:lang w:val="en-US" w:eastAsia="zh-CN"/>
-        </w:rPr>
-        <w:t>2.启动调试：</w:t>
-      </w:r>
-    </w:p>
-    <w:p>
-      <w:pPr>
-        <w:rPr>
-          <w:rFonts w:hint="default"/>
-          <w:b w:val="0"/>
-          <w:bCs w:val="0"/>
-          <w:lang w:val="en-US" w:eastAsia="zh-CN"/>
-        </w:rPr>
-      </w:pPr>
-      <w:r>
-        <w:rPr>
-          <w:rFonts w:hint="default"/>
-          <w:b w:val="0"/>
-          <w:bCs w:val="0"/>
-          <w:lang w:val="en-US" w:eastAsia="zh-CN"/>
-        </w:rPr>
-        <w:t>\&gt;debug hello.</w:t>
-      </w:r>
-      <w:r>
-        <w:rPr>
-          <w:rFonts w:hint="eastAsia"/>
-          <w:b w:val="0"/>
-          <w:bCs w:val="0"/>
-          <w:lang w:val="en-US" w:eastAsia="zh-CN"/>
-        </w:rPr>
-        <w:t>exe</w:t>
-      </w:r>
-    </w:p>
-    <w:p>
-      <w:pPr>
-        <w:rPr>
-          <w:rFonts w:hint="default"/>
-          <w:b w:val="0"/>
-          <w:bCs w:val="0"/>
-          <w:lang w:val="en-US" w:eastAsia="zh-CN"/>
-        </w:rPr>
-      </w:pPr>
-      <w:r>
-        <w:rPr>
-          <w:rFonts w:hint="default"/>
-          <w:b w:val="0"/>
-          <w:bCs w:val="0"/>
-          <w:lang w:val="en-US" w:eastAsia="zh-CN"/>
-        </w:rPr>
-        <w:t>3.查看初始状态：</w:t>
-      </w:r>
-    </w:p>
-    <w:p>
-      <w:pPr>
-        <w:rPr>
-          <w:rFonts w:hint="default"/>
-          <w:b w:val="0"/>
-          <w:bCs w:val="0"/>
-          <w:lang w:val="en-US" w:eastAsia="zh-CN"/>
-        </w:rPr>
-      </w:pPr>
-      <w:r>
-        <w:rPr>
-          <w:rFonts w:hint="default"/>
-          <w:b w:val="0"/>
-          <w:bCs w:val="0"/>
-          <w:lang w:val="en-US" w:eastAsia="zh-CN"/>
-        </w:rPr>
-        <w:t>-r</w:t>
-      </w:r>
-    </w:p>
-    <w:p>
-      <w:pPr>
-        <w:rPr>
-          <w:rFonts w:hint="default"/>
-          <w:b w:val="0"/>
-          <w:bCs w:val="0"/>
-          <w:lang w:val="en-US" w:eastAsia="zh-CN"/>
-        </w:rPr>
-      </w:pPr>
-      <w:r>
-        <w:rPr>
-          <w:rFonts w:hint="default"/>
-          <w:b w:val="0"/>
-          <w:bCs w:val="0"/>
-          <w:lang w:val="en-US" w:eastAsia="zh-CN"/>
-        </w:rPr>
-        <w:t>CX 寄存器包含了程序的长度（字节数）。</w:t>
-      </w:r>
-    </w:p>
-    <w:p>
-      <w:pPr>
-        <w:rPr>
-          <w:rFonts w:hint="default"/>
-          <w:b w:val="0"/>
-          <w:bCs w:val="0"/>
-          <w:lang w:val="en-US" w:eastAsia="zh-CN"/>
-        </w:rPr>
-      </w:pPr>
-      <w:r>
-        <w:rPr>
-          <w:rFonts w:hint="default"/>
-          <w:b w:val="0"/>
-          <w:bCs w:val="0"/>
-          <w:lang w:val="en-US" w:eastAsia="zh-CN"/>
-        </w:rPr>
-        <w:t>4.反汇编查看代码：</w:t>
-      </w:r>
-    </w:p>
-    <w:p>
-      <w:pPr>
-        <w:rPr>
-          <w:rFonts w:hint="default"/>
-          <w:b w:val="0"/>
-          <w:bCs w:val="0"/>
-          <w:lang w:val="en-US" w:eastAsia="zh-CN"/>
-        </w:rPr>
-      </w:pPr>
-      <w:r>
-        <w:rPr>
-          <w:rFonts w:hint="default"/>
-          <w:b w:val="0"/>
-          <w:bCs w:val="0"/>
-          <w:lang w:val="en-US" w:eastAsia="zh-CN"/>
-        </w:rPr>
-        <w:t>-u cs:100</w:t>
-      </w:r>
-    </w:p>
-    <w:p>
-      <w:pPr>
-        <w:rPr>
-          <w:rFonts w:hint="default"/>
-          <w:b w:val="0"/>
-          <w:bCs w:val="0"/>
-          <w:lang w:val="en-US" w:eastAsia="zh-CN"/>
-        </w:rPr>
-      </w:pPr>
-      <w:r>
-        <w:rPr>
-          <w:rFonts w:hint="default"/>
-          <w:b w:val="0"/>
-          <w:bCs w:val="0"/>
-          <w:lang w:val="en-US" w:eastAsia="zh-CN"/>
-        </w:rPr>
-        <w:t>5.单步执行：</w:t>
-      </w:r>
-    </w:p>
-    <w:p>
-      <w:pPr>
-        <w:rPr>
-          <w:rFonts w:hint="default"/>
-          <w:b w:val="0"/>
-          <w:bCs w:val="0"/>
-          <w:lang w:val="en-US" w:eastAsia="zh-CN"/>
-        </w:rPr>
-      </w:pPr>
-      <w:r>
-        <w:rPr>
-          <w:rFonts w:hint="default"/>
-          <w:b w:val="0"/>
-          <w:bCs w:val="0"/>
-          <w:lang w:val="en-US" w:eastAsia="zh-CN"/>
-        </w:rPr>
-        <w:t>-t</w:t>
-      </w:r>
-    </w:p>
-    <w:p>
-      <w:pPr>
-        <w:rPr>
-          <w:rFonts w:hint="default"/>
-          <w:b w:val="0"/>
-          <w:bCs w:val="0"/>
-          <w:lang w:val="en-US" w:eastAsia="zh-CN"/>
-        </w:rPr>
-      </w:pPr>
-      <w:r>
-        <w:rPr>
-          <w:rFonts w:hint="default"/>
-          <w:b w:val="0"/>
-          <w:bCs w:val="0"/>
-          <w:lang w:val="en-US" w:eastAsia="zh-CN"/>
-        </w:rPr>
-        <w:t>执行第一条指令。观察寄存器变化。</w:t>
-      </w:r>
-    </w:p>
-    <w:p>
-      <w:pPr>
-        <w:rPr>
-          <w:rFonts w:hint="default"/>
-          <w:b w:val="0"/>
-          <w:bCs w:val="0"/>
-          <w:lang w:val="en-US" w:eastAsia="zh-CN"/>
-        </w:rPr>
-      </w:pPr>
-      <w:r>
-        <w:rPr>
-          <w:rFonts w:hint="default"/>
-          <w:b w:val="0"/>
-          <w:bCs w:val="0"/>
-          <w:lang w:val="en-US" w:eastAsia="zh-CN"/>
-        </w:rPr>
-        <w:t>6.设置断点并运行：</w:t>
-      </w:r>
-    </w:p>
-    <w:p>
-      <w:pPr>
-        <w:rPr>
-          <w:rFonts w:hint="default"/>
-          <w:b w:val="0"/>
-          <w:bCs w:val="0"/>
-          <w:lang w:val="en-US" w:eastAsia="zh-CN"/>
-        </w:rPr>
-      </w:pPr>
-      <w:r>
-        <w:rPr>
-          <w:rFonts w:hint="default"/>
-          <w:b w:val="0"/>
-          <w:bCs w:val="0"/>
-          <w:lang w:val="en-US" w:eastAsia="zh-CN"/>
-        </w:rPr>
-        <w:t>假设在偏移地址 010E 处有一条 int 21h 指令用于显示字符串。直接运行到这里。</w:t>
-      </w:r>
-    </w:p>
-    <w:p>
-      <w:pPr>
-        <w:rPr>
-          <w:rFonts w:hint="default"/>
-          <w:b w:val="0"/>
-          <w:bCs w:val="0"/>
-          <w:lang w:val="en-US" w:eastAsia="zh-CN"/>
-        </w:rPr>
-      </w:pPr>
-      <w:r>
-        <w:rPr>
-          <w:rFonts w:hint="default"/>
-          <w:b w:val="0"/>
-          <w:bCs w:val="0"/>
-          <w:lang w:val="en-US" w:eastAsia="zh-CN"/>
-        </w:rPr>
-        <w:t>-g 10e</w:t>
-      </w:r>
-    </w:p>
-    <w:p>
-      <w:pPr>
-        <w:rPr>
-          <w:rFonts w:hint="default"/>
-          <w:b w:val="0"/>
-          <w:bCs w:val="0"/>
-          <w:lang w:val="en-US" w:eastAsia="zh-CN"/>
-        </w:rPr>
-      </w:pPr>
-      <w:r>
-        <w:rPr>
-          <w:rFonts w:hint="default"/>
-          <w:b w:val="0"/>
-          <w:bCs w:val="0"/>
-          <w:lang w:val="en-US" w:eastAsia="zh-CN"/>
-        </w:rPr>
-        <w:t>程序会快速执行直到断点处暂停。此时，字符串应该已经显示在屏幕上了。</w:t>
-      </w:r>
-    </w:p>
-    <w:p>
-      <w:pPr>
-        <w:rPr>
-          <w:rFonts w:hint="default"/>
-          <w:b w:val="0"/>
-          <w:bCs w:val="0"/>
-          <w:lang w:val="en-US" w:eastAsia="zh-CN"/>
-        </w:rPr>
-      </w:pPr>
-      <w:r>
-        <w:rPr>
-          <w:rFonts w:hint="default"/>
-          <w:b w:val="0"/>
-          <w:bCs w:val="0"/>
-          <w:lang w:val="en-US" w:eastAsia="zh-CN"/>
-        </w:rPr>
-        <w:t>7.继续运行到结束：</w:t>
-      </w:r>
-    </w:p>
-    <w:p>
-      <w:pPr>
-        <w:rPr>
-          <w:rFonts w:hint="default"/>
-          <w:b w:val="0"/>
-          <w:bCs w:val="0"/>
-          <w:lang w:val="en-US" w:eastAsia="zh-CN"/>
-        </w:rPr>
-      </w:pPr>
-      <w:r>
-        <w:rPr>
-          <w:rFonts w:hint="default"/>
-          <w:b w:val="0"/>
-          <w:bCs w:val="0"/>
-          <w:lang w:val="en-US" w:eastAsia="zh-CN"/>
-        </w:rPr>
-        <w:t>-g</w:t>
-      </w:r>
-    </w:p>
-    <w:p>
-      <w:pPr>
-        <w:rPr>
-          <w:rFonts w:hint="default"/>
-          <w:b w:val="0"/>
-          <w:bCs w:val="0"/>
-          <w:lang w:val="en-US" w:eastAsia="zh-CN"/>
-        </w:rPr>
-      </w:pPr>
-      <w:r>
-        <w:rPr>
-          <w:rFonts w:hint="default"/>
-          <w:b w:val="0"/>
-          <w:bCs w:val="0"/>
-          <w:lang w:val="en-US" w:eastAsia="zh-CN"/>
-        </w:rPr>
-        <w:t>程序会执行剩下的指令（通常是 int 21h 的功能 4Ch，用于退出程序）并结束。会看到 Program terminated normally。</w:t>
-      </w:r>
-    </w:p>
-    <w:p>
-      <w:pPr>
-        <w:rPr>
-          <w:rFonts w:hint="default"/>
-          <w:b w:val="0"/>
-          <w:bCs w:val="0"/>
-          <w:lang w:val="en-US" w:eastAsia="zh-CN"/>
-        </w:rPr>
-      </w:pPr>
-      <w:r>
-        <w:rPr>
-          <w:rFonts w:hint="default"/>
-          <w:b w:val="0"/>
-          <w:bCs w:val="0"/>
-          <w:lang w:val="en-US" w:eastAsia="zh-CN"/>
-        </w:rPr>
-        <w:t>8.退出：</w:t>
-      </w:r>
-    </w:p>
-    <w:p>
-      <w:pPr>
-        <w:rPr>
-          <w:rFonts w:hint="default"/>
-          <w:b w:val="0"/>
-          <w:bCs w:val="0"/>
-          <w:lang w:val="en-US" w:eastAsia="zh-CN"/>
-        </w:rPr>
-      </w:pPr>
-      <w:r>
-        <w:rPr>
-          <w:rFonts w:hint="default"/>
-          <w:b w:val="0"/>
-          <w:bCs w:val="0"/>
-          <w:lang w:val="en-US" w:eastAsia="zh-CN"/>
-        </w:rPr>
-        <w:t>-q</w:t>
-      </w:r>
-    </w:p>
-    <w:p>
-      <w:pPr>
-        <w:rPr>
-          <w:rFonts w:hint="default"/>
-          <w:b w:val="0"/>
-          <w:bCs w:val="0"/>
-          <w:lang w:val="en-US" w:eastAsia="zh-CN"/>
-        </w:rPr>
-      </w:pPr>
-      <w:r>
-        <w:rPr>
-          <w:rFonts w:hint="default"/>
-          <w:b w:val="0"/>
-          <w:bCs w:val="0"/>
-          <w:lang w:val="en-US" w:eastAsia="zh-CN"/>
-        </w:rPr>
-        <w:br w:type="page"/>
-      </w:r>
-    </w:p>
-    <w:p>
-      <w:pPr>
-        <w:pStyle w:val="3"/>
-        <w:bidi w:val="0"/>
-        <w:rPr>
-          <w:rFonts w:hint="eastAsia"/>
-          <w:lang w:val="en-US" w:eastAsia="zh-CN"/>
-        </w:rPr>
-      </w:pPr>
-      <w:r>
-        <w:rPr>
-          <w:rFonts w:hint="eastAsia"/>
-          <w:lang w:val="en-US" w:eastAsia="zh-CN"/>
-        </w:rPr>
-        <w:t>H</w:t>
-      </w:r>
-      <w:r>
-        <w:rPr>
-          <w:rFonts w:hint="default"/>
-          <w:lang w:val="en-US" w:eastAsia="zh-CN"/>
-        </w:rPr>
-        <w:t>ello</w:t>
-      </w:r>
-      <w:r>
-        <w:rPr>
-          <w:rFonts w:hint="eastAsia"/>
-          <w:lang w:val="en-US" w:eastAsia="zh-CN"/>
-        </w:rPr>
-        <w:t>W</w:t>
-      </w:r>
-      <w:r>
-        <w:rPr>
-          <w:rFonts w:hint="default"/>
-          <w:lang w:val="en-US" w:eastAsia="zh-CN"/>
-        </w:rPr>
-        <w:t>orld</w:t>
-      </w:r>
-      <w:r>
-        <w:rPr>
-          <w:rFonts w:hint="eastAsia"/>
-          <w:lang w:val="en-US" w:eastAsia="zh-CN"/>
-        </w:rPr>
-        <w:t>程序解读</w:t>
-      </w:r>
-    </w:p>
-    <w:p>
-      <w:pPr>
-        <w:pStyle w:val="9"/>
-        <w:bidi w:val="0"/>
-        <w:rPr>
-          <w:rFonts w:hint="default"/>
-          <w:lang w:val="en-US" w:eastAsia="zh-CN"/>
-        </w:rPr>
-      </w:pPr>
-      <w:r>
-        <w:rPr>
-          <w:rFonts w:hint="default"/>
-          <w:lang w:val="en-US" w:eastAsia="zh-CN"/>
-        </w:rPr>
-        <w:t>; 定义堆栈段，用于程序运行时的堆栈空间</w:t>
-      </w:r>
-    </w:p>
-    <w:p>
-      <w:pPr>
-        <w:pStyle w:val="9"/>
-        <w:bidi w:val="0"/>
-        <w:rPr>
-          <w:rFonts w:hint="default"/>
-          <w:lang w:val="en-US" w:eastAsia="zh-CN"/>
-        </w:rPr>
-      </w:pPr>
-      <w:r>
-        <w:rPr>
-          <w:rFonts w:hint="default"/>
-          <w:lang w:val="en-US" w:eastAsia="zh-CN"/>
-        </w:rPr>
-        <w:t>STKSEG SEGMENT STACK</w:t>
-      </w:r>
-      <w:r>
-        <w:rPr>
-          <w:rFonts w:hint="default"/>
-          <w:lang w:val="en-US" w:eastAsia="zh-CN"/>
-        </w:rPr>
-        <w:tab/>
-      </w:r>
-      <w:r>
-        <w:rPr>
-          <w:rFonts w:hint="default"/>
-          <w:lang w:val="en-US" w:eastAsia="zh-CN"/>
-        </w:rPr>
-        <w:tab/>
-      </w:r>
-    </w:p>
-    <w:p>
-      <w:pPr>
-        <w:pStyle w:val="9"/>
-        <w:bidi w:val="0"/>
-        <w:rPr>
-          <w:rFonts w:hint="default"/>
-          <w:lang w:val="en-US" w:eastAsia="zh-CN"/>
-        </w:rPr>
-      </w:pPr>
-      <w:r>
-        <w:rPr>
-          <w:rFonts w:hint="default"/>
-          <w:lang w:val="en-US" w:eastAsia="zh-CN"/>
-        </w:rPr>
-        <w:tab/>
-      </w:r>
-      <w:r>
-        <w:rPr>
-          <w:rFonts w:hint="default"/>
-          <w:lang w:val="en-US" w:eastAsia="zh-CN"/>
-        </w:rPr>
-        <w:t>DW 32 DUP(0)</w:t>
-      </w:r>
-      <w:r>
-        <w:rPr>
-          <w:rFonts w:hint="default"/>
-          <w:lang w:val="en-US" w:eastAsia="zh-CN"/>
-        </w:rPr>
-        <w:tab/>
-      </w:r>
-      <w:r>
-        <w:rPr>
-          <w:rFonts w:hint="default"/>
-          <w:lang w:val="en-US" w:eastAsia="zh-CN"/>
-        </w:rPr>
-        <w:tab/>
-      </w:r>
-      <w:r>
-        <w:rPr>
-          <w:rFonts w:hint="default"/>
-          <w:lang w:val="en-US" w:eastAsia="zh-CN"/>
-        </w:rPr>
-        <w:tab/>
-      </w:r>
-      <w:r>
-        <w:rPr>
-          <w:rFonts w:hint="default"/>
-          <w:lang w:val="en-US" w:eastAsia="zh-CN"/>
-        </w:rPr>
-        <w:t>; 分配32个字(64字节)的堆栈空间，初始化为0</w:t>
-      </w:r>
-    </w:p>
-    <w:p>
-      <w:pPr>
-        <w:pStyle w:val="9"/>
-        <w:bidi w:val="0"/>
-        <w:rPr>
-          <w:rFonts w:hint="default"/>
-          <w:lang w:val="en-US" w:eastAsia="zh-CN"/>
-        </w:rPr>
-      </w:pPr>
-      <w:r>
-        <w:rPr>
-          <w:rFonts w:hint="default"/>
-          <w:lang w:val="en-US" w:eastAsia="zh-CN"/>
-        </w:rPr>
-        <w:t>STKSEG ENDS</w:t>
-      </w:r>
-      <w:r>
-        <w:rPr>
-          <w:rFonts w:hint="default"/>
-          <w:lang w:val="en-US" w:eastAsia="zh-CN"/>
-        </w:rPr>
-        <w:tab/>
-      </w:r>
-      <w:r>
-        <w:rPr>
-          <w:rFonts w:hint="default"/>
-          <w:lang w:val="en-US" w:eastAsia="zh-CN"/>
-        </w:rPr>
-        <w:tab/>
-      </w:r>
-      <w:r>
-        <w:rPr>
-          <w:rFonts w:hint="default"/>
-          <w:lang w:val="en-US" w:eastAsia="zh-CN"/>
-        </w:rPr>
-        <w:tab/>
-      </w:r>
-      <w:r>
-        <w:rPr>
-          <w:rFonts w:hint="default"/>
-          <w:lang w:val="en-US" w:eastAsia="zh-CN"/>
-        </w:rPr>
-        <w:tab/>
-      </w:r>
-      <w:r>
-        <w:rPr>
-          <w:rFonts w:hint="default"/>
-          <w:lang w:val="en-US" w:eastAsia="zh-CN"/>
-        </w:rPr>
-        <w:tab/>
-      </w:r>
-      <w:r>
-        <w:rPr>
-          <w:rFonts w:hint="default"/>
-          <w:lang w:val="en-US" w:eastAsia="zh-CN"/>
-        </w:rPr>
-        <w:t>; 堆栈段结束</w:t>
-      </w:r>
-    </w:p>
-    <w:p>
-      <w:pPr>
-        <w:pStyle w:val="9"/>
-        <w:bidi w:val="0"/>
-        <w:rPr>
-          <w:rFonts w:hint="default"/>
-          <w:lang w:val="en-US" w:eastAsia="zh-CN"/>
-        </w:rPr>
-      </w:pPr>
-    </w:p>
-    <w:p>
-      <w:pPr>
-        <w:pStyle w:val="9"/>
-        <w:bidi w:val="0"/>
-        <w:rPr>
-          <w:rFonts w:hint="default"/>
-          <w:lang w:val="en-US" w:eastAsia="zh-CN"/>
-        </w:rPr>
-      </w:pPr>
-      <w:r>
-        <w:rPr>
-          <w:rFonts w:hint="default"/>
-          <w:lang w:val="en-US" w:eastAsia="zh-CN"/>
-        </w:rPr>
-        <w:t>; 定义数据段，用于存储程序的数据</w:t>
-      </w:r>
-    </w:p>
-    <w:p>
-      <w:pPr>
-        <w:pStyle w:val="9"/>
-        <w:bidi w:val="0"/>
-        <w:rPr>
-          <w:rFonts w:hint="default"/>
-          <w:lang w:val="en-US" w:eastAsia="zh-CN"/>
-        </w:rPr>
-      </w:pPr>
-      <w:r>
-        <w:rPr>
-          <w:rFonts w:hint="default"/>
-          <w:lang w:val="en-US" w:eastAsia="zh-CN"/>
-        </w:rPr>
-        <w:t>DATASEG SEGMENT</w:t>
-      </w:r>
-    </w:p>
-    <w:p>
-      <w:pPr>
-        <w:pStyle w:val="9"/>
-        <w:bidi w:val="0"/>
-        <w:rPr>
-          <w:rFonts w:hint="default"/>
-          <w:lang w:val="en-US" w:eastAsia="zh-CN"/>
-        </w:rPr>
-      </w:pPr>
-      <w:r>
-        <w:rPr>
-          <w:rFonts w:hint="default"/>
-          <w:lang w:val="en-US" w:eastAsia="zh-CN"/>
-        </w:rPr>
-        <w:tab/>
-      </w:r>
-      <w:r>
-        <w:rPr>
-          <w:rFonts w:hint="default"/>
-          <w:lang w:val="en-US" w:eastAsia="zh-CN"/>
-        </w:rPr>
-        <w:t>MSG DB "Hello World$"</w:t>
-      </w:r>
-      <w:r>
-        <w:rPr>
-          <w:rFonts w:hint="default"/>
-          <w:lang w:val="en-US" w:eastAsia="zh-CN"/>
-        </w:rPr>
-        <w:tab/>
-      </w:r>
-      <w:r>
-        <w:rPr>
-          <w:rFonts w:hint="default"/>
-          <w:lang w:val="en-US" w:eastAsia="zh-CN"/>
-        </w:rPr>
-        <w:tab/>
-      </w:r>
-      <w:r>
-        <w:rPr>
-          <w:rFonts w:hint="default"/>
-          <w:lang w:val="en-US" w:eastAsia="zh-CN"/>
-        </w:rPr>
-        <w:t>; 定义字符串，$符号是DOS字符串结束标记</w:t>
-      </w:r>
-    </w:p>
-    <w:p>
-      <w:pPr>
-        <w:pStyle w:val="9"/>
-        <w:bidi w:val="0"/>
-        <w:rPr>
-          <w:rFonts w:hint="default"/>
-          <w:lang w:val="en-US" w:eastAsia="zh-CN"/>
-        </w:rPr>
-      </w:pPr>
-      <w:r>
-        <w:rPr>
-          <w:rFonts w:hint="default"/>
-          <w:lang w:val="en-US" w:eastAsia="zh-CN"/>
-        </w:rPr>
-        <w:t>DATASEG ENDS</w:t>
-      </w:r>
-      <w:r>
-        <w:rPr>
-          <w:rFonts w:hint="default"/>
-          <w:lang w:val="en-US" w:eastAsia="zh-CN"/>
-        </w:rPr>
-        <w:tab/>
-      </w:r>
-      <w:r>
-        <w:rPr>
-          <w:rFonts w:hint="default"/>
-          <w:lang w:val="en-US" w:eastAsia="zh-CN"/>
-        </w:rPr>
-        <w:tab/>
-      </w:r>
-      <w:r>
-        <w:rPr>
-          <w:rFonts w:hint="default"/>
-          <w:lang w:val="en-US" w:eastAsia="zh-CN"/>
-        </w:rPr>
-        <w:tab/>
-      </w:r>
-      <w:r>
-        <w:rPr>
-          <w:rFonts w:hint="default"/>
-          <w:lang w:val="en-US" w:eastAsia="zh-CN"/>
-        </w:rPr>
-        <w:tab/>
-      </w:r>
-      <w:r>
-        <w:rPr>
-          <w:rFonts w:hint="default"/>
-          <w:lang w:val="en-US" w:eastAsia="zh-CN"/>
-        </w:rPr>
-        <w:tab/>
-      </w:r>
-      <w:r>
-        <w:rPr>
-          <w:rFonts w:hint="default"/>
-          <w:lang w:val="en-US" w:eastAsia="zh-CN"/>
-        </w:rPr>
-        <w:t>; 数据段结束</w:t>
-      </w:r>
-    </w:p>
-    <w:p>
-      <w:pPr>
-        <w:pStyle w:val="9"/>
-        <w:bidi w:val="0"/>
-        <w:rPr>
-          <w:rFonts w:hint="default"/>
-          <w:lang w:val="en-US" w:eastAsia="zh-CN"/>
-        </w:rPr>
-      </w:pPr>
-    </w:p>
-    <w:p>
-      <w:pPr>
-        <w:pStyle w:val="9"/>
-        <w:bidi w:val="0"/>
-        <w:rPr>
-          <w:rFonts w:hint="default"/>
-          <w:lang w:val="en-US" w:eastAsia="zh-CN"/>
-        </w:rPr>
-      </w:pPr>
-      <w:r>
-        <w:rPr>
-          <w:rFonts w:hint="default"/>
-          <w:lang w:val="en-US" w:eastAsia="zh-CN"/>
-        </w:rPr>
-        <w:t>; 定义代码段，包含程序的执行代码</w:t>
-      </w:r>
-    </w:p>
-    <w:p>
-      <w:pPr>
-        <w:pStyle w:val="9"/>
-        <w:bidi w:val="0"/>
-        <w:rPr>
-          <w:rFonts w:hint="default"/>
-          <w:lang w:val="en-US" w:eastAsia="zh-CN"/>
-        </w:rPr>
-      </w:pPr>
-      <w:r>
-        <w:rPr>
-          <w:rFonts w:hint="default"/>
-          <w:lang w:val="en-US" w:eastAsia="zh-CN"/>
-        </w:rPr>
-        <w:t>CODESEG SEGMENT</w:t>
-      </w:r>
-    </w:p>
-    <w:p>
-      <w:pPr>
-        <w:pStyle w:val="9"/>
-        <w:bidi w:val="0"/>
-        <w:rPr>
-          <w:rFonts w:hint="default"/>
-          <w:lang w:val="en-US" w:eastAsia="zh-CN"/>
-        </w:rPr>
-      </w:pPr>
-      <w:r>
-        <w:rPr>
-          <w:rFonts w:hint="default"/>
-          <w:lang w:val="en-US" w:eastAsia="zh-CN"/>
-        </w:rPr>
-        <w:tab/>
-      </w:r>
-      <w:r>
-        <w:rPr>
-          <w:rFonts w:hint="default"/>
-          <w:lang w:val="en-US" w:eastAsia="zh-CN"/>
-        </w:rPr>
-        <w:t>ASSUME CS:CODESEG,DS:DATASEG</w:t>
-      </w:r>
-      <w:r>
-        <w:rPr>
-          <w:rFonts w:hint="default"/>
-          <w:lang w:val="en-US" w:eastAsia="zh-CN"/>
-        </w:rPr>
-        <w:tab/>
-      </w:r>
-      <w:r>
-        <w:rPr>
-          <w:rFonts w:hint="default"/>
-          <w:lang w:val="en-US" w:eastAsia="zh-CN"/>
-        </w:rPr>
-        <w:t>; 告诉汇编器CS指向代码段，DS指向数据段</w:t>
-      </w:r>
-    </w:p>
-    <w:p>
-      <w:pPr>
-        <w:pStyle w:val="9"/>
-        <w:bidi w:val="0"/>
-        <w:rPr>
-          <w:rFonts w:hint="default"/>
-          <w:lang w:val="en-US" w:eastAsia="zh-CN"/>
-        </w:rPr>
-      </w:pPr>
-      <w:r>
-        <w:rPr>
-          <w:rFonts w:hint="default"/>
-          <w:lang w:val="en-US" w:eastAsia="zh-CN"/>
-        </w:rPr>
-        <w:t>MAIN PROC FAR</w:t>
-      </w:r>
-      <w:r>
-        <w:rPr>
-          <w:rFonts w:hint="default"/>
-          <w:lang w:val="en-US" w:eastAsia="zh-CN"/>
-        </w:rPr>
-        <w:tab/>
-      </w:r>
-      <w:r>
-        <w:rPr>
-          <w:rFonts w:hint="default"/>
-          <w:lang w:val="en-US" w:eastAsia="zh-CN"/>
-        </w:rPr>
-        <w:tab/>
-      </w:r>
-      <w:r>
-        <w:rPr>
-          <w:rFonts w:hint="default"/>
-          <w:lang w:val="en-US" w:eastAsia="zh-CN"/>
-        </w:rPr>
-        <w:tab/>
-      </w:r>
-      <w:r>
-        <w:rPr>
-          <w:rFonts w:hint="default"/>
-          <w:lang w:val="en-US" w:eastAsia="zh-CN"/>
-        </w:rPr>
-        <w:tab/>
-      </w:r>
-      <w:r>
-        <w:rPr>
-          <w:rFonts w:hint="default"/>
-          <w:lang w:val="en-US" w:eastAsia="zh-CN"/>
-        </w:rPr>
-        <w:t>; 定义主程序，FAR表示远过程调用</w:t>
-      </w:r>
-    </w:p>
-    <w:p>
-      <w:pPr>
-        <w:pStyle w:val="9"/>
-        <w:bidi w:val="0"/>
-        <w:rPr>
-          <w:rFonts w:hint="default"/>
-          <w:lang w:val="en-US" w:eastAsia="zh-CN"/>
-        </w:rPr>
-      </w:pPr>
-      <w:r>
-        <w:rPr>
-          <w:rFonts w:hint="default"/>
-          <w:lang w:val="en-US" w:eastAsia="zh-CN"/>
-        </w:rPr>
-        <w:tab/>
-      </w:r>
-      <w:r>
-        <w:rPr>
-          <w:rFonts w:hint="default"/>
-          <w:lang w:val="en-US" w:eastAsia="zh-CN"/>
-        </w:rPr>
-        <w:t>MOV AX,DATASEG</w:t>
-      </w:r>
-      <w:r>
-        <w:rPr>
-          <w:rFonts w:hint="default"/>
-          <w:lang w:val="en-US" w:eastAsia="zh-CN"/>
-        </w:rPr>
-        <w:tab/>
-      </w:r>
-      <w:r>
-        <w:rPr>
-          <w:rFonts w:hint="default"/>
-          <w:lang w:val="en-US" w:eastAsia="zh-CN"/>
-        </w:rPr>
-        <w:tab/>
-      </w:r>
-      <w:r>
-        <w:rPr>
-          <w:rFonts w:hint="default"/>
-          <w:lang w:val="en-US" w:eastAsia="zh-CN"/>
-        </w:rPr>
-        <w:tab/>
-      </w:r>
-      <w:r>
-        <w:rPr>
-          <w:rFonts w:hint="default"/>
-          <w:lang w:val="en-US" w:eastAsia="zh-CN"/>
-        </w:rPr>
-        <w:t>; 将数据段的段地址加载到AX寄存器</w:t>
-      </w:r>
-    </w:p>
-    <w:p>
-      <w:pPr>
-        <w:pStyle w:val="9"/>
-        <w:bidi w:val="0"/>
-        <w:rPr>
-          <w:rFonts w:hint="default"/>
-          <w:lang w:val="en-US" w:eastAsia="zh-CN"/>
-        </w:rPr>
-      </w:pPr>
-      <w:r>
-        <w:rPr>
-          <w:rFonts w:hint="default"/>
-          <w:lang w:val="en-US" w:eastAsia="zh-CN"/>
-        </w:rPr>
-        <w:tab/>
-      </w:r>
-      <w:r>
-        <w:rPr>
-          <w:rFonts w:hint="default"/>
-          <w:lang w:val="en-US" w:eastAsia="zh-CN"/>
-        </w:rPr>
-        <w:t>MOV DS,AX</w:t>
-      </w:r>
-      <w:r>
-        <w:rPr>
-          <w:rFonts w:hint="default"/>
-          <w:lang w:val="en-US" w:eastAsia="zh-CN"/>
-        </w:rPr>
-        <w:tab/>
-      </w:r>
-      <w:r>
-        <w:rPr>
-          <w:rFonts w:hint="default"/>
-          <w:lang w:val="en-US" w:eastAsia="zh-CN"/>
-        </w:rPr>
-        <w:tab/>
-      </w:r>
-      <w:r>
-        <w:rPr>
-          <w:rFonts w:hint="default"/>
-          <w:lang w:val="en-US" w:eastAsia="zh-CN"/>
-        </w:rPr>
-        <w:tab/>
-      </w:r>
-      <w:r>
-        <w:rPr>
-          <w:rFonts w:hint="default"/>
-          <w:lang w:val="en-US" w:eastAsia="zh-CN"/>
-        </w:rPr>
-        <w:t>; 将AX的值赋给DS寄存器，设置数据段寄存器</w:t>
-      </w:r>
-    </w:p>
-    <w:p>
-      <w:pPr>
-        <w:pStyle w:val="9"/>
-        <w:bidi w:val="0"/>
-        <w:rPr>
-          <w:rFonts w:hint="default"/>
-          <w:lang w:val="en-US" w:eastAsia="zh-CN"/>
-        </w:rPr>
-      </w:pPr>
-      <w:r>
-        <w:rPr>
-          <w:rFonts w:hint="default"/>
-          <w:lang w:val="en-US" w:eastAsia="zh-CN"/>
-        </w:rPr>
-        <w:tab/>
-      </w:r>
-      <w:r>
-        <w:rPr>
-          <w:rFonts w:hint="default"/>
-          <w:lang w:val="en-US" w:eastAsia="zh-CN"/>
-        </w:rPr>
-        <w:t>MOV AH,9</w:t>
-      </w:r>
-      <w:r>
-        <w:rPr>
-          <w:rFonts w:hint="default"/>
-          <w:lang w:val="en-US" w:eastAsia="zh-CN"/>
-        </w:rPr>
-        <w:tab/>
-      </w:r>
-      <w:r>
-        <w:rPr>
-          <w:rFonts w:hint="default"/>
-          <w:lang w:val="en-US" w:eastAsia="zh-CN"/>
-        </w:rPr>
-        <w:tab/>
-      </w:r>
-      <w:r>
-        <w:rPr>
-          <w:rFonts w:hint="default"/>
-          <w:lang w:val="en-US" w:eastAsia="zh-CN"/>
-        </w:rPr>
-        <w:tab/>
-      </w:r>
-      <w:r>
-        <w:rPr>
-          <w:rFonts w:hint="default"/>
-          <w:lang w:val="en-US" w:eastAsia="zh-CN"/>
-        </w:rPr>
-        <w:t>; 设置DOS功能号9(显示字符串)到AH寄存器</w:t>
-      </w:r>
-    </w:p>
-    <w:p>
-      <w:pPr>
-        <w:pStyle w:val="9"/>
-        <w:bidi w:val="0"/>
-        <w:rPr>
-          <w:rFonts w:hint="default"/>
-          <w:lang w:val="en-US" w:eastAsia="zh-CN"/>
-        </w:rPr>
-      </w:pPr>
-      <w:r>
-        <w:rPr>
-          <w:rFonts w:hint="default"/>
-          <w:lang w:val="en-US" w:eastAsia="zh-CN"/>
-        </w:rPr>
-        <w:tab/>
-      </w:r>
-      <w:r>
-        <w:rPr>
-          <w:rFonts w:hint="default"/>
-          <w:lang w:val="en-US" w:eastAsia="zh-CN"/>
-        </w:rPr>
-        <w:t>MOV DX,OFFSET MSG</w:t>
-      </w:r>
-      <w:r>
-        <w:rPr>
-          <w:rFonts w:hint="default"/>
-          <w:lang w:val="en-US" w:eastAsia="zh-CN"/>
-        </w:rPr>
-        <w:tab/>
-      </w:r>
-      <w:r>
-        <w:rPr>
-          <w:rFonts w:hint="default"/>
-          <w:lang w:val="en-US" w:eastAsia="zh-CN"/>
-        </w:rPr>
-        <w:tab/>
-      </w:r>
-      <w:r>
-        <w:rPr>
-          <w:rFonts w:hint="default"/>
-          <w:lang w:val="en-US" w:eastAsia="zh-CN"/>
-        </w:rPr>
-        <w:t>; 将字符串MSG的偏移地址加载到DX寄存器</w:t>
-      </w:r>
-    </w:p>
-    <w:p>
-      <w:pPr>
-        <w:pStyle w:val="9"/>
-        <w:bidi w:val="0"/>
-        <w:rPr>
-          <w:rFonts w:hint="default"/>
-          <w:lang w:val="en-US" w:eastAsia="zh-CN"/>
-        </w:rPr>
-      </w:pPr>
-      <w:r>
-        <w:rPr>
-          <w:rFonts w:hint="default"/>
-          <w:lang w:val="en-US" w:eastAsia="zh-CN"/>
-        </w:rPr>
-        <w:tab/>
-      </w:r>
-      <w:r>
-        <w:rPr>
-          <w:rFonts w:hint="default"/>
-          <w:lang w:val="en-US" w:eastAsia="zh-CN"/>
-        </w:rPr>
-        <w:t>INT 21H</w:t>
-      </w:r>
-      <w:r>
-        <w:rPr>
-          <w:rFonts w:hint="default"/>
-          <w:lang w:val="en-US" w:eastAsia="zh-CN"/>
-        </w:rPr>
-        <w:tab/>
-      </w:r>
-      <w:r>
-        <w:rPr>
-          <w:rFonts w:hint="default"/>
-          <w:lang w:val="en-US" w:eastAsia="zh-CN"/>
-        </w:rPr>
-        <w:tab/>
-      </w:r>
-      <w:r>
-        <w:rPr>
-          <w:rFonts w:hint="default"/>
-          <w:lang w:val="en-US" w:eastAsia="zh-CN"/>
-        </w:rPr>
-        <w:tab/>
-      </w:r>
-      <w:r>
-        <w:rPr>
-          <w:rFonts w:hint="default"/>
-          <w:lang w:val="en-US" w:eastAsia="zh-CN"/>
-        </w:rPr>
-        <w:tab/>
-      </w:r>
-      <w:r>
-        <w:rPr>
-          <w:rFonts w:hint="default"/>
-          <w:lang w:val="en-US" w:eastAsia="zh-CN"/>
-        </w:rPr>
-        <w:t>; 调用DOS中断21H，执行字符串显示功能</w:t>
-      </w:r>
-    </w:p>
-    <w:p>
-      <w:pPr>
-        <w:pStyle w:val="9"/>
-        <w:bidi w:val="0"/>
-        <w:rPr>
-          <w:rFonts w:hint="default"/>
-          <w:lang w:val="en-US" w:eastAsia="zh-CN"/>
-        </w:rPr>
-      </w:pPr>
-      <w:r>
-        <w:rPr>
-          <w:rFonts w:hint="default"/>
-          <w:lang w:val="en-US" w:eastAsia="zh-CN"/>
-        </w:rPr>
-        <w:tab/>
-      </w:r>
-      <w:r>
-        <w:rPr>
-          <w:rFonts w:hint="default"/>
-          <w:lang w:val="en-US" w:eastAsia="zh-CN"/>
-        </w:rPr>
-        <w:t>MOV AX,4C00H</w:t>
-      </w:r>
-      <w:r>
-        <w:rPr>
-          <w:rFonts w:hint="default"/>
-          <w:lang w:val="en-US" w:eastAsia="zh-CN"/>
-        </w:rPr>
-        <w:tab/>
-      </w:r>
-      <w:r>
-        <w:rPr>
-          <w:rFonts w:hint="default"/>
-          <w:lang w:val="en-US" w:eastAsia="zh-CN"/>
-        </w:rPr>
-        <w:tab/>
-      </w:r>
-      <w:r>
-        <w:rPr>
-          <w:rFonts w:hint="default"/>
-          <w:lang w:val="en-US" w:eastAsia="zh-CN"/>
-        </w:rPr>
-        <w:tab/>
-      </w:r>
-      <w:r>
-        <w:rPr>
-          <w:rFonts w:hint="default"/>
-          <w:lang w:val="en-US" w:eastAsia="zh-CN"/>
-        </w:rPr>
-        <w:t>; 设置程序正常结束功能号(4CH)和返回码(00H)</w:t>
-      </w:r>
-    </w:p>
-    <w:p>
-      <w:pPr>
-        <w:pStyle w:val="9"/>
-        <w:bidi w:val="0"/>
-        <w:rPr>
-          <w:rFonts w:hint="default"/>
-          <w:lang w:val="en-US" w:eastAsia="zh-CN"/>
-        </w:rPr>
-      </w:pPr>
-      <w:r>
-        <w:rPr>
-          <w:rFonts w:hint="default"/>
-          <w:lang w:val="en-US" w:eastAsia="zh-CN"/>
-        </w:rPr>
-        <w:tab/>
-      </w:r>
-      <w:r>
-        <w:rPr>
-          <w:rFonts w:hint="default"/>
-          <w:lang w:val="en-US" w:eastAsia="zh-CN"/>
-        </w:rPr>
-        <w:t>INT 21H</w:t>
-      </w:r>
-      <w:r>
-        <w:rPr>
-          <w:rFonts w:hint="default"/>
-          <w:lang w:val="en-US" w:eastAsia="zh-CN"/>
-        </w:rPr>
-        <w:tab/>
-      </w:r>
-      <w:r>
-        <w:rPr>
-          <w:rFonts w:hint="default"/>
-          <w:lang w:val="en-US" w:eastAsia="zh-CN"/>
-        </w:rPr>
-        <w:tab/>
-      </w:r>
-      <w:r>
-        <w:rPr>
-          <w:rFonts w:hint="default"/>
-          <w:lang w:val="en-US" w:eastAsia="zh-CN"/>
-        </w:rPr>
-        <w:tab/>
-      </w:r>
-      <w:r>
-        <w:rPr>
-          <w:rFonts w:hint="default"/>
-          <w:lang w:val="en-US" w:eastAsia="zh-CN"/>
-        </w:rPr>
-        <w:tab/>
-      </w:r>
-      <w:r>
-        <w:rPr>
-          <w:rFonts w:hint="default"/>
-          <w:lang w:val="en-US" w:eastAsia="zh-CN"/>
-        </w:rPr>
-        <w:t>; 调用DOS中断21H，结束程序并返回到DOS</w:t>
-      </w:r>
-    </w:p>
-    <w:p>
-      <w:pPr>
-        <w:pStyle w:val="9"/>
-        <w:bidi w:val="0"/>
-        <w:rPr>
-          <w:rFonts w:hint="default"/>
-          <w:lang w:val="en-US" w:eastAsia="zh-CN"/>
-        </w:rPr>
-      </w:pPr>
-      <w:r>
-        <w:rPr>
-          <w:rFonts w:hint="default"/>
-          <w:lang w:val="en-US" w:eastAsia="zh-CN"/>
-        </w:rPr>
-        <w:t>MAIN ENDP</w:t>
-      </w:r>
-      <w:r>
-        <w:rPr>
-          <w:rFonts w:hint="default"/>
-          <w:lang w:val="en-US" w:eastAsia="zh-CN"/>
-        </w:rPr>
-        <w:tab/>
-      </w:r>
-      <w:r>
-        <w:rPr>
-          <w:rFonts w:hint="default"/>
-          <w:lang w:val="en-US" w:eastAsia="zh-CN"/>
-        </w:rPr>
-        <w:tab/>
-      </w:r>
-      <w:r>
-        <w:rPr>
-          <w:rFonts w:hint="default"/>
-          <w:lang w:val="en-US" w:eastAsia="zh-CN"/>
-        </w:rPr>
-        <w:tab/>
-      </w:r>
-      <w:r>
-        <w:rPr>
-          <w:rFonts w:hint="default"/>
-          <w:lang w:val="en-US" w:eastAsia="zh-CN"/>
-        </w:rPr>
-        <w:tab/>
-      </w:r>
-      <w:r>
-        <w:rPr>
-          <w:rFonts w:hint="default"/>
-          <w:lang w:val="en-US" w:eastAsia="zh-CN"/>
-        </w:rPr>
-        <w:t>; 主程序结束</w:t>
-      </w:r>
-    </w:p>
-    <w:p>
-      <w:pPr>
-        <w:pStyle w:val="9"/>
-        <w:bidi w:val="0"/>
-        <w:rPr>
-          <w:rFonts w:hint="default"/>
-          <w:lang w:val="en-US" w:eastAsia="zh-CN"/>
-        </w:rPr>
-      </w:pPr>
-      <w:r>
-        <w:rPr>
-          <w:rFonts w:hint="default"/>
-          <w:lang w:val="en-US" w:eastAsia="zh-CN"/>
-        </w:rPr>
-        <w:t>CODESEG ENDS</w:t>
-      </w:r>
-      <w:r>
-        <w:rPr>
-          <w:rFonts w:hint="default"/>
-          <w:lang w:val="en-US" w:eastAsia="zh-CN"/>
-        </w:rPr>
-        <w:tab/>
-      </w:r>
-      <w:r>
-        <w:rPr>
-          <w:rFonts w:hint="default"/>
-          <w:lang w:val="en-US" w:eastAsia="zh-CN"/>
-        </w:rPr>
-        <w:tab/>
-      </w:r>
-      <w:r>
-        <w:rPr>
-          <w:rFonts w:hint="default"/>
-          <w:lang w:val="en-US" w:eastAsia="zh-CN"/>
-        </w:rPr>
-        <w:tab/>
-      </w:r>
-      <w:r>
-        <w:rPr>
-          <w:rFonts w:hint="default"/>
-          <w:lang w:val="en-US" w:eastAsia="zh-CN"/>
-        </w:rPr>
-        <w:tab/>
-      </w:r>
-      <w:r>
-        <w:rPr>
-          <w:rFonts w:hint="default"/>
-          <w:lang w:val="en-US" w:eastAsia="zh-CN"/>
-        </w:rPr>
-        <w:t>; 代码段结束</w:t>
-      </w:r>
-    </w:p>
-    <w:p>
-      <w:pPr>
-        <w:pStyle w:val="9"/>
-        <w:bidi w:val="0"/>
-        <w:rPr>
-          <w:rFonts w:hint="default"/>
-          <w:lang w:val="en-US" w:eastAsia="zh-CN"/>
-        </w:rPr>
-      </w:pPr>
-      <w:r>
-        <w:rPr>
-          <w:rFonts w:hint="default"/>
-          <w:lang w:val="en-US" w:eastAsia="zh-CN"/>
-        </w:rPr>
-        <w:t>END MAIN</w:t>
-      </w:r>
-      <w:r>
-        <w:rPr>
-          <w:rFonts w:hint="default"/>
-          <w:lang w:val="en-US" w:eastAsia="zh-CN"/>
-        </w:rPr>
-        <w:tab/>
-      </w:r>
-      <w:r>
-        <w:rPr>
-          <w:rFonts w:hint="default"/>
-          <w:lang w:val="en-US" w:eastAsia="zh-CN"/>
-        </w:rPr>
-        <w:tab/>
-      </w:r>
-      <w:r>
-        <w:rPr>
-          <w:rFonts w:hint="default"/>
-          <w:lang w:val="en-US" w:eastAsia="zh-CN"/>
-        </w:rPr>
-        <w:tab/>
-      </w:r>
-      <w:r>
-        <w:rPr>
-          <w:rFonts w:hint="default"/>
-          <w:lang w:val="en-US" w:eastAsia="zh-CN"/>
-        </w:rPr>
-        <w:t>; 程序结束，指定程序入口点为MAIN</w:t>
-      </w:r>
-    </w:p>
-    <w:p>
-      <w:pPr>
-        <w:pStyle w:val="9"/>
-        <w:bidi w:val="0"/>
-        <w:rPr>
-          <w:rFonts w:hint="default"/>
-          <w:lang w:val="en-US" w:eastAsia="zh-CN"/>
-        </w:rPr>
-      </w:pPr>
-    </w:p>
-    <w:p>
-      <w:pPr>
-        <w:pStyle w:val="9"/>
-        <w:bidi w:val="0"/>
-        <w:rPr>
-          <w:rFonts w:hint="default"/>
-          <w:lang w:val="en-US" w:eastAsia="zh-CN"/>
-        </w:rPr>
-      </w:pPr>
-      <w:r>
-        <w:rPr>
-          <w:rFonts w:hint="default"/>
-          <w:lang w:val="en-US" w:eastAsia="zh-CN"/>
-        </w:rPr>
-        <w:t>主要功能说明：</w:t>
-      </w:r>
-    </w:p>
-    <w:p>
-      <w:pPr>
-        <w:pStyle w:val="9"/>
-        <w:bidi w:val="0"/>
-        <w:rPr>
-          <w:rFonts w:hint="default"/>
-          <w:lang w:val="en-US" w:eastAsia="zh-CN"/>
-        </w:rPr>
-      </w:pPr>
-      <w:r>
-        <w:rPr>
-          <w:rFonts w:hint="default"/>
-          <w:lang w:val="en-US" w:eastAsia="zh-CN"/>
-        </w:rPr>
-        <w:t>设置数据段寄存器，使程序能够访问数据段中的字符串</w:t>
-      </w:r>
-    </w:p>
-    <w:p>
-      <w:pPr>
-        <w:pStyle w:val="9"/>
-        <w:bidi w:val="0"/>
-        <w:rPr>
-          <w:rFonts w:hint="default"/>
-          <w:lang w:val="en-US" w:eastAsia="zh-CN"/>
-        </w:rPr>
-      </w:pPr>
-      <w:r>
-        <w:rPr>
-          <w:rFonts w:hint="default"/>
-          <w:lang w:val="en-US" w:eastAsia="zh-CN"/>
-        </w:rPr>
-        <w:t>使用DOS中断21H的功能号9来显示字符串</w:t>
-      </w:r>
-    </w:p>
-    <w:p>
-      <w:pPr>
-        <w:pStyle w:val="9"/>
-        <w:bidi w:val="0"/>
-        <w:rPr>
-          <w:rFonts w:hint="default"/>
-          <w:lang w:val="en-US" w:eastAsia="zh-CN"/>
-        </w:rPr>
-      </w:pPr>
-      <w:r>
-        <w:rPr>
-          <w:rFonts w:hint="default"/>
-          <w:lang w:val="en-US" w:eastAsia="zh-CN"/>
-        </w:rPr>
-        <w:t>使用DOS中断21H的功能号4CH来正常结束程序</w:t>
-      </w:r>
-    </w:p>
-    <w:p>
-      <w:pPr>
-        <w:pStyle w:val="9"/>
-        <w:bidi w:val="0"/>
-        <w:rPr>
-          <w:rFonts w:hint="default"/>
-          <w:lang w:val="en-US" w:eastAsia="zh-CN"/>
-        </w:rPr>
-      </w:pPr>
-    </w:p>
-    <w:p>
-      <w:pPr>
-        <w:rPr>
-          <w:rFonts w:hint="default"/>
-          <w:lang w:val="en-US" w:eastAsia="zh-CN"/>
-        </w:rPr>
-      </w:pPr>
-      <w:r>
-        <w:rPr>
-          <w:rFonts w:hint="default"/>
-          <w:lang w:val="en-US" w:eastAsia="zh-CN"/>
-        </w:rPr>
-        <w:br w:type="page"/>
-      </w:r>
-    </w:p>
-    <w:p>
-      <w:pPr>
-        <w:pStyle w:val="3"/>
-        <w:bidi w:val="0"/>
-        <w:rPr>
-          <w:rFonts w:hint="eastAsia"/>
-          <w:lang w:val="en-US" w:eastAsia="zh-CN"/>
-        </w:rPr>
-      </w:pPr>
-      <w:r>
-        <w:rPr>
-          <w:rFonts w:hint="eastAsia"/>
-          <w:lang w:val="en-US" w:eastAsia="zh-CN"/>
-        </w:rPr>
-        <w:t>寄存器相关知识</w:t>
-      </w:r>
-    </w:p>
-    <w:p>
-      <w:pPr>
-        <w:ind w:firstLine="420" w:firstLineChars="0"/>
-        <w:rPr>
-          <w:rFonts w:hint="default"/>
-          <w:lang w:val="en-US" w:eastAsia="zh-CN"/>
-        </w:rPr>
-      </w:pPr>
-      <w:r>
-        <w:rPr>
-          <w:rFonts w:hint="default"/>
-          <w:lang w:val="en-US" w:eastAsia="zh-CN"/>
-        </w:rPr>
-        <w:t xml:space="preserve">8086 共 14 个 16 位的寄存器：AX、BX、CX、DX、SI、DI、SP、BP、IP、CS、SS、DS、ES、PSW，其中 AX、BX、CX、DX 四个寄存器既可当作一个 16 位的寄存器使用，也可当作 2 个 8 位的寄存器使用（分别为 AH 和 AL，BH 和 BL，CH 和 CL，DH 和 DL）。对部分寄存器解释如下： </w:t>
-      </w:r>
-    </w:p>
-    <w:p>
-      <w:pPr>
-        <w:ind w:firstLine="420" w:firstLineChars="0"/>
-        <w:rPr>
-          <w:rFonts w:hint="default"/>
-          <w:lang w:val="en-US" w:eastAsia="zh-CN"/>
-        </w:rPr>
-      </w:pPr>
-    </w:p>
-    <w:p>
-      <w:pPr>
-        <w:rPr>
-          <w:rFonts w:hint="default"/>
-          <w:b/>
-          <w:bCs/>
-          <w:lang w:val="en-US" w:eastAsia="zh-CN"/>
-        </w:rPr>
-      </w:pPr>
-      <w:r>
-        <w:rPr>
-          <w:rFonts w:hint="default"/>
-          <w:b/>
-          <w:bCs/>
-          <w:lang w:val="en-US" w:eastAsia="zh-CN"/>
-        </w:rPr>
-        <w:t xml:space="preserve"> 通用寄存器： </w:t>
-      </w:r>
-    </w:p>
-    <w:p>
-      <w:pPr>
-        <w:ind w:firstLine="420" w:firstLineChars="0"/>
-        <w:rPr>
-          <w:rFonts w:hint="default"/>
-          <w:lang w:val="en-US" w:eastAsia="zh-CN"/>
-        </w:rPr>
-      </w:pPr>
-      <w:r>
-        <w:rPr>
-          <w:rFonts w:hint="default"/>
-          <w:lang w:val="en-US" w:eastAsia="zh-CN"/>
-        </w:rPr>
-        <w:t xml:space="preserve">AX：累加器(Accumulator)，作为算术运算的主要寄存器，在乘、除法等指令中用来存放操作数，另外在端口操作指令 I/O 中，只能使用 AX 或 AL 来与外部设备传送信息。 </w:t>
-      </w:r>
-    </w:p>
-    <w:p>
-      <w:pPr>
-        <w:ind w:firstLine="420" w:firstLineChars="0"/>
-        <w:rPr>
-          <w:rFonts w:hint="default"/>
-          <w:lang w:val="en-US" w:eastAsia="zh-CN"/>
-        </w:rPr>
-      </w:pPr>
-      <w:r>
-        <w:rPr>
-          <w:rFonts w:hint="default"/>
-          <w:lang w:val="en-US" w:eastAsia="zh-CN"/>
-        </w:rPr>
-        <w:t xml:space="preserve">BX：基址寄存器（Base），常用来表示一块缓冲区(Buffer)的起始地址。 </w:t>
-      </w:r>
-    </w:p>
-    <w:p>
-      <w:pPr>
-        <w:ind w:firstLine="420" w:firstLineChars="0"/>
-        <w:rPr>
-          <w:rFonts w:hint="default"/>
-          <w:lang w:val="en-US" w:eastAsia="zh-CN"/>
-        </w:rPr>
-      </w:pPr>
-      <w:r>
-        <w:rPr>
-          <w:rFonts w:hint="default"/>
-          <w:lang w:val="en-US" w:eastAsia="zh-CN"/>
-        </w:rPr>
-        <w:t xml:space="preserve">CX：记数寄存器（Counter），若用在移位指令、串处理指令和循环指令（LOOP）中，用来表示循环次数。 </w:t>
-      </w:r>
-    </w:p>
-    <w:p>
-      <w:pPr>
-        <w:ind w:firstLine="420" w:firstLineChars="0"/>
-        <w:rPr>
-          <w:rFonts w:hint="default"/>
-          <w:lang w:val="en-US" w:eastAsia="zh-CN"/>
-        </w:rPr>
-      </w:pPr>
-      <w:r>
-        <w:rPr>
-          <w:rFonts w:hint="default"/>
-          <w:lang w:val="en-US" w:eastAsia="zh-CN"/>
-        </w:rPr>
-        <w:t xml:space="preserve">DX：数据寄存器(Data)，在双字乘、除法等指令中用来存放高位字，另外在端口操作指令I/O 中，对于端口号大于 255 的端口操作，使用 DX 来存放端口地址。 </w:t>
-      </w:r>
-    </w:p>
-    <w:p>
-      <w:pPr>
-        <w:ind w:firstLine="420" w:firstLineChars="0"/>
-        <w:rPr>
-          <w:rFonts w:hint="default"/>
-          <w:lang w:val="en-US" w:eastAsia="zh-CN"/>
-        </w:rPr>
-      </w:pPr>
-      <w:r>
-        <w:rPr>
-          <w:rFonts w:hint="default"/>
-          <w:lang w:val="en-US" w:eastAsia="zh-CN"/>
-        </w:rPr>
-        <w:t xml:space="preserve">SP：栈顶指针寄存器（Stack Pointer）。用来指示当前栈顶位置（即 SS:SP）。 </w:t>
-      </w:r>
-    </w:p>
-    <w:p>
-      <w:pPr>
-        <w:ind w:firstLine="420" w:firstLineChars="0"/>
-        <w:rPr>
-          <w:rFonts w:hint="default"/>
-          <w:lang w:val="en-US" w:eastAsia="zh-CN"/>
-        </w:rPr>
-      </w:pPr>
-      <w:r>
-        <w:rPr>
-          <w:rFonts w:hint="default"/>
-          <w:lang w:val="en-US" w:eastAsia="zh-CN"/>
-        </w:rPr>
-        <w:t xml:space="preserve">BP：基址指针寄存器(Base Pointer)，常用来对堆栈中的数据进行寻址（栈段中的某个数据的偏移量，即 SS:BP）。而 SP 用来指示栈段的栈顶的位置（一个栈只有一个栈顶）。 </w:t>
-      </w:r>
-    </w:p>
-    <w:p>
-      <w:pPr>
-        <w:ind w:firstLine="420" w:firstLineChars="0"/>
-        <w:rPr>
-          <w:rFonts w:hint="default"/>
-          <w:lang w:val="en-US" w:eastAsia="zh-CN"/>
-        </w:rPr>
-      </w:pPr>
-      <w:r>
-        <w:rPr>
-          <w:rFonts w:hint="default"/>
-          <w:lang w:val="en-US" w:eastAsia="zh-CN"/>
-        </w:rPr>
-        <w:t xml:space="preserve">SI：源变址寄存器(Source Index)，在字符串处理指令（如 MOVSB）中，用来表示预移动的源串的偏移地址（即 DS:SI）。 </w:t>
-      </w:r>
-    </w:p>
-    <w:p>
-      <w:pPr>
-        <w:ind w:firstLine="420" w:firstLineChars="0"/>
-        <w:rPr>
-          <w:rFonts w:hint="default"/>
-          <w:lang w:val="en-US" w:eastAsia="zh-CN"/>
-        </w:rPr>
-      </w:pPr>
-      <w:r>
-        <w:rPr>
-          <w:rFonts w:hint="default"/>
-          <w:lang w:val="en-US" w:eastAsia="zh-CN"/>
-        </w:rPr>
-        <w:t xml:space="preserve">DI：目地变址寄存器(Destination Index)，在字符串处理指令（如 MOVSB）中，用来表示所移动的串的目标偏移地址（即 ES:DI）。在很多编译器中，SI 和 DI 常用来存放 C 语言中的寄存器变量。 </w:t>
-      </w:r>
-    </w:p>
-    <w:p>
-      <w:pPr>
-        <w:ind w:firstLine="420" w:firstLineChars="0"/>
-        <w:rPr>
-          <w:rFonts w:hint="default"/>
-          <w:lang w:val="en-US" w:eastAsia="zh-CN"/>
-        </w:rPr>
-      </w:pPr>
-      <w:r>
-        <w:rPr>
-          <w:rFonts w:hint="default"/>
-          <w:lang w:val="en-US" w:eastAsia="zh-CN"/>
-        </w:rPr>
-        <w:t xml:space="preserve">注：在串操作指令中 SI，DI 内容可根据标志寄存器的 DF 位自动进行递减或递加操作。所以称SI，DI 为变址寄存器。 DF=0 每次 SI，DI 递增 1，DF=1 每次 SI，DI 递减 1。 </w:t>
-      </w:r>
-    </w:p>
-    <w:p>
-      <w:pPr>
-        <w:ind w:firstLine="420" w:firstLineChars="0"/>
-        <w:rPr>
-          <w:rFonts w:hint="default"/>
-          <w:b/>
-          <w:bCs/>
-          <w:lang w:val="en-US" w:eastAsia="zh-CN"/>
-        </w:rPr>
-      </w:pPr>
-    </w:p>
-    <w:p>
-      <w:pPr>
-        <w:ind w:firstLine="420" w:firstLineChars="0"/>
-        <w:rPr>
-          <w:rFonts w:hint="default"/>
-          <w:b/>
-          <w:bCs/>
-          <w:lang w:val="en-US" w:eastAsia="zh-CN"/>
-        </w:rPr>
-      </w:pPr>
-      <w:r>
-        <w:rPr>
-          <w:rFonts w:hint="default"/>
-          <w:b/>
-          <w:bCs/>
-          <w:lang w:val="en-US" w:eastAsia="zh-CN"/>
-        </w:rPr>
-        <w:t xml:space="preserve">控制寄存器（专用寄存器）： </w:t>
-      </w:r>
-    </w:p>
-    <w:p>
-      <w:pPr>
-        <w:ind w:firstLine="420" w:firstLineChars="0"/>
-        <w:rPr>
-          <w:rFonts w:hint="default"/>
-          <w:lang w:val="en-US" w:eastAsia="zh-CN"/>
-        </w:rPr>
-      </w:pPr>
-      <w:r>
-        <w:rPr>
-          <w:rFonts w:hint="default"/>
-          <w:lang w:val="en-US" w:eastAsia="zh-CN"/>
-        </w:rPr>
-        <w:t xml:space="preserve">IP：指令指针寄存器（Instruction Pointer），代码段偏移地址，用来指向下一条将被执行的指令的首地址（即 CS:IP）。 </w:t>
-      </w:r>
-    </w:p>
-    <w:p>
-      <w:pPr>
-        <w:ind w:firstLine="420" w:firstLineChars="0"/>
-        <w:rPr>
-          <w:rFonts w:hint="default"/>
-          <w:lang w:val="en-US" w:eastAsia="zh-CN"/>
-        </w:rPr>
-      </w:pPr>
-      <w:r>
-        <w:rPr>
-          <w:rFonts w:hint="default"/>
-          <w:lang w:val="en-US" w:eastAsia="zh-CN"/>
-        </w:rPr>
-        <w:t>FLAG：标志寄存器，或称程序状态寄存器 PSW（Program Status Word）。其中的某些标志位反映指令运算结果的状态，某些标志位控制着指令的执行，某些标志位控制着系统的运行状况等。</w:t>
-      </w:r>
-    </w:p>
-    <w:p>
-      <w:pPr>
-        <w:keepNext w:val="0"/>
-        <w:keepLines w:val="0"/>
-        <w:widowControl/>
-        <w:suppressLineNumbers w:val="0"/>
-        <w:ind w:firstLine="420" w:firstLineChars="0"/>
-        <w:jc w:val="left"/>
-      </w:pPr>
-      <w:r>
-        <w:rPr>
-          <w:rFonts w:hint="eastAsia" w:ascii="宋体" w:hAnsi="宋体" w:eastAsia="宋体" w:cs="宋体"/>
-          <w:color w:val="000000"/>
-          <w:kern w:val="0"/>
-          <w:sz w:val="21"/>
-          <w:szCs w:val="21"/>
-          <w:lang w:val="en-US" w:eastAsia="zh-CN" w:bidi="ar"/>
-        </w:rPr>
-        <w:t xml:space="preserve">不是所有的指令执行都影响标志位，如算术运算指令（如 ADD 等）和逻辑运算指令（如 </w:t>
-      </w:r>
     </w:p>
     <w:p>
       <w:pPr>
@@ -3574,26 +559,12 @@
         <w:widowControl/>
         <w:suppressLineNumbers w:val="0"/>
         <w:jc w:val="left"/>
-      </w:pPr>
-      <w:r>
-        <w:rPr>
-          <w:rFonts w:hint="eastAsia" w:ascii="宋体" w:hAnsi="宋体" w:eastAsia="宋体" w:cs="宋体"/>
-          <w:color w:val="000000"/>
-          <w:kern w:val="0"/>
-          <w:sz w:val="21"/>
-          <w:szCs w:val="21"/>
-          <w:lang w:val="en-US" w:eastAsia="zh-CN" w:bidi="ar"/>
-        </w:rPr>
-        <w:t xml:space="preserve">AND）才可能改变 FLAG 中某些标志位的值（这些指令会自动修改 FLAG 中的某些标志位）。当然也可用某些指令（台 CLC、STC 等）强行修改 FLAG 中的某些标志位的值。 </w:t>
-      </w:r>
-    </w:p>
-    <w:p>
-      <w:pPr>
-        <w:keepNext w:val="0"/>
-        <w:keepLines w:val="0"/>
-        <w:widowControl/>
-        <w:suppressLineNumbers w:val="0"/>
-        <w:jc w:val="left"/>
+        <w:rPr>
+          <w:b/>
+          <w:bCs/>
+        </w:rPr>
+      </w:pPr>
+      <w:r>
         <w:rPr>
           <w:rFonts w:hint="eastAsia" w:ascii="宋体" w:hAnsi="宋体" w:eastAsia="宋体" w:cs="宋体"/>
           <w:b/>
@@ -3604,21 +575,8 @@
           <w:szCs w:val="21"/>
           <w:lang w:val="en-US" w:eastAsia="zh-CN" w:bidi="ar"/>
         </w:rPr>
-      </w:pPr>
-    </w:p>
-    <w:p>
-      <w:pPr>
-        <w:keepNext w:val="0"/>
-        <w:keepLines w:val="0"/>
-        <w:widowControl/>
-        <w:suppressLineNumbers w:val="0"/>
-        <w:ind w:firstLine="420" w:firstLineChars="0"/>
-        <w:jc w:val="left"/>
-        <w:rPr>
-          <w:b/>
-          <w:bCs/>
-        </w:rPr>
-      </w:pPr>
+        <w:t xml:space="preserve">2.-e address [list] </w:t>
+      </w:r>
       <w:r>
         <w:rPr>
           <w:rFonts w:hint="eastAsia" w:ascii="宋体" w:hAnsi="宋体" w:eastAsia="宋体" w:cs="宋体"/>
@@ -3630,7 +588,7 @@
           <w:szCs w:val="21"/>
           <w:lang w:val="en-US" w:eastAsia="zh-CN" w:bidi="ar"/>
         </w:rPr>
-        <w:t xml:space="preserve">段寄存器：8086 CPU 的内存分段。 </w:t>
+        <w:t>修改存储单元内容</w:t>
       </w:r>
     </w:p>
     <w:p>
@@ -3639,8 +597,331 @@
         <w:keepLines w:val="0"/>
         <w:widowControl/>
         <w:suppressLineNumbers w:val="0"/>
-        <w:ind w:firstLine="420" w:firstLineChars="0"/>
         <w:jc w:val="left"/>
+      </w:pPr>
+      <w:r>
+        <w:rPr>
+          <w:rFonts w:hint="eastAsia" w:ascii="宋体" w:hAnsi="宋体" w:eastAsia="宋体" w:cs="宋体"/>
+          <w:color w:val="000000"/>
+          <w:kern w:val="0"/>
+          <w:sz w:val="21"/>
+          <w:szCs w:val="21"/>
+          <w:lang w:val="en-US" w:eastAsia="zh-CN" w:bidi="ar"/>
+        </w:rPr>
+        <w:t xml:space="preserve">输入命令 E(ENTER)，有两种格式如下： </w:t>
+      </w:r>
+    </w:p>
+    <w:p>
+      <w:pPr>
+        <w:keepNext w:val="0"/>
+        <w:keepLines w:val="0"/>
+        <w:widowControl/>
+        <w:suppressLineNumbers w:val="0"/>
+        <w:jc w:val="left"/>
+      </w:pPr>
+      <w:r>
+        <w:rPr>
+          <w:rFonts w:hint="eastAsia" w:ascii="宋体" w:hAnsi="宋体" w:eastAsia="宋体" w:cs="宋体"/>
+          <w:color w:val="000000"/>
+          <w:kern w:val="0"/>
+          <w:sz w:val="21"/>
+          <w:szCs w:val="21"/>
+          <w:lang w:val="en-US" w:eastAsia="zh-CN" w:bidi="ar"/>
+        </w:rPr>
+        <w:t xml:space="preserve">第一种格式可以用给定的内容表来替代指定范围的存储单元内容。命令格式为： </w:t>
+      </w:r>
+    </w:p>
+    <w:p>
+      <w:pPr>
+        <w:keepNext w:val="0"/>
+        <w:keepLines w:val="0"/>
+        <w:widowControl/>
+        <w:suppressLineNumbers w:val="0"/>
+        <w:jc w:val="left"/>
+      </w:pPr>
+      <w:r>
+        <w:rPr>
+          <w:rFonts w:hint="eastAsia" w:ascii="宋体" w:hAnsi="宋体" w:eastAsia="宋体" w:cs="宋体"/>
+          <w:color w:val="000000"/>
+          <w:kern w:val="0"/>
+          <w:sz w:val="21"/>
+          <w:szCs w:val="21"/>
+          <w:lang w:val="en-US" w:eastAsia="zh-CN" w:bidi="ar"/>
+        </w:rPr>
+        <w:t>例如，-E DS:100 F3</w:t>
+      </w:r>
+      <w:r>
+        <w:rPr>
+          <w:rFonts w:hint="eastAsia" w:ascii="宋体" w:hAnsi="宋体" w:eastAsia="宋体" w:cs="宋体"/>
+          <w:color w:val="FF0000"/>
+          <w:kern w:val="0"/>
+          <w:sz w:val="21"/>
+          <w:szCs w:val="21"/>
+          <w:lang w:val="en-US" w:eastAsia="zh-CN" w:bidi="ar"/>
+        </w:rPr>
+        <w:t>’</w:t>
+      </w:r>
+      <w:r>
+        <w:rPr>
+          <w:rFonts w:hint="eastAsia" w:ascii="宋体" w:hAnsi="宋体" w:eastAsia="宋体" w:cs="宋体"/>
+          <w:color w:val="000000"/>
+          <w:kern w:val="0"/>
+          <w:sz w:val="21"/>
+          <w:szCs w:val="21"/>
+          <w:lang w:val="en-US" w:eastAsia="zh-CN" w:bidi="ar"/>
+        </w:rPr>
+        <w:t>XYZ</w:t>
+      </w:r>
+      <w:r>
+        <w:rPr>
+          <w:rFonts w:hint="eastAsia" w:ascii="宋体" w:hAnsi="宋体" w:eastAsia="宋体" w:cs="宋体"/>
+          <w:color w:val="FF0000"/>
+          <w:kern w:val="0"/>
+          <w:sz w:val="21"/>
+          <w:szCs w:val="21"/>
+          <w:lang w:val="en-US" w:eastAsia="zh-CN" w:bidi="ar"/>
+        </w:rPr>
+        <w:t>’</w:t>
+      </w:r>
+      <w:r>
+        <w:rPr>
+          <w:rFonts w:hint="eastAsia" w:ascii="宋体" w:hAnsi="宋体" w:eastAsia="宋体" w:cs="宋体"/>
+          <w:color w:val="000000"/>
+          <w:kern w:val="0"/>
+          <w:sz w:val="21"/>
+          <w:szCs w:val="21"/>
+          <w:lang w:val="en-US" w:eastAsia="zh-CN" w:bidi="ar"/>
+        </w:rPr>
+        <w:t xml:space="preserve">8D </w:t>
+      </w:r>
+    </w:p>
+    <w:p>
+      <w:pPr>
+        <w:keepNext w:val="0"/>
+        <w:keepLines w:val="0"/>
+        <w:widowControl/>
+        <w:suppressLineNumbers w:val="0"/>
+        <w:jc w:val="left"/>
+      </w:pPr>
+      <w:r>
+        <w:rPr>
+          <w:rFonts w:hint="eastAsia" w:ascii="宋体" w:hAnsi="宋体" w:eastAsia="宋体" w:cs="宋体"/>
+          <w:color w:val="000000"/>
+          <w:kern w:val="0"/>
+          <w:sz w:val="21"/>
+          <w:szCs w:val="21"/>
+          <w:lang w:val="en-US" w:eastAsia="zh-CN" w:bidi="ar"/>
+        </w:rPr>
+        <w:t xml:space="preserve">其中 F3，X，Y，Z,8d 和各占一个字节，该命令可以用这五个字节来替代存储单元 DS：0100 到0104 的原先的内容。 </w:t>
+      </w:r>
+    </w:p>
+    <w:p>
+      <w:pPr>
+        <w:keepNext w:val="0"/>
+        <w:keepLines w:val="0"/>
+        <w:widowControl/>
+        <w:suppressLineNumbers w:val="0"/>
+        <w:jc w:val="left"/>
+      </w:pPr>
+      <w:r>
+        <w:rPr>
+          <w:rFonts w:hint="eastAsia" w:ascii="宋体" w:hAnsi="宋体" w:eastAsia="宋体" w:cs="宋体"/>
+          <w:color w:val="000000"/>
+          <w:kern w:val="0"/>
+          <w:sz w:val="21"/>
+          <w:szCs w:val="21"/>
+          <w:lang w:val="en-US" w:eastAsia="zh-CN" w:bidi="ar"/>
+        </w:rPr>
+        <w:t xml:space="preserve">第二种格式则是采用逐个单元相继修改的方法。命令格式为： </w:t>
+      </w:r>
+    </w:p>
+    <w:p>
+      <w:pPr>
+        <w:keepNext w:val="0"/>
+        <w:keepLines w:val="0"/>
+        <w:widowControl/>
+        <w:suppressLineNumbers w:val="0"/>
+        <w:jc w:val="left"/>
+      </w:pPr>
+      <w:r>
+        <w:rPr>
+          <w:rFonts w:hint="eastAsia" w:ascii="宋体" w:hAnsi="宋体" w:eastAsia="宋体" w:cs="宋体"/>
+          <w:color w:val="000000"/>
+          <w:kern w:val="0"/>
+          <w:sz w:val="21"/>
+          <w:szCs w:val="21"/>
+          <w:lang w:val="en-US" w:eastAsia="zh-CN" w:bidi="ar"/>
+        </w:rPr>
+        <w:t xml:space="preserve">-E address </w:t>
+      </w:r>
+    </w:p>
+    <w:p>
+      <w:pPr>
+        <w:keepNext w:val="0"/>
+        <w:keepLines w:val="0"/>
+        <w:widowControl/>
+        <w:suppressLineNumbers w:val="0"/>
+        <w:jc w:val="left"/>
+      </w:pPr>
+      <w:r>
+        <w:rPr>
+          <w:rFonts w:hint="eastAsia" w:ascii="宋体" w:hAnsi="宋体" w:eastAsia="宋体" w:cs="宋体"/>
+          <w:color w:val="000000"/>
+          <w:kern w:val="0"/>
+          <w:sz w:val="21"/>
+          <w:szCs w:val="21"/>
+          <w:lang w:val="en-US" w:eastAsia="zh-CN" w:bidi="ar"/>
+        </w:rPr>
+        <w:t xml:space="preserve">例如，-E DS：100 </w:t>
+      </w:r>
+    </w:p>
+    <w:p>
+      <w:pPr>
+        <w:keepNext w:val="0"/>
+        <w:keepLines w:val="0"/>
+        <w:widowControl/>
+        <w:suppressLineNumbers w:val="0"/>
+        <w:jc w:val="left"/>
+      </w:pPr>
+      <w:r>
+        <w:rPr>
+          <w:rFonts w:hint="eastAsia" w:ascii="宋体" w:hAnsi="宋体" w:eastAsia="宋体" w:cs="宋体"/>
+          <w:color w:val="000000"/>
+          <w:kern w:val="0"/>
+          <w:sz w:val="21"/>
+          <w:szCs w:val="21"/>
+          <w:lang w:val="en-US" w:eastAsia="zh-CN" w:bidi="ar"/>
+        </w:rPr>
+        <w:t xml:space="preserve">则可能显示为： </w:t>
+      </w:r>
+    </w:p>
+    <w:p>
+      <w:pPr>
+        <w:keepNext w:val="0"/>
+        <w:keepLines w:val="0"/>
+        <w:widowControl/>
+        <w:suppressLineNumbers w:val="0"/>
+        <w:jc w:val="left"/>
+      </w:pPr>
+      <w:r>
+        <w:rPr>
+          <w:rFonts w:hint="eastAsia" w:ascii="宋体" w:hAnsi="宋体" w:eastAsia="宋体" w:cs="宋体"/>
+          <w:color w:val="000000"/>
+          <w:kern w:val="0"/>
+          <w:sz w:val="21"/>
+          <w:szCs w:val="21"/>
+          <w:lang w:val="en-US" w:eastAsia="zh-CN" w:bidi="ar"/>
+        </w:rPr>
+        <w:t>18E4：0100 89.-</w:t>
+      </w:r>
+      <w:r>
+        <w:rPr>
+          <w:rFonts w:hint="default" w:ascii="Times New Roman" w:hAnsi="Times New Roman" w:eastAsia="宋体" w:cs="Times New Roman"/>
+          <w:color w:val="000000"/>
+          <w:kern w:val="0"/>
+          <w:sz w:val="18"/>
+          <w:szCs w:val="18"/>
+          <w:lang w:val="en-US" w:eastAsia="zh-CN" w:bidi="ar"/>
+        </w:rPr>
+        <w:t xml:space="preserve">103 </w:t>
+      </w:r>
+    </w:p>
+    <w:p>
+      <w:pPr>
+        <w:keepNext w:val="0"/>
+        <w:keepLines w:val="0"/>
+        <w:widowControl/>
+        <w:suppressLineNumbers w:val="0"/>
+        <w:jc w:val="left"/>
+      </w:pPr>
+      <w:r>
+        <w:rPr>
+          <w:rFonts w:hint="eastAsia" w:ascii="宋体" w:hAnsi="宋体" w:eastAsia="宋体" w:cs="宋体"/>
+          <w:color w:val="000000"/>
+          <w:kern w:val="0"/>
+          <w:sz w:val="21"/>
+          <w:szCs w:val="21"/>
+          <w:lang w:val="en-US" w:eastAsia="zh-CN" w:bidi="ar"/>
+        </w:rPr>
+        <w:t xml:space="preserve">如果需要把该单元的内容修改为 78，则用户可以直接键入 78，再按"空格"键可接着显示下一个单元的内容，如下： </w:t>
+      </w:r>
+    </w:p>
+    <w:p>
+      <w:pPr>
+        <w:keepNext w:val="0"/>
+        <w:keepLines w:val="0"/>
+        <w:widowControl/>
+        <w:suppressLineNumbers w:val="0"/>
+        <w:jc w:val="left"/>
+      </w:pPr>
+      <w:r>
+        <w:rPr>
+          <w:rFonts w:hint="eastAsia" w:ascii="宋体" w:hAnsi="宋体" w:eastAsia="宋体" w:cs="宋体"/>
+          <w:color w:val="000000"/>
+          <w:kern w:val="0"/>
+          <w:sz w:val="21"/>
+          <w:szCs w:val="21"/>
+          <w:lang w:val="en-US" w:eastAsia="zh-CN" w:bidi="ar"/>
+        </w:rPr>
+        <w:t xml:space="preserve">18E4：0100 89.78 1B.- </w:t>
+      </w:r>
+    </w:p>
+    <w:p>
+      <w:pPr>
+        <w:keepNext w:val="0"/>
+        <w:keepLines w:val="0"/>
+        <w:widowControl/>
+        <w:suppressLineNumbers w:val="0"/>
+        <w:jc w:val="left"/>
+        <w:rPr>
+          <w:rFonts w:hint="eastAsia" w:ascii="宋体" w:hAnsi="宋体" w:eastAsia="宋体" w:cs="宋体"/>
+          <w:color w:val="000000"/>
+          <w:kern w:val="0"/>
+          <w:sz w:val="21"/>
+          <w:szCs w:val="21"/>
+          <w:lang w:val="en-US" w:eastAsia="zh-CN" w:bidi="ar"/>
+        </w:rPr>
+      </w:pPr>
+      <w:r>
+        <w:rPr>
+          <w:rFonts w:hint="eastAsia" w:ascii="宋体" w:hAnsi="宋体" w:eastAsia="宋体" w:cs="宋体"/>
+          <w:color w:val="000000"/>
+          <w:kern w:val="0"/>
+          <w:sz w:val="21"/>
+          <w:szCs w:val="21"/>
+          <w:lang w:val="en-US" w:eastAsia="zh-CN" w:bidi="ar"/>
+        </w:rPr>
+        <w:t xml:space="preserve">这样，用户可以不断修改相继单元的内容，直到用 ENTER 键结束该命令为止。 </w:t>
+      </w:r>
+    </w:p>
+    <w:p>
+      <w:pPr>
+        <w:keepNext w:val="0"/>
+        <w:keepLines w:val="0"/>
+        <w:widowControl/>
+        <w:suppressLineNumbers w:val="0"/>
+        <w:jc w:val="left"/>
+        <w:rPr>
+          <w:rFonts w:hint="eastAsia" w:ascii="宋体" w:hAnsi="宋体" w:eastAsia="宋体" w:cs="宋体"/>
+          <w:color w:val="000000"/>
+          <w:kern w:val="0"/>
+          <w:sz w:val="21"/>
+          <w:szCs w:val="21"/>
+          <w:lang w:val="en-US" w:eastAsia="zh-CN" w:bidi="ar"/>
+        </w:rPr>
+      </w:pPr>
+    </w:p>
+    <w:p>
+      <w:pPr>
+        <w:keepNext w:val="0"/>
+        <w:keepLines w:val="0"/>
+        <w:widowControl/>
+        <w:suppressLineNumbers w:val="0"/>
+        <w:jc w:val="left"/>
+        <w:rPr>
+          <w:b/>
+          <w:bCs/>
+        </w:rPr>
       </w:pPr>
       <w:r>
         <w:rPr>
@@ -3653,29 +934,8 @@
           <w:szCs w:val="21"/>
           <w:lang w:val="en-US" w:eastAsia="zh-CN" w:bidi="ar"/>
         </w:rPr>
-        <w:t>CS</w:t>
-      </w:r>
-      <w:r>
-        <w:rPr>
-          <w:rFonts w:hint="eastAsia" w:ascii="宋体" w:hAnsi="宋体" w:eastAsia="宋体" w:cs="宋体"/>
-          <w:color w:val="000000"/>
-          <w:kern w:val="0"/>
-          <w:sz w:val="21"/>
-          <w:szCs w:val="21"/>
-          <w:lang w:val="en-US" w:eastAsia="zh-CN" w:bidi="ar"/>
-        </w:rPr>
-        <w:t xml:space="preserve">：代码段地址寄存器。 </w:t>
-      </w:r>
-    </w:p>
-    <w:p>
-      <w:pPr>
-        <w:keepNext w:val="0"/>
-        <w:keepLines w:val="0"/>
-        <w:widowControl/>
-        <w:suppressLineNumbers w:val="0"/>
-        <w:ind w:firstLine="420" w:firstLineChars="0"/>
-        <w:jc w:val="left"/>
-      </w:pPr>
+        <w:t>3、</w:t>
+      </w:r>
       <w:r>
         <w:rPr>
           <w:rFonts w:hint="eastAsia" w:ascii="宋体" w:hAnsi="宋体" w:eastAsia="宋体" w:cs="宋体"/>
@@ -3687,18 +947,7 @@
           <w:szCs w:val="21"/>
           <w:lang w:val="en-US" w:eastAsia="zh-CN" w:bidi="ar"/>
         </w:rPr>
-        <w:t>DS</w:t>
-      </w:r>
-      <w:r>
-        <w:rPr>
-          <w:rFonts w:hint="eastAsia" w:ascii="宋体" w:hAnsi="宋体" w:eastAsia="宋体" w:cs="宋体"/>
-          <w:color w:val="000000"/>
-          <w:kern w:val="0"/>
-          <w:sz w:val="21"/>
-          <w:szCs w:val="21"/>
-          <w:lang w:val="en-US" w:eastAsia="zh-CN" w:bidi="ar"/>
-        </w:rPr>
-        <w:t>：数据段地址寄存器。</w:t>
+        <w:t xml:space="preserve">-F range list </w:t>
       </w:r>
       <w:r>
         <w:rPr>
@@ -3711,7 +960,3032 @@
           <w:szCs w:val="21"/>
           <w:lang w:val="en-US" w:eastAsia="zh-CN" w:bidi="ar"/>
         </w:rPr>
-        <w:t xml:space="preserve"> </w:t>
+        <w:t xml:space="preserve">填写命令 F(FILL) </w:t>
+      </w:r>
+    </w:p>
+    <w:p>
+      <w:pPr>
+        <w:keepNext w:val="0"/>
+        <w:keepLines w:val="0"/>
+        <w:widowControl/>
+        <w:suppressLineNumbers w:val="0"/>
+        <w:jc w:val="left"/>
+      </w:pPr>
+      <w:r>
+        <w:rPr>
+          <w:rFonts w:hint="eastAsia" w:ascii="宋体" w:hAnsi="宋体" w:eastAsia="宋体" w:cs="宋体"/>
+          <w:color w:val="000000"/>
+          <w:kern w:val="0"/>
+          <w:sz w:val="21"/>
+          <w:szCs w:val="21"/>
+          <w:lang w:val="en-US" w:eastAsia="zh-CN" w:bidi="ar"/>
+        </w:rPr>
+        <w:t xml:space="preserve">例如：-F 4BA:0100 104 F3’xyz’8D </w:t>
+      </w:r>
+    </w:p>
+    <w:p>
+      <w:pPr>
+        <w:keepNext w:val="0"/>
+        <w:keepLines w:val="0"/>
+        <w:widowControl/>
+        <w:suppressLineNumbers w:val="0"/>
+        <w:jc w:val="left"/>
+        <w:rPr>
+          <w:rFonts w:hint="default"/>
+          <w:b w:val="0"/>
+          <w:bCs w:val="0"/>
+          <w:lang w:val="en-US" w:eastAsia="zh-CN"/>
+        </w:rPr>
+      </w:pPr>
+      <w:r>
+        <w:rPr>
+          <w:rFonts w:hint="eastAsia" w:ascii="宋体" w:hAnsi="宋体" w:eastAsia="宋体" w:cs="宋体"/>
+          <w:color w:val="000000"/>
+          <w:kern w:val="0"/>
+          <w:sz w:val="21"/>
+          <w:szCs w:val="21"/>
+          <w:lang w:val="en-US" w:eastAsia="zh-CN" w:bidi="ar"/>
+        </w:rPr>
+        <w:t>使 04BA：0100~0104 单元包含指定的五个字节的内容。如果 list 中的字节数超过指定的范围，则忽略超过的项；如果 list 的字节数小于指定的范围，则重复使用 list 填入，直到填满指定的所有单元为止。</w:t>
+      </w:r>
+    </w:p>
+    <w:p>
+      <w:pPr>
+        <w:rPr>
+          <w:rFonts w:hint="default"/>
+          <w:b w:val="0"/>
+          <w:bCs w:val="0"/>
+          <w:lang w:val="en-US" w:eastAsia="zh-CN"/>
+        </w:rPr>
+      </w:pPr>
+    </w:p>
+    <w:p>
+      <w:pPr>
+        <w:rPr>
+          <w:rFonts w:hint="default"/>
+          <w:b/>
+          <w:bCs/>
+          <w:lang w:val="en-US" w:eastAsia="zh-CN"/>
+        </w:rPr>
+      </w:pPr>
+      <w:r>
+        <w:rPr>
+          <w:rFonts w:hint="eastAsia"/>
+          <w:b/>
+          <w:bCs/>
+          <w:lang w:val="en-US" w:eastAsia="zh-CN"/>
+        </w:rPr>
+        <w:t>4</w:t>
+      </w:r>
+      <w:r>
+        <w:rPr>
+          <w:rFonts w:hint="default"/>
+          <w:b/>
+          <w:bCs/>
+          <w:lang w:val="en-US" w:eastAsia="zh-CN"/>
+        </w:rPr>
+        <w:t>. d - 显示内存内容</w:t>
+      </w:r>
+    </w:p>
+    <w:p>
+      <w:pPr>
+        <w:rPr>
+          <w:rFonts w:hint="default"/>
+          <w:b w:val="0"/>
+          <w:bCs w:val="0"/>
+          <w:lang w:val="en-US" w:eastAsia="zh-CN"/>
+        </w:rPr>
+      </w:pPr>
+      <w:r>
+        <w:rPr>
+          <w:rFonts w:hint="default"/>
+          <w:b w:val="0"/>
+          <w:bCs w:val="0"/>
+          <w:lang w:val="en-US" w:eastAsia="zh-CN"/>
+        </w:rPr>
+        <w:t xml:space="preserve"> 功能：以十六进制和 ASCII 字符的形式显示指定内存区域的内容。</w:t>
+      </w:r>
+    </w:p>
+    <w:p>
+      <w:pPr>
+        <w:rPr>
+          <w:rFonts w:hint="default"/>
+          <w:b w:val="0"/>
+          <w:bCs w:val="0"/>
+          <w:lang w:val="en-US" w:eastAsia="zh-CN"/>
+        </w:rPr>
+      </w:pPr>
+      <w:r>
+        <w:rPr>
+          <w:rFonts w:hint="default"/>
+          <w:b w:val="0"/>
+          <w:bCs w:val="0"/>
+          <w:lang w:val="en-US" w:eastAsia="zh-CN"/>
+        </w:rPr>
+        <w:t xml:space="preserve"> 用法：</w:t>
+      </w:r>
+    </w:p>
+    <w:p>
+      <w:pPr>
+        <w:rPr>
+          <w:rFonts w:hint="default"/>
+          <w:b w:val="0"/>
+          <w:bCs w:val="0"/>
+          <w:lang w:val="en-US" w:eastAsia="zh-CN"/>
+        </w:rPr>
+      </w:pPr>
+      <w:r>
+        <w:rPr>
+          <w:rFonts w:hint="default"/>
+          <w:b w:val="0"/>
+          <w:bCs w:val="0"/>
+          <w:lang w:val="en-US" w:eastAsia="zh-CN"/>
+        </w:rPr>
+        <w:t xml:space="preserve"> d：从上次 d 命令结束的位置继续显示。</w:t>
+      </w:r>
+    </w:p>
+    <w:p>
+      <w:pPr>
+        <w:rPr>
+          <w:rFonts w:hint="default"/>
+          <w:b w:val="0"/>
+          <w:bCs w:val="0"/>
+          <w:lang w:val="en-US" w:eastAsia="zh-CN"/>
+        </w:rPr>
+      </w:pPr>
+      <w:r>
+        <w:rPr>
+          <w:rFonts w:hint="default"/>
+          <w:b w:val="0"/>
+          <w:bCs w:val="0"/>
+          <w:lang w:val="en-US" w:eastAsia="zh-CN"/>
+        </w:rPr>
+        <w:t xml:space="preserve"> d 地址：从指定地址开始显示。例如 d cs:0100。</w:t>
+      </w:r>
+    </w:p>
+    <w:p>
+      <w:pPr>
+        <w:rPr>
+          <w:rFonts w:hint="default"/>
+          <w:b w:val="0"/>
+          <w:bCs w:val="0"/>
+          <w:lang w:val="en-US" w:eastAsia="zh-CN"/>
+        </w:rPr>
+      </w:pPr>
+      <w:r>
+        <w:rPr>
+          <w:rFonts w:hint="default"/>
+          <w:b w:val="0"/>
+          <w:bCs w:val="0"/>
+          <w:lang w:val="en-US" w:eastAsia="zh-CN"/>
+        </w:rPr>
+        <w:t xml:space="preserve"> d 起始地址 结束地址：显示指定范围内的内存。例如 d 0c62:0100 010f。</w:t>
+      </w:r>
+    </w:p>
+    <w:p>
+      <w:pPr>
+        <w:rPr>
+          <w:rFonts w:hint="default"/>
+          <w:b w:val="0"/>
+          <w:bCs w:val="0"/>
+          <w:lang w:val="en-US" w:eastAsia="zh-CN"/>
+        </w:rPr>
+      </w:pPr>
+      <w:r>
+        <w:rPr>
+          <w:rFonts w:hint="default"/>
+          <w:b w:val="0"/>
+          <w:bCs w:val="0"/>
+          <w:lang w:val="en-US" w:eastAsia="zh-CN"/>
+        </w:rPr>
+        <w:t xml:space="preserve"> 用法示例：-d cs:0100</w:t>
+      </w:r>
+    </w:p>
+    <w:p>
+      <w:pPr>
+        <w:rPr>
+          <w:rFonts w:hint="default"/>
+          <w:b w:val="0"/>
+          <w:bCs w:val="0"/>
+          <w:lang w:val="en-US" w:eastAsia="zh-CN"/>
+        </w:rPr>
+      </w:pPr>
+      <w:r>
+        <w:rPr>
+          <w:rFonts w:hint="default"/>
+          <w:b w:val="0"/>
+          <w:bCs w:val="0"/>
+          <w:lang w:val="en-US" w:eastAsia="zh-CN"/>
+        </w:rPr>
+        <w:t>输出：</w:t>
+      </w:r>
+    </w:p>
+    <w:p>
+      <w:pPr>
+        <w:rPr>
+          <w:rFonts w:hint="default"/>
+          <w:b w:val="0"/>
+          <w:bCs w:val="0"/>
+          <w:lang w:val="en-US" w:eastAsia="zh-CN"/>
+        </w:rPr>
+      </w:pPr>
+      <w:r>
+        <w:rPr>
+          <w:rFonts w:hint="default"/>
+          <w:b w:val="0"/>
+          <w:bCs w:val="0"/>
+          <w:lang w:val="en-US" w:eastAsia="zh-CN"/>
+        </w:rPr>
+        <w:t>0C62:0100B8 62 0C 8E D8 B4 09 BA-D9 ......</w:t>
+      </w:r>
+    </w:p>
+    <w:p>
+      <w:pPr>
+        <w:rPr>
+          <w:rFonts w:hint="default"/>
+          <w:b w:val="0"/>
+          <w:bCs w:val="0"/>
+          <w:lang w:val="en-US" w:eastAsia="zh-CN"/>
+        </w:rPr>
+      </w:pPr>
+      <w:r>
+        <w:rPr>
+          <w:rFonts w:hint="default"/>
+          <w:b w:val="0"/>
+          <w:bCs w:val="0"/>
+          <w:lang w:val="en-US" w:eastAsia="zh-CN"/>
+        </w:rPr>
+        <w:t>.......（左侧十六进制，右侧ASCII字符）</w:t>
+      </w:r>
+    </w:p>
+    <w:p>
+      <w:pPr>
+        <w:rPr>
+          <w:rFonts w:hint="default"/>
+          <w:b w:val="0"/>
+          <w:bCs w:val="0"/>
+          <w:lang w:val="en-US" w:eastAsia="zh-CN"/>
+        </w:rPr>
+      </w:pPr>
+      <w:r>
+        <w:rPr>
+          <w:rFonts w:hint="default"/>
+          <w:b w:val="0"/>
+          <w:bCs w:val="0"/>
+          <w:lang w:val="en-US" w:eastAsia="zh-CN"/>
+        </w:rPr>
+        <w:t>这让可以检查数据段、代码段的内容是否正确。</w:t>
+      </w:r>
+    </w:p>
+    <w:p>
+      <w:pPr>
+        <w:rPr>
+          <w:rFonts w:hint="default"/>
+          <w:b w:val="0"/>
+          <w:bCs w:val="0"/>
+          <w:lang w:val="en-US" w:eastAsia="zh-CN"/>
+        </w:rPr>
+      </w:pPr>
+    </w:p>
+    <w:p>
+      <w:pPr>
+        <w:rPr>
+          <w:rFonts w:hint="default"/>
+          <w:b/>
+          <w:bCs/>
+          <w:lang w:val="en-US" w:eastAsia="zh-CN"/>
+        </w:rPr>
+      </w:pPr>
+      <w:r>
+        <w:rPr>
+          <w:rFonts w:hint="eastAsia"/>
+          <w:b/>
+          <w:bCs/>
+          <w:lang w:val="en-US" w:eastAsia="zh-CN"/>
+        </w:rPr>
+        <w:t>5</w:t>
+      </w:r>
+      <w:r>
+        <w:rPr>
+          <w:rFonts w:hint="default"/>
+          <w:b/>
+          <w:bCs/>
+          <w:lang w:val="en-US" w:eastAsia="zh-CN"/>
+        </w:rPr>
+        <w:t>. a - 汇编指令</w:t>
+      </w:r>
+    </w:p>
+    <w:p>
+      <w:pPr>
+        <w:rPr>
+          <w:rFonts w:hint="default"/>
+          <w:b w:val="0"/>
+          <w:bCs w:val="0"/>
+          <w:lang w:val="en-US" w:eastAsia="zh-CN"/>
+        </w:rPr>
+      </w:pPr>
+      <w:r>
+        <w:rPr>
+          <w:rFonts w:hint="default"/>
+          <w:b w:val="0"/>
+          <w:bCs w:val="0"/>
+          <w:lang w:val="en-US" w:eastAsia="zh-CN"/>
+        </w:rPr>
+        <w:t xml:space="preserve"> 功能：将汇编指令助记符直接翻译成机器码并写入内存。这是编写短小程序或修补指令的快捷方式。</w:t>
+      </w:r>
+    </w:p>
+    <w:p>
+      <w:pPr>
+        <w:rPr>
+          <w:rFonts w:hint="default"/>
+          <w:b w:val="0"/>
+          <w:bCs w:val="0"/>
+          <w:lang w:val="en-US" w:eastAsia="zh-CN"/>
+        </w:rPr>
+      </w:pPr>
+      <w:r>
+        <w:rPr>
+          <w:rFonts w:hint="default"/>
+          <w:b w:val="0"/>
+          <w:bCs w:val="0"/>
+          <w:lang w:val="en-US" w:eastAsia="zh-CN"/>
+        </w:rPr>
+        <w:t xml:space="preserve"> 用法：a [地址]</w:t>
+      </w:r>
+    </w:p>
+    <w:p>
+      <w:pPr>
+        <w:rPr>
+          <w:rFonts w:hint="default"/>
+          <w:b w:val="0"/>
+          <w:bCs w:val="0"/>
+          <w:lang w:val="en-US" w:eastAsia="zh-CN"/>
+        </w:rPr>
+      </w:pPr>
+      <w:r>
+        <w:rPr>
+          <w:rFonts w:hint="default"/>
+          <w:b w:val="0"/>
+          <w:bCs w:val="0"/>
+          <w:lang w:val="en-US" w:eastAsia="zh-CN"/>
+        </w:rPr>
+        <w:t xml:space="preserve"> 如果不指定地址，通常从 CS:IP 指向的地址开始。</w:t>
+      </w:r>
+    </w:p>
+    <w:p>
+      <w:pPr>
+        <w:rPr>
+          <w:rFonts w:hint="default"/>
+          <w:b w:val="0"/>
+          <w:bCs w:val="0"/>
+          <w:lang w:val="en-US" w:eastAsia="zh-CN"/>
+        </w:rPr>
+      </w:pPr>
+      <w:r>
+        <w:rPr>
+          <w:rFonts w:hint="default"/>
+          <w:b w:val="0"/>
+          <w:bCs w:val="0"/>
+          <w:lang w:val="en-US" w:eastAsia="zh-CN"/>
+        </w:rPr>
+        <w:t xml:space="preserve"> 输入 a 后，调试器会显示地址并等待输入指令。输入完一条指令按回车，输入下一行。直接按回车退出汇编模式。</w:t>
+      </w:r>
+    </w:p>
+    <w:p>
+      <w:pPr>
+        <w:rPr>
+          <w:rFonts w:hint="default"/>
+          <w:b w:val="0"/>
+          <w:bCs w:val="0"/>
+          <w:lang w:val="en-US" w:eastAsia="zh-CN"/>
+        </w:rPr>
+      </w:pPr>
+      <w:r>
+        <w:rPr>
+          <w:rFonts w:hint="default"/>
+          <w:b w:val="0"/>
+          <w:bCs w:val="0"/>
+          <w:lang w:val="en-US" w:eastAsia="zh-CN"/>
+        </w:rPr>
+        <w:t xml:space="preserve"> 用法示例：</w:t>
+      </w:r>
+    </w:p>
+    <w:p>
+      <w:pPr>
+        <w:rPr>
+          <w:rFonts w:hint="default"/>
+          <w:b w:val="0"/>
+          <w:bCs w:val="0"/>
+          <w:lang w:val="en-US" w:eastAsia="zh-CN"/>
+        </w:rPr>
+      </w:pPr>
+      <w:r>
+        <w:rPr>
+          <w:rFonts w:hint="default"/>
+          <w:b w:val="0"/>
+          <w:bCs w:val="0"/>
+          <w:lang w:val="en-US" w:eastAsia="zh-CN"/>
+        </w:rPr>
+        <w:t>-a 100; 从 CS:0100 处开始汇编</w:t>
+      </w:r>
+    </w:p>
+    <w:p>
+      <w:pPr>
+        <w:rPr>
+          <w:rFonts w:hint="default"/>
+          <w:b w:val="0"/>
+          <w:bCs w:val="0"/>
+          <w:lang w:val="en-US" w:eastAsia="zh-CN"/>
+        </w:rPr>
+      </w:pPr>
+      <w:r>
+        <w:rPr>
+          <w:rFonts w:hint="default"/>
+          <w:b w:val="0"/>
+          <w:bCs w:val="0"/>
+          <w:lang w:val="en-US" w:eastAsia="zh-CN"/>
+        </w:rPr>
+        <w:t>0C62:0100 mov ax, 1234; 输入指令</w:t>
+      </w:r>
+    </w:p>
+    <w:p>
+      <w:pPr>
+        <w:rPr>
+          <w:rFonts w:hint="default"/>
+          <w:b w:val="0"/>
+          <w:bCs w:val="0"/>
+          <w:lang w:val="en-US" w:eastAsia="zh-CN"/>
+        </w:rPr>
+      </w:pPr>
+      <w:r>
+        <w:rPr>
+          <w:rFonts w:hint="default"/>
+          <w:b w:val="0"/>
+          <w:bCs w:val="0"/>
+          <w:lang w:val="en-US" w:eastAsia="zh-CN"/>
+        </w:rPr>
+        <w:t>0C62:0103 mov bx, ax; 输入下一条</w:t>
+      </w:r>
+    </w:p>
+    <w:p>
+      <w:pPr>
+        <w:rPr>
+          <w:rFonts w:hint="default"/>
+          <w:b w:val="0"/>
+          <w:bCs w:val="0"/>
+          <w:lang w:val="en-US" w:eastAsia="zh-CN"/>
+        </w:rPr>
+      </w:pPr>
+      <w:r>
+        <w:rPr>
+          <w:rFonts w:hint="default"/>
+          <w:b w:val="0"/>
+          <w:bCs w:val="0"/>
+          <w:lang w:val="en-US" w:eastAsia="zh-CN"/>
+        </w:rPr>
+        <w:t>0C62:0105 ; 直接按回车，退出</w:t>
+      </w:r>
+    </w:p>
+    <w:p>
+      <w:pPr>
+        <w:rPr>
+          <w:rFonts w:hint="default"/>
+          <w:b w:val="0"/>
+          <w:bCs w:val="0"/>
+          <w:lang w:val="en-US" w:eastAsia="zh-CN"/>
+        </w:rPr>
+      </w:pPr>
+      <w:r>
+        <w:rPr>
+          <w:rFonts w:hint="default"/>
+          <w:b w:val="0"/>
+          <w:bCs w:val="0"/>
+          <w:lang w:val="en-US" w:eastAsia="zh-CN"/>
+        </w:rPr>
+        <w:t>之后用 d cs:100 查看，会发现那里已经是刚输入的指令对应的机器码。</w:t>
+      </w:r>
+    </w:p>
+    <w:p>
+      <w:pPr>
+        <w:rPr>
+          <w:rFonts w:hint="default"/>
+          <w:b w:val="0"/>
+          <w:bCs w:val="0"/>
+          <w:lang w:val="en-US" w:eastAsia="zh-CN"/>
+        </w:rPr>
+      </w:pPr>
+    </w:p>
+    <w:p>
+      <w:pPr>
+        <w:rPr>
+          <w:rFonts w:hint="default"/>
+          <w:b/>
+          <w:bCs/>
+          <w:lang w:val="en-US" w:eastAsia="zh-CN"/>
+        </w:rPr>
+      </w:pPr>
+      <w:r>
+        <w:rPr>
+          <w:rFonts w:hint="eastAsia"/>
+          <w:b/>
+          <w:bCs/>
+          <w:lang w:val="en-US" w:eastAsia="zh-CN"/>
+        </w:rPr>
+        <w:t>6</w:t>
+      </w:r>
+      <w:r>
+        <w:rPr>
+          <w:rFonts w:hint="default"/>
+          <w:b/>
+          <w:bCs/>
+          <w:lang w:val="en-US" w:eastAsia="zh-CN"/>
+        </w:rPr>
+        <w:t>. u - 反汇编</w:t>
+      </w:r>
+    </w:p>
+    <w:p>
+      <w:pPr>
+        <w:rPr>
+          <w:rFonts w:hint="default"/>
+          <w:b w:val="0"/>
+          <w:bCs w:val="0"/>
+          <w:lang w:val="en-US" w:eastAsia="zh-CN"/>
+        </w:rPr>
+      </w:pPr>
+      <w:r>
+        <w:rPr>
+          <w:rFonts w:hint="default"/>
+          <w:b w:val="0"/>
+          <w:bCs w:val="0"/>
+          <w:lang w:val="en-US" w:eastAsia="zh-CN"/>
+        </w:rPr>
+        <w:t xml:space="preserve"> 功能：将内存中的机器代码反汇编成易于阅读的汇编指令。这是 a 的逆操作。</w:t>
+      </w:r>
+    </w:p>
+    <w:p>
+      <w:pPr>
+        <w:rPr>
+          <w:rFonts w:hint="default"/>
+          <w:b w:val="0"/>
+          <w:bCs w:val="0"/>
+          <w:lang w:val="en-US" w:eastAsia="zh-CN"/>
+        </w:rPr>
+      </w:pPr>
+      <w:r>
+        <w:rPr>
+          <w:rFonts w:hint="default"/>
+          <w:b w:val="0"/>
+          <w:bCs w:val="0"/>
+          <w:lang w:val="en-US" w:eastAsia="zh-CN"/>
+        </w:rPr>
+        <w:t xml:space="preserve"> 用法：与 d 命令类似。</w:t>
+      </w:r>
+    </w:p>
+    <w:p>
+      <w:pPr>
+        <w:rPr>
+          <w:rFonts w:hint="default"/>
+          <w:b w:val="0"/>
+          <w:bCs w:val="0"/>
+          <w:lang w:val="en-US" w:eastAsia="zh-CN"/>
+        </w:rPr>
+      </w:pPr>
+      <w:r>
+        <w:rPr>
+          <w:rFonts w:hint="default"/>
+          <w:b w:val="0"/>
+          <w:bCs w:val="0"/>
+          <w:lang w:val="en-US" w:eastAsia="zh-CN"/>
+        </w:rPr>
+        <w:t xml:space="preserve"> u：从上次位置继续反汇编。</w:t>
+      </w:r>
+    </w:p>
+    <w:p>
+      <w:pPr>
+        <w:rPr>
+          <w:rFonts w:hint="default"/>
+          <w:b w:val="0"/>
+          <w:bCs w:val="0"/>
+          <w:lang w:val="en-US" w:eastAsia="zh-CN"/>
+        </w:rPr>
+      </w:pPr>
+      <w:r>
+        <w:rPr>
+          <w:rFonts w:hint="default"/>
+          <w:b w:val="0"/>
+          <w:bCs w:val="0"/>
+          <w:lang w:val="en-US" w:eastAsia="zh-CN"/>
+        </w:rPr>
+        <w:t xml:space="preserve"> u 地址：从指定地址开始反汇编。</w:t>
+      </w:r>
+    </w:p>
+    <w:p>
+      <w:pPr>
+        <w:rPr>
+          <w:rFonts w:hint="default"/>
+          <w:b w:val="0"/>
+          <w:bCs w:val="0"/>
+          <w:lang w:val="en-US" w:eastAsia="zh-CN"/>
+        </w:rPr>
+      </w:pPr>
+      <w:r>
+        <w:rPr>
+          <w:rFonts w:hint="default"/>
+          <w:b w:val="0"/>
+          <w:bCs w:val="0"/>
+          <w:lang w:val="en-US" w:eastAsia="zh-CN"/>
+        </w:rPr>
+        <w:t xml:space="preserve"> 用法示例：</w:t>
+      </w:r>
+    </w:p>
+    <w:p>
+      <w:pPr>
+        <w:rPr>
+          <w:rFonts w:hint="default"/>
+          <w:b w:val="0"/>
+          <w:bCs w:val="0"/>
+          <w:lang w:val="en-US" w:eastAsia="zh-CN"/>
+        </w:rPr>
+      </w:pPr>
+      <w:r>
+        <w:rPr>
+          <w:rFonts w:hint="default"/>
+          <w:b w:val="0"/>
+          <w:bCs w:val="0"/>
+          <w:lang w:val="en-US" w:eastAsia="zh-CN"/>
+        </w:rPr>
+        <w:t>-u cs:0100</w:t>
+      </w:r>
+    </w:p>
+    <w:p>
+      <w:pPr>
+        <w:rPr>
+          <w:rFonts w:hint="default"/>
+          <w:b w:val="0"/>
+          <w:bCs w:val="0"/>
+          <w:lang w:val="en-US" w:eastAsia="zh-CN"/>
+        </w:rPr>
+      </w:pPr>
+      <w:r>
+        <w:rPr>
+          <w:rFonts w:hint="default"/>
+          <w:b w:val="0"/>
+          <w:bCs w:val="0"/>
+          <w:lang w:val="en-US" w:eastAsia="zh-CN"/>
+        </w:rPr>
+        <w:t>输出：</w:t>
+      </w:r>
+    </w:p>
+    <w:p>
+      <w:pPr>
+        <w:rPr>
+          <w:rFonts w:hint="default"/>
+          <w:b w:val="0"/>
+          <w:bCs w:val="0"/>
+          <w:lang w:val="en-US" w:eastAsia="zh-CN"/>
+        </w:rPr>
+      </w:pPr>
+      <w:r>
+        <w:rPr>
+          <w:rFonts w:hint="default"/>
+          <w:b w:val="0"/>
+          <w:bCs w:val="0"/>
+          <w:lang w:val="en-US" w:eastAsia="zh-CN"/>
+        </w:rPr>
+        <w:t>0C62:0100 B8620CMOVAX, 0C62</w:t>
+      </w:r>
+    </w:p>
+    <w:p>
+      <w:pPr>
+        <w:rPr>
+          <w:rFonts w:hint="default"/>
+          <w:b w:val="0"/>
+          <w:bCs w:val="0"/>
+          <w:lang w:val="en-US" w:eastAsia="zh-CN"/>
+        </w:rPr>
+      </w:pPr>
+      <w:r>
+        <w:rPr>
+          <w:rFonts w:hint="default"/>
+          <w:b w:val="0"/>
+          <w:bCs w:val="0"/>
+          <w:lang w:val="en-US" w:eastAsia="zh-CN"/>
+        </w:rPr>
+        <w:t>0C62:0103 8ED8MOVDS, AX</w:t>
+      </w:r>
+    </w:p>
+    <w:p>
+      <w:pPr>
+        <w:rPr>
+          <w:rFonts w:hint="default"/>
+          <w:b w:val="0"/>
+          <w:bCs w:val="0"/>
+          <w:lang w:val="en-US" w:eastAsia="zh-CN"/>
+        </w:rPr>
+      </w:pPr>
+      <w:r>
+        <w:rPr>
+          <w:rFonts w:hint="default"/>
+          <w:b w:val="0"/>
+          <w:bCs w:val="0"/>
+          <w:lang w:val="en-US" w:eastAsia="zh-CN"/>
+        </w:rPr>
+        <w:t>0C62:0105 B409MOVAH, 09</w:t>
+      </w:r>
+    </w:p>
+    <w:p>
+      <w:pPr>
+        <w:rPr>
+          <w:rFonts w:hint="default"/>
+          <w:b w:val="0"/>
+          <w:bCs w:val="0"/>
+          <w:lang w:val="en-US" w:eastAsia="zh-CN"/>
+        </w:rPr>
+      </w:pPr>
+      <w:r>
+        <w:rPr>
+          <w:rFonts w:hint="default"/>
+          <w:b w:val="0"/>
+          <w:bCs w:val="0"/>
+          <w:lang w:val="en-US" w:eastAsia="zh-CN"/>
+        </w:rPr>
+        <w:t>...</w:t>
+      </w:r>
+    </w:p>
+    <w:p>
+      <w:pPr>
+        <w:rPr>
+          <w:rFonts w:hint="default"/>
+          <w:b w:val="0"/>
+          <w:bCs w:val="0"/>
+          <w:lang w:val="en-US" w:eastAsia="zh-CN"/>
+        </w:rPr>
+      </w:pPr>
+      <w:r>
+        <w:rPr>
+          <w:rFonts w:hint="default"/>
+          <w:b w:val="0"/>
+          <w:bCs w:val="0"/>
+          <w:lang w:val="en-US" w:eastAsia="zh-CN"/>
+        </w:rPr>
+        <w:t>这是查看程序代码最主要的方式。</w:t>
+      </w:r>
+    </w:p>
+    <w:p>
+      <w:pPr>
+        <w:rPr>
+          <w:rFonts w:hint="default"/>
+          <w:b w:val="0"/>
+          <w:bCs w:val="0"/>
+          <w:lang w:val="en-US" w:eastAsia="zh-CN"/>
+        </w:rPr>
+      </w:pPr>
+    </w:p>
+    <w:p>
+      <w:pPr>
+        <w:rPr>
+          <w:rFonts w:hint="default"/>
+          <w:b/>
+          <w:bCs/>
+          <w:lang w:val="en-US" w:eastAsia="zh-CN"/>
+        </w:rPr>
+      </w:pPr>
+      <w:r>
+        <w:rPr>
+          <w:rFonts w:hint="eastAsia"/>
+          <w:b/>
+          <w:bCs/>
+          <w:lang w:val="en-US" w:eastAsia="zh-CN"/>
+        </w:rPr>
+        <w:t>7</w:t>
+      </w:r>
+      <w:r>
+        <w:rPr>
+          <w:rFonts w:hint="default"/>
+          <w:b/>
+          <w:bCs/>
+          <w:lang w:val="en-US" w:eastAsia="zh-CN"/>
+        </w:rPr>
+        <w:t>. t - 单步跟踪</w:t>
+      </w:r>
+    </w:p>
+    <w:p>
+      <w:pPr>
+        <w:rPr>
+          <w:rFonts w:hint="default"/>
+          <w:b w:val="0"/>
+          <w:bCs w:val="0"/>
+          <w:lang w:val="en-US" w:eastAsia="zh-CN"/>
+        </w:rPr>
+      </w:pPr>
+      <w:r>
+        <w:rPr>
+          <w:rFonts w:hint="default"/>
+          <w:b w:val="0"/>
+          <w:bCs w:val="0"/>
+          <w:lang w:val="en-US" w:eastAsia="zh-CN"/>
+        </w:rPr>
+        <w:t xml:space="preserve"> 功能：执行一条指令，然后立即暂停，并显示所有寄存器状态和下一条指令。这是调试的核心。</w:t>
+      </w:r>
+    </w:p>
+    <w:p>
+      <w:pPr>
+        <w:rPr>
+          <w:rFonts w:hint="default"/>
+          <w:b w:val="0"/>
+          <w:bCs w:val="0"/>
+          <w:lang w:val="en-US" w:eastAsia="zh-CN"/>
+        </w:rPr>
+      </w:pPr>
+      <w:r>
+        <w:rPr>
+          <w:rFonts w:hint="default"/>
+          <w:b w:val="0"/>
+          <w:bCs w:val="0"/>
+          <w:lang w:val="en-US" w:eastAsia="zh-CN"/>
+        </w:rPr>
+        <w:t xml:space="preserve"> 用法：t [=地址] [条数]</w:t>
+      </w:r>
+    </w:p>
+    <w:p>
+      <w:pPr>
+        <w:rPr>
+          <w:rFonts w:hint="default"/>
+          <w:b w:val="0"/>
+          <w:bCs w:val="0"/>
+          <w:lang w:val="en-US" w:eastAsia="zh-CN"/>
+        </w:rPr>
+      </w:pPr>
+      <w:r>
+        <w:rPr>
+          <w:rFonts w:hint="default"/>
+          <w:b w:val="0"/>
+          <w:bCs w:val="0"/>
+          <w:lang w:val="en-US" w:eastAsia="zh-CN"/>
+        </w:rPr>
+        <w:t xml:space="preserve"> t：执行当前 CS:IP 指向的一条指令。</w:t>
+      </w:r>
+    </w:p>
+    <w:p>
+      <w:pPr>
+        <w:rPr>
+          <w:rFonts w:hint="default"/>
+          <w:b w:val="0"/>
+          <w:bCs w:val="0"/>
+          <w:lang w:val="en-US" w:eastAsia="zh-CN"/>
+        </w:rPr>
+      </w:pPr>
+      <w:r>
+        <w:rPr>
+          <w:rFonts w:hint="default"/>
+          <w:b w:val="0"/>
+          <w:bCs w:val="0"/>
+          <w:lang w:val="en-US" w:eastAsia="zh-CN"/>
+        </w:rPr>
+        <w:t xml:space="preserve"> t 5：连续执行 5 条指令。</w:t>
+      </w:r>
+    </w:p>
+    <w:p>
+      <w:pPr>
+        <w:rPr>
+          <w:rFonts w:hint="default"/>
+          <w:b w:val="0"/>
+          <w:bCs w:val="0"/>
+          <w:lang w:val="en-US" w:eastAsia="zh-CN"/>
+        </w:rPr>
+      </w:pPr>
+      <w:r>
+        <w:rPr>
+          <w:rFonts w:hint="default"/>
+          <w:b w:val="0"/>
+          <w:bCs w:val="0"/>
+          <w:lang w:val="en-US" w:eastAsia="zh-CN"/>
+        </w:rPr>
+        <w:t xml:space="preserve"> t =100：从地址 CS:0100 开始执行一条指令（先设置 IP 寄存器为 0100，再执行）。</w:t>
+      </w:r>
+    </w:p>
+    <w:p>
+      <w:pPr>
+        <w:rPr>
+          <w:rFonts w:hint="default"/>
+          <w:b w:val="0"/>
+          <w:bCs w:val="0"/>
+          <w:lang w:val="en-US" w:eastAsia="zh-CN"/>
+        </w:rPr>
+      </w:pPr>
+      <w:r>
+        <w:rPr>
+          <w:rFonts w:hint="default"/>
+          <w:b w:val="0"/>
+          <w:bCs w:val="0"/>
+          <w:lang w:val="en-US" w:eastAsia="zh-CN"/>
+        </w:rPr>
+        <w:t xml:space="preserve"> 用法示例：</w:t>
+      </w:r>
+    </w:p>
+    <w:p>
+      <w:pPr>
+        <w:rPr>
+          <w:rFonts w:hint="default"/>
+          <w:b w:val="0"/>
+          <w:bCs w:val="0"/>
+          <w:lang w:val="en-US" w:eastAsia="zh-CN"/>
+        </w:rPr>
+      </w:pPr>
+      <w:r>
+        <w:rPr>
+          <w:rFonts w:hint="default"/>
+          <w:b w:val="0"/>
+          <w:bCs w:val="0"/>
+          <w:lang w:val="en-US" w:eastAsia="zh-CN"/>
+        </w:rPr>
+        <w:t>-t</w:t>
+      </w:r>
+    </w:p>
+    <w:p>
+      <w:pPr>
+        <w:rPr>
+          <w:rFonts w:hint="default"/>
+          <w:b w:val="0"/>
+          <w:bCs w:val="0"/>
+          <w:lang w:val="en-US" w:eastAsia="zh-CN"/>
+        </w:rPr>
+      </w:pPr>
+      <w:r>
+        <w:rPr>
+          <w:rFonts w:hint="default"/>
+          <w:b w:val="0"/>
+          <w:bCs w:val="0"/>
+          <w:lang w:val="en-US" w:eastAsia="zh-CN"/>
+        </w:rPr>
+        <w:t>执行一条指令后，会显示类似 r 命令的详细寄存器信息。可以通过反复按 t 来一步步观察程序是如何运行的。</w:t>
+      </w:r>
+    </w:p>
+    <w:p>
+      <w:pPr>
+        <w:rPr>
+          <w:rFonts w:hint="default"/>
+          <w:b w:val="0"/>
+          <w:bCs w:val="0"/>
+          <w:lang w:val="en-US" w:eastAsia="zh-CN"/>
+        </w:rPr>
+      </w:pPr>
+    </w:p>
+    <w:p>
+      <w:pPr>
+        <w:rPr>
+          <w:rFonts w:hint="default"/>
+          <w:b/>
+          <w:bCs/>
+          <w:lang w:val="en-US" w:eastAsia="zh-CN"/>
+        </w:rPr>
+      </w:pPr>
+      <w:r>
+        <w:rPr>
+          <w:rFonts w:hint="eastAsia"/>
+          <w:b/>
+          <w:bCs/>
+          <w:lang w:val="en-US" w:eastAsia="zh-CN"/>
+        </w:rPr>
+        <w:t>8</w:t>
+      </w:r>
+      <w:r>
+        <w:rPr>
+          <w:rFonts w:hint="default"/>
+          <w:b/>
+          <w:bCs/>
+          <w:lang w:val="en-US" w:eastAsia="zh-CN"/>
+        </w:rPr>
+        <w:t>. p - 步进执行</w:t>
+      </w:r>
+    </w:p>
+    <w:p>
+      <w:pPr>
+        <w:rPr>
+          <w:rFonts w:hint="default"/>
+          <w:b w:val="0"/>
+          <w:bCs w:val="0"/>
+          <w:lang w:val="en-US" w:eastAsia="zh-CN"/>
+        </w:rPr>
+      </w:pPr>
+      <w:r>
+        <w:rPr>
+          <w:rFonts w:hint="default"/>
+          <w:b w:val="0"/>
+          <w:bCs w:val="0"/>
+          <w:lang w:val="en-US" w:eastAsia="zh-CN"/>
+        </w:rPr>
+        <w:t xml:space="preserve"> 功能：与 t 类似，但更“智能”。它会将 CALL、INT（中断）等指令当作一个整体来执行，而不是跳进子程序或中断服务程序内部一步步执行。在调试时，如果想快速跳过子程序，用 p 非常方便。</w:t>
+      </w:r>
+    </w:p>
+    <w:p>
+      <w:pPr>
+        <w:rPr>
+          <w:rFonts w:hint="default"/>
+          <w:b w:val="0"/>
+          <w:bCs w:val="0"/>
+          <w:lang w:val="en-US" w:eastAsia="zh-CN"/>
+        </w:rPr>
+      </w:pPr>
+      <w:r>
+        <w:rPr>
+          <w:rFonts w:hint="default"/>
+          <w:b w:val="0"/>
+          <w:bCs w:val="0"/>
+          <w:lang w:val="en-US" w:eastAsia="zh-CN"/>
+        </w:rPr>
+        <w:t xml:space="preserve"> 用法：与 t 完全相同。</w:t>
+      </w:r>
+    </w:p>
+    <w:p>
+      <w:pPr>
+        <w:rPr>
+          <w:rFonts w:hint="default"/>
+          <w:b w:val="0"/>
+          <w:bCs w:val="0"/>
+          <w:lang w:val="en-US" w:eastAsia="zh-CN"/>
+        </w:rPr>
+      </w:pPr>
+    </w:p>
+    <w:p>
+      <w:pPr>
+        <w:rPr>
+          <w:rFonts w:hint="default"/>
+          <w:b/>
+          <w:bCs/>
+          <w:lang w:val="en-US" w:eastAsia="zh-CN"/>
+        </w:rPr>
+      </w:pPr>
+      <w:r>
+        <w:rPr>
+          <w:rFonts w:hint="eastAsia"/>
+          <w:b/>
+          <w:bCs/>
+          <w:lang w:val="en-US" w:eastAsia="zh-CN"/>
+        </w:rPr>
+        <w:t>9</w:t>
+      </w:r>
+      <w:r>
+        <w:rPr>
+          <w:rFonts w:hint="default"/>
+          <w:b/>
+          <w:bCs/>
+          <w:lang w:val="en-US" w:eastAsia="zh-CN"/>
+        </w:rPr>
+        <w:t>. g - 运行程序</w:t>
+      </w:r>
+    </w:p>
+    <w:p>
+      <w:pPr>
+        <w:rPr>
+          <w:rFonts w:hint="default"/>
+          <w:b w:val="0"/>
+          <w:bCs w:val="0"/>
+          <w:lang w:val="en-US" w:eastAsia="zh-CN"/>
+        </w:rPr>
+      </w:pPr>
+      <w:r>
+        <w:rPr>
+          <w:rFonts w:hint="default"/>
+          <w:b w:val="0"/>
+          <w:bCs w:val="0"/>
+          <w:lang w:val="en-US" w:eastAsia="zh-CN"/>
+        </w:rPr>
+        <w:t xml:space="preserve"> 功能：让程序从当前地址开始连续运行，直到遇到断点或程序结束。</w:t>
+      </w:r>
+    </w:p>
+    <w:p>
+      <w:pPr>
+        <w:rPr>
+          <w:rFonts w:hint="default"/>
+          <w:b w:val="0"/>
+          <w:bCs w:val="0"/>
+          <w:lang w:val="en-US" w:eastAsia="zh-CN"/>
+        </w:rPr>
+      </w:pPr>
+      <w:r>
+        <w:rPr>
+          <w:rFonts w:hint="default"/>
+          <w:b w:val="0"/>
+          <w:bCs w:val="0"/>
+          <w:lang w:val="en-US" w:eastAsia="zh-CN"/>
+        </w:rPr>
+        <w:t xml:space="preserve"> 用法：g [=起始地址] [断点地址1] [断点地址2] ...</w:t>
+      </w:r>
+    </w:p>
+    <w:p>
+      <w:pPr>
+        <w:rPr>
+          <w:rFonts w:hint="default"/>
+          <w:b w:val="0"/>
+          <w:bCs w:val="0"/>
+          <w:lang w:val="en-US" w:eastAsia="zh-CN"/>
+        </w:rPr>
+      </w:pPr>
+      <w:r>
+        <w:rPr>
+          <w:rFonts w:hint="default"/>
+          <w:b w:val="0"/>
+          <w:bCs w:val="0"/>
+          <w:lang w:val="en-US" w:eastAsia="zh-CN"/>
+        </w:rPr>
+        <w:t xml:space="preserve"> g：直接运行，直到程序终止。</w:t>
+      </w:r>
+    </w:p>
+    <w:p>
+      <w:pPr>
+        <w:rPr>
+          <w:rFonts w:hint="default"/>
+          <w:b w:val="0"/>
+          <w:bCs w:val="0"/>
+          <w:lang w:val="en-US" w:eastAsia="zh-CN"/>
+        </w:rPr>
+      </w:pPr>
+      <w:r>
+        <w:rPr>
+          <w:rFonts w:hint="default"/>
+          <w:b w:val="0"/>
+          <w:bCs w:val="0"/>
+          <w:lang w:val="en-US" w:eastAsia="zh-CN"/>
+        </w:rPr>
+        <w:t xml:space="preserve"> g 105：从当前地址运行到地址 CS:0105 处暂停（设置断点）。</w:t>
+      </w:r>
+    </w:p>
+    <w:p>
+      <w:pPr>
+        <w:rPr>
+          <w:rFonts w:hint="default"/>
+          <w:b w:val="0"/>
+          <w:bCs w:val="0"/>
+          <w:lang w:val="en-US" w:eastAsia="zh-CN"/>
+        </w:rPr>
+      </w:pPr>
+      <w:r>
+        <w:rPr>
+          <w:rFonts w:hint="default"/>
+          <w:b w:val="0"/>
+          <w:bCs w:val="0"/>
+          <w:lang w:val="en-US" w:eastAsia="zh-CN"/>
+        </w:rPr>
+        <w:t xml:space="preserve"> 用法示例：</w:t>
+      </w:r>
+    </w:p>
+    <w:p>
+      <w:pPr>
+        <w:rPr>
+          <w:rFonts w:hint="default"/>
+          <w:b w:val="0"/>
+          <w:bCs w:val="0"/>
+          <w:lang w:val="en-US" w:eastAsia="zh-CN"/>
+        </w:rPr>
+      </w:pPr>
+      <w:r>
+        <w:rPr>
+          <w:rFonts w:hint="default"/>
+          <w:b w:val="0"/>
+          <w:bCs w:val="0"/>
+          <w:lang w:val="en-US" w:eastAsia="zh-CN"/>
+        </w:rPr>
+        <w:t>-g 105; 运行到 CS:0105 处暂停</w:t>
+      </w:r>
+    </w:p>
+    <w:p>
+      <w:pPr>
+        <w:rPr>
+          <w:rFonts w:hint="default"/>
+          <w:b w:val="0"/>
+          <w:bCs w:val="0"/>
+          <w:lang w:val="en-US" w:eastAsia="zh-CN"/>
+        </w:rPr>
+      </w:pPr>
+      <w:r>
+        <w:rPr>
+          <w:rFonts w:hint="default"/>
+          <w:b w:val="0"/>
+          <w:bCs w:val="0"/>
+          <w:lang w:val="en-US" w:eastAsia="zh-CN"/>
+        </w:rPr>
+        <w:t>当程序输出结果后暂停，可以用 r、d 等命令检查运行结果。</w:t>
+      </w:r>
+    </w:p>
+    <w:p>
+      <w:pPr>
+        <w:rPr>
+          <w:rFonts w:hint="default"/>
+          <w:b w:val="0"/>
+          <w:bCs w:val="0"/>
+          <w:lang w:val="en-US" w:eastAsia="zh-CN"/>
+        </w:rPr>
+      </w:pPr>
+    </w:p>
+    <w:p>
+      <w:pPr>
+        <w:rPr>
+          <w:rFonts w:hint="default"/>
+          <w:b/>
+          <w:bCs/>
+          <w:lang w:val="en-US" w:eastAsia="zh-CN"/>
+        </w:rPr>
+      </w:pPr>
+      <w:r>
+        <w:rPr>
+          <w:rFonts w:hint="eastAsia"/>
+          <w:b/>
+          <w:bCs/>
+          <w:lang w:val="en-US" w:eastAsia="zh-CN"/>
+        </w:rPr>
+        <w:t>10</w:t>
+      </w:r>
+      <w:r>
+        <w:rPr>
+          <w:rFonts w:hint="default"/>
+          <w:b/>
+          <w:bCs/>
+          <w:lang w:val="en-US" w:eastAsia="zh-CN"/>
+        </w:rPr>
+        <w:t>. q - 退出 Debug</w:t>
+      </w:r>
+    </w:p>
+    <w:p>
+      <w:pPr>
+        <w:rPr>
+          <w:rFonts w:hint="default"/>
+          <w:b w:val="0"/>
+          <w:bCs w:val="0"/>
+          <w:lang w:val="en-US" w:eastAsia="zh-CN"/>
+        </w:rPr>
+      </w:pPr>
+      <w:r>
+        <w:rPr>
+          <w:rFonts w:hint="default"/>
+          <w:b w:val="0"/>
+          <w:bCs w:val="0"/>
+          <w:lang w:val="en-US" w:eastAsia="zh-CN"/>
+        </w:rPr>
+        <w:t xml:space="preserve"> 功能：退出 debug.exe，返回到 DOS 命令行。</w:t>
+      </w:r>
+    </w:p>
+    <w:p>
+      <w:pPr>
+        <w:rPr>
+          <w:rFonts w:hint="default"/>
+          <w:b w:val="0"/>
+          <w:bCs w:val="0"/>
+          <w:lang w:val="en-US" w:eastAsia="zh-CN"/>
+        </w:rPr>
+      </w:pPr>
+      <w:r>
+        <w:rPr>
+          <w:rFonts w:hint="default"/>
+          <w:b w:val="0"/>
+          <w:bCs w:val="0"/>
+          <w:lang w:val="en-US" w:eastAsia="zh-CN"/>
+        </w:rPr>
+        <w:t xml:space="preserve"> 用法：直接输入 q。</w:t>
+      </w:r>
+    </w:p>
+    <w:p>
+      <w:pPr>
+        <w:rPr>
+          <w:rFonts w:hint="default"/>
+          <w:b w:val="0"/>
+          <w:bCs w:val="0"/>
+          <w:lang w:val="en-US" w:eastAsia="zh-CN"/>
+        </w:rPr>
+      </w:pPr>
+    </w:p>
+    <w:p>
+      <w:pPr>
+        <w:rPr>
+          <w:rFonts w:hint="default"/>
+          <w:b w:val="0"/>
+          <w:bCs w:val="0"/>
+          <w:lang w:val="en-US" w:eastAsia="zh-CN"/>
+        </w:rPr>
+      </w:pPr>
+      <w:r>
+        <w:rPr>
+          <w:rFonts w:hint="default"/>
+          <w:b w:val="0"/>
+          <w:bCs w:val="0"/>
+          <w:lang w:val="en-US" w:eastAsia="zh-CN"/>
+        </w:rPr>
+        <w:br w:type="page"/>
+      </w:r>
+    </w:p>
+    <w:p>
+      <w:pPr>
+        <w:pStyle w:val="3"/>
+        <w:bidi w:val="0"/>
+        <w:rPr>
+          <w:rFonts w:hint="eastAsia"/>
+          <w:lang w:val="en-US" w:eastAsia="zh-CN"/>
+        </w:rPr>
+      </w:pPr>
+      <w:r>
+        <w:rPr>
+          <w:rFonts w:hint="eastAsia"/>
+          <w:lang w:val="en-US" w:eastAsia="zh-CN"/>
+        </w:rPr>
+        <w:t>H</w:t>
+      </w:r>
+      <w:r>
+        <w:rPr>
+          <w:rFonts w:hint="default"/>
+          <w:lang w:val="en-US" w:eastAsia="zh-CN"/>
+        </w:rPr>
+        <w:t>ello</w:t>
+      </w:r>
+      <w:r>
+        <w:rPr>
+          <w:rFonts w:hint="eastAsia"/>
+          <w:lang w:val="en-US" w:eastAsia="zh-CN"/>
+        </w:rPr>
+        <w:t>W</w:t>
+      </w:r>
+      <w:r>
+        <w:rPr>
+          <w:rFonts w:hint="default"/>
+          <w:lang w:val="en-US" w:eastAsia="zh-CN"/>
+        </w:rPr>
+        <w:t>orld</w:t>
+      </w:r>
+      <w:r>
+        <w:rPr>
+          <w:rFonts w:hint="eastAsia"/>
+          <w:lang w:val="en-US" w:eastAsia="zh-CN"/>
+        </w:rPr>
+        <w:t>程序解读</w:t>
+      </w:r>
+    </w:p>
+    <w:p>
+      <w:pPr>
+        <w:pStyle w:val="10"/>
+        <w:bidi w:val="0"/>
+        <w:rPr>
+          <w:rFonts w:hint="default"/>
+          <w:lang w:val="en-US" w:eastAsia="zh-CN"/>
+        </w:rPr>
+      </w:pPr>
+      <w:r>
+        <w:rPr>
+          <w:rFonts w:hint="default"/>
+          <w:lang w:val="en-US" w:eastAsia="zh-CN"/>
+        </w:rPr>
+        <w:t>; 定义堆栈段，用于程序运行时的堆栈空间</w:t>
+      </w:r>
+    </w:p>
+    <w:p>
+      <w:pPr>
+        <w:pStyle w:val="10"/>
+        <w:bidi w:val="0"/>
+        <w:rPr>
+          <w:rFonts w:hint="default"/>
+          <w:lang w:val="en-US" w:eastAsia="zh-CN"/>
+        </w:rPr>
+      </w:pPr>
+      <w:r>
+        <w:rPr>
+          <w:rFonts w:hint="default"/>
+          <w:lang w:val="en-US" w:eastAsia="zh-CN"/>
+        </w:rPr>
+        <w:t>STKSEG SEGMENT STACK</w:t>
+      </w:r>
+      <w:r>
+        <w:rPr>
+          <w:rFonts w:hint="default"/>
+          <w:lang w:val="en-US" w:eastAsia="zh-CN"/>
+        </w:rPr>
+        <w:tab/>
+      </w:r>
+      <w:r>
+        <w:rPr>
+          <w:rFonts w:hint="default"/>
+          <w:lang w:val="en-US" w:eastAsia="zh-CN"/>
+        </w:rPr>
+        <w:tab/>
+      </w:r>
+    </w:p>
+    <w:p>
+      <w:pPr>
+        <w:pStyle w:val="10"/>
+        <w:bidi w:val="0"/>
+        <w:rPr>
+          <w:rFonts w:hint="default"/>
+          <w:lang w:val="en-US" w:eastAsia="zh-CN"/>
+        </w:rPr>
+      </w:pPr>
+      <w:r>
+        <w:rPr>
+          <w:rFonts w:hint="default"/>
+          <w:lang w:val="en-US" w:eastAsia="zh-CN"/>
+        </w:rPr>
+        <w:tab/>
+      </w:r>
+      <w:r>
+        <w:rPr>
+          <w:rFonts w:hint="default"/>
+          <w:lang w:val="en-US" w:eastAsia="zh-CN"/>
+        </w:rPr>
+        <w:t>DW 32 DUP(0)</w:t>
+      </w:r>
+      <w:r>
+        <w:rPr>
+          <w:rFonts w:hint="default"/>
+          <w:lang w:val="en-US" w:eastAsia="zh-CN"/>
+        </w:rPr>
+        <w:tab/>
+      </w:r>
+      <w:r>
+        <w:rPr>
+          <w:rFonts w:hint="default"/>
+          <w:lang w:val="en-US" w:eastAsia="zh-CN"/>
+        </w:rPr>
+        <w:tab/>
+      </w:r>
+      <w:r>
+        <w:rPr>
+          <w:rFonts w:hint="default"/>
+          <w:lang w:val="en-US" w:eastAsia="zh-CN"/>
+        </w:rPr>
+        <w:tab/>
+      </w:r>
+      <w:r>
+        <w:rPr>
+          <w:rFonts w:hint="default"/>
+          <w:lang w:val="en-US" w:eastAsia="zh-CN"/>
+        </w:rPr>
+        <w:t>; 分配32个字(64字节)的堆栈空间，初始化为0</w:t>
+      </w:r>
+    </w:p>
+    <w:p>
+      <w:pPr>
+        <w:pStyle w:val="10"/>
+        <w:bidi w:val="0"/>
+        <w:rPr>
+          <w:rFonts w:hint="default"/>
+          <w:lang w:val="en-US" w:eastAsia="zh-CN"/>
+        </w:rPr>
+      </w:pPr>
+      <w:r>
+        <w:rPr>
+          <w:rFonts w:hint="default"/>
+          <w:lang w:val="en-US" w:eastAsia="zh-CN"/>
+        </w:rPr>
+        <w:t>STKSEG ENDS</w:t>
+      </w:r>
+      <w:r>
+        <w:rPr>
+          <w:rFonts w:hint="default"/>
+          <w:lang w:val="en-US" w:eastAsia="zh-CN"/>
+        </w:rPr>
+        <w:tab/>
+      </w:r>
+      <w:r>
+        <w:rPr>
+          <w:rFonts w:hint="default"/>
+          <w:lang w:val="en-US" w:eastAsia="zh-CN"/>
+        </w:rPr>
+        <w:tab/>
+      </w:r>
+      <w:r>
+        <w:rPr>
+          <w:rFonts w:hint="default"/>
+          <w:lang w:val="en-US" w:eastAsia="zh-CN"/>
+        </w:rPr>
+        <w:tab/>
+      </w:r>
+      <w:r>
+        <w:rPr>
+          <w:rFonts w:hint="default"/>
+          <w:lang w:val="en-US" w:eastAsia="zh-CN"/>
+        </w:rPr>
+        <w:tab/>
+      </w:r>
+      <w:r>
+        <w:rPr>
+          <w:rFonts w:hint="default"/>
+          <w:lang w:val="en-US" w:eastAsia="zh-CN"/>
+        </w:rPr>
+        <w:tab/>
+      </w:r>
+      <w:r>
+        <w:rPr>
+          <w:rFonts w:hint="default"/>
+          <w:lang w:val="en-US" w:eastAsia="zh-CN"/>
+        </w:rPr>
+        <w:t>; 堆栈段结束</w:t>
+      </w:r>
+    </w:p>
+    <w:p>
+      <w:pPr>
+        <w:pStyle w:val="10"/>
+        <w:bidi w:val="0"/>
+        <w:rPr>
+          <w:rFonts w:hint="default"/>
+          <w:lang w:val="en-US" w:eastAsia="zh-CN"/>
+        </w:rPr>
+      </w:pPr>
+    </w:p>
+    <w:p>
+      <w:pPr>
+        <w:pStyle w:val="10"/>
+        <w:bidi w:val="0"/>
+        <w:rPr>
+          <w:rFonts w:hint="default"/>
+          <w:lang w:val="en-US" w:eastAsia="zh-CN"/>
+        </w:rPr>
+      </w:pPr>
+      <w:r>
+        <w:rPr>
+          <w:rFonts w:hint="default"/>
+          <w:lang w:val="en-US" w:eastAsia="zh-CN"/>
+        </w:rPr>
+        <w:t>; 定义数据段，用于存储程序的数据</w:t>
+      </w:r>
+    </w:p>
+    <w:p>
+      <w:pPr>
+        <w:pStyle w:val="10"/>
+        <w:bidi w:val="0"/>
+        <w:rPr>
+          <w:rFonts w:hint="default"/>
+          <w:lang w:val="en-US" w:eastAsia="zh-CN"/>
+        </w:rPr>
+      </w:pPr>
+      <w:r>
+        <w:rPr>
+          <w:rFonts w:hint="default"/>
+          <w:lang w:val="en-US" w:eastAsia="zh-CN"/>
+        </w:rPr>
+        <w:t>DATASEG SEGMENT</w:t>
+      </w:r>
+    </w:p>
+    <w:p>
+      <w:pPr>
+        <w:pStyle w:val="10"/>
+        <w:bidi w:val="0"/>
+        <w:rPr>
+          <w:rFonts w:hint="default"/>
+          <w:lang w:val="en-US" w:eastAsia="zh-CN"/>
+        </w:rPr>
+      </w:pPr>
+      <w:r>
+        <w:rPr>
+          <w:rFonts w:hint="default"/>
+          <w:lang w:val="en-US" w:eastAsia="zh-CN"/>
+        </w:rPr>
+        <w:tab/>
+      </w:r>
+      <w:r>
+        <w:rPr>
+          <w:rFonts w:hint="default"/>
+          <w:lang w:val="en-US" w:eastAsia="zh-CN"/>
+        </w:rPr>
+        <w:t>MSG DB "Hello World$"</w:t>
+      </w:r>
+      <w:r>
+        <w:rPr>
+          <w:rFonts w:hint="default"/>
+          <w:lang w:val="en-US" w:eastAsia="zh-CN"/>
+        </w:rPr>
+        <w:tab/>
+      </w:r>
+      <w:r>
+        <w:rPr>
+          <w:rFonts w:hint="default"/>
+          <w:lang w:val="en-US" w:eastAsia="zh-CN"/>
+        </w:rPr>
+        <w:tab/>
+      </w:r>
+      <w:r>
+        <w:rPr>
+          <w:rFonts w:hint="default"/>
+          <w:lang w:val="en-US" w:eastAsia="zh-CN"/>
+        </w:rPr>
+        <w:t>; 定义字符串，$符号是DOS字符串结束标记</w:t>
+      </w:r>
+    </w:p>
+    <w:p>
+      <w:pPr>
+        <w:pStyle w:val="10"/>
+        <w:bidi w:val="0"/>
+        <w:rPr>
+          <w:rFonts w:hint="default"/>
+          <w:lang w:val="en-US" w:eastAsia="zh-CN"/>
+        </w:rPr>
+      </w:pPr>
+      <w:r>
+        <w:rPr>
+          <w:rFonts w:hint="default"/>
+          <w:lang w:val="en-US" w:eastAsia="zh-CN"/>
+        </w:rPr>
+        <w:t>DATASEG ENDS</w:t>
+      </w:r>
+      <w:r>
+        <w:rPr>
+          <w:rFonts w:hint="default"/>
+          <w:lang w:val="en-US" w:eastAsia="zh-CN"/>
+        </w:rPr>
+        <w:tab/>
+      </w:r>
+      <w:r>
+        <w:rPr>
+          <w:rFonts w:hint="default"/>
+          <w:lang w:val="en-US" w:eastAsia="zh-CN"/>
+        </w:rPr>
+        <w:tab/>
+      </w:r>
+      <w:r>
+        <w:rPr>
+          <w:rFonts w:hint="default"/>
+          <w:lang w:val="en-US" w:eastAsia="zh-CN"/>
+        </w:rPr>
+        <w:tab/>
+      </w:r>
+      <w:r>
+        <w:rPr>
+          <w:rFonts w:hint="default"/>
+          <w:lang w:val="en-US" w:eastAsia="zh-CN"/>
+        </w:rPr>
+        <w:tab/>
+      </w:r>
+      <w:r>
+        <w:rPr>
+          <w:rFonts w:hint="default"/>
+          <w:lang w:val="en-US" w:eastAsia="zh-CN"/>
+        </w:rPr>
+        <w:tab/>
+      </w:r>
+      <w:r>
+        <w:rPr>
+          <w:rFonts w:hint="default"/>
+          <w:lang w:val="en-US" w:eastAsia="zh-CN"/>
+        </w:rPr>
+        <w:t>; 数据段结束</w:t>
+      </w:r>
+    </w:p>
+    <w:p>
+      <w:pPr>
+        <w:pStyle w:val="10"/>
+        <w:bidi w:val="0"/>
+        <w:rPr>
+          <w:rFonts w:hint="default"/>
+          <w:lang w:val="en-US" w:eastAsia="zh-CN"/>
+        </w:rPr>
+      </w:pPr>
+    </w:p>
+    <w:p>
+      <w:pPr>
+        <w:pStyle w:val="10"/>
+        <w:bidi w:val="0"/>
+        <w:rPr>
+          <w:rFonts w:hint="default"/>
+          <w:lang w:val="en-US" w:eastAsia="zh-CN"/>
+        </w:rPr>
+      </w:pPr>
+      <w:r>
+        <w:rPr>
+          <w:rFonts w:hint="default"/>
+          <w:lang w:val="en-US" w:eastAsia="zh-CN"/>
+        </w:rPr>
+        <w:t>; 定义代码段，包含程序的执行代码</w:t>
+      </w:r>
+    </w:p>
+    <w:p>
+      <w:pPr>
+        <w:pStyle w:val="10"/>
+        <w:bidi w:val="0"/>
+        <w:rPr>
+          <w:rFonts w:hint="default"/>
+          <w:lang w:val="en-US" w:eastAsia="zh-CN"/>
+        </w:rPr>
+      </w:pPr>
+      <w:r>
+        <w:rPr>
+          <w:rFonts w:hint="default"/>
+          <w:lang w:val="en-US" w:eastAsia="zh-CN"/>
+        </w:rPr>
+        <w:t>CODESEG SEGMENT</w:t>
+      </w:r>
+    </w:p>
+    <w:p>
+      <w:pPr>
+        <w:pStyle w:val="10"/>
+        <w:bidi w:val="0"/>
+        <w:rPr>
+          <w:rFonts w:hint="default"/>
+          <w:lang w:val="en-US" w:eastAsia="zh-CN"/>
+        </w:rPr>
+      </w:pPr>
+      <w:r>
+        <w:rPr>
+          <w:rFonts w:hint="default"/>
+          <w:lang w:val="en-US" w:eastAsia="zh-CN"/>
+        </w:rPr>
+        <w:tab/>
+      </w:r>
+      <w:r>
+        <w:rPr>
+          <w:rFonts w:hint="default"/>
+          <w:lang w:val="en-US" w:eastAsia="zh-CN"/>
+        </w:rPr>
+        <w:t>ASSUME CS:CODESEG,DS:DATASEG</w:t>
+      </w:r>
+      <w:r>
+        <w:rPr>
+          <w:rFonts w:hint="default"/>
+          <w:lang w:val="en-US" w:eastAsia="zh-CN"/>
+        </w:rPr>
+        <w:tab/>
+      </w:r>
+      <w:r>
+        <w:rPr>
+          <w:rFonts w:hint="default"/>
+          <w:lang w:val="en-US" w:eastAsia="zh-CN"/>
+        </w:rPr>
+        <w:t>; 告诉汇编器CS指向代码段，DS指向数据段</w:t>
+      </w:r>
+    </w:p>
+    <w:p>
+      <w:pPr>
+        <w:pStyle w:val="10"/>
+        <w:bidi w:val="0"/>
+        <w:rPr>
+          <w:rFonts w:hint="default"/>
+          <w:lang w:val="en-US" w:eastAsia="zh-CN"/>
+        </w:rPr>
+      </w:pPr>
+      <w:r>
+        <w:rPr>
+          <w:rFonts w:hint="default"/>
+          <w:lang w:val="en-US" w:eastAsia="zh-CN"/>
+        </w:rPr>
+        <w:t>MAIN PROC FAR</w:t>
+      </w:r>
+      <w:r>
+        <w:rPr>
+          <w:rFonts w:hint="default"/>
+          <w:lang w:val="en-US" w:eastAsia="zh-CN"/>
+        </w:rPr>
+        <w:tab/>
+      </w:r>
+      <w:r>
+        <w:rPr>
+          <w:rFonts w:hint="default"/>
+          <w:lang w:val="en-US" w:eastAsia="zh-CN"/>
+        </w:rPr>
+        <w:tab/>
+      </w:r>
+      <w:r>
+        <w:rPr>
+          <w:rFonts w:hint="default"/>
+          <w:lang w:val="en-US" w:eastAsia="zh-CN"/>
+        </w:rPr>
+        <w:tab/>
+      </w:r>
+      <w:r>
+        <w:rPr>
+          <w:rFonts w:hint="default"/>
+          <w:lang w:val="en-US" w:eastAsia="zh-CN"/>
+        </w:rPr>
+        <w:tab/>
+      </w:r>
+      <w:r>
+        <w:rPr>
+          <w:rFonts w:hint="default"/>
+          <w:lang w:val="en-US" w:eastAsia="zh-CN"/>
+        </w:rPr>
+        <w:t>; 定义主程序，FAR表示远过程调用</w:t>
+      </w:r>
+    </w:p>
+    <w:p>
+      <w:pPr>
+        <w:pStyle w:val="10"/>
+        <w:bidi w:val="0"/>
+        <w:rPr>
+          <w:rFonts w:hint="default"/>
+          <w:lang w:val="en-US" w:eastAsia="zh-CN"/>
+        </w:rPr>
+      </w:pPr>
+      <w:r>
+        <w:rPr>
+          <w:rFonts w:hint="default"/>
+          <w:lang w:val="en-US" w:eastAsia="zh-CN"/>
+        </w:rPr>
+        <w:tab/>
+      </w:r>
+      <w:r>
+        <w:rPr>
+          <w:rFonts w:hint="default"/>
+          <w:lang w:val="en-US" w:eastAsia="zh-CN"/>
+        </w:rPr>
+        <w:t>MOV AX,DATASEG</w:t>
+      </w:r>
+      <w:r>
+        <w:rPr>
+          <w:rFonts w:hint="default"/>
+          <w:lang w:val="en-US" w:eastAsia="zh-CN"/>
+        </w:rPr>
+        <w:tab/>
+      </w:r>
+      <w:r>
+        <w:rPr>
+          <w:rFonts w:hint="default"/>
+          <w:lang w:val="en-US" w:eastAsia="zh-CN"/>
+        </w:rPr>
+        <w:tab/>
+      </w:r>
+      <w:r>
+        <w:rPr>
+          <w:rFonts w:hint="default"/>
+          <w:lang w:val="en-US" w:eastAsia="zh-CN"/>
+        </w:rPr>
+        <w:tab/>
+      </w:r>
+      <w:r>
+        <w:rPr>
+          <w:rFonts w:hint="default"/>
+          <w:lang w:val="en-US" w:eastAsia="zh-CN"/>
+        </w:rPr>
+        <w:t>; 将数据段的段地址加载到AX寄存器</w:t>
+      </w:r>
+    </w:p>
+    <w:p>
+      <w:pPr>
+        <w:pStyle w:val="10"/>
+        <w:bidi w:val="0"/>
+        <w:rPr>
+          <w:rFonts w:hint="default"/>
+          <w:lang w:val="en-US" w:eastAsia="zh-CN"/>
+        </w:rPr>
+      </w:pPr>
+      <w:r>
+        <w:rPr>
+          <w:rFonts w:hint="default"/>
+          <w:lang w:val="en-US" w:eastAsia="zh-CN"/>
+        </w:rPr>
+        <w:tab/>
+      </w:r>
+      <w:r>
+        <w:rPr>
+          <w:rFonts w:hint="default"/>
+          <w:lang w:val="en-US" w:eastAsia="zh-CN"/>
+        </w:rPr>
+        <w:t>MOV DS,AX</w:t>
+      </w:r>
+      <w:r>
+        <w:rPr>
+          <w:rFonts w:hint="default"/>
+          <w:lang w:val="en-US" w:eastAsia="zh-CN"/>
+        </w:rPr>
+        <w:tab/>
+      </w:r>
+      <w:r>
+        <w:rPr>
+          <w:rFonts w:hint="default"/>
+          <w:lang w:val="en-US" w:eastAsia="zh-CN"/>
+        </w:rPr>
+        <w:tab/>
+      </w:r>
+      <w:r>
+        <w:rPr>
+          <w:rFonts w:hint="default"/>
+          <w:lang w:val="en-US" w:eastAsia="zh-CN"/>
+        </w:rPr>
+        <w:tab/>
+      </w:r>
+      <w:r>
+        <w:rPr>
+          <w:rFonts w:hint="default"/>
+          <w:lang w:val="en-US" w:eastAsia="zh-CN"/>
+        </w:rPr>
+        <w:t>; 将AX的值赋给DS寄存器，设置数据段寄存器</w:t>
+      </w:r>
+    </w:p>
+    <w:p>
+      <w:pPr>
+        <w:pStyle w:val="10"/>
+        <w:bidi w:val="0"/>
+        <w:rPr>
+          <w:rFonts w:hint="default"/>
+          <w:lang w:val="en-US" w:eastAsia="zh-CN"/>
+        </w:rPr>
+      </w:pPr>
+      <w:r>
+        <w:rPr>
+          <w:rFonts w:hint="default"/>
+          <w:lang w:val="en-US" w:eastAsia="zh-CN"/>
+        </w:rPr>
+        <w:tab/>
+      </w:r>
+      <w:r>
+        <w:rPr>
+          <w:rFonts w:hint="default"/>
+          <w:lang w:val="en-US" w:eastAsia="zh-CN"/>
+        </w:rPr>
+        <w:t>MOV AH,9</w:t>
+      </w:r>
+      <w:r>
+        <w:rPr>
+          <w:rFonts w:hint="default"/>
+          <w:lang w:val="en-US" w:eastAsia="zh-CN"/>
+        </w:rPr>
+        <w:tab/>
+      </w:r>
+      <w:r>
+        <w:rPr>
+          <w:rFonts w:hint="default"/>
+          <w:lang w:val="en-US" w:eastAsia="zh-CN"/>
+        </w:rPr>
+        <w:tab/>
+      </w:r>
+      <w:r>
+        <w:rPr>
+          <w:rFonts w:hint="default"/>
+          <w:lang w:val="en-US" w:eastAsia="zh-CN"/>
+        </w:rPr>
+        <w:tab/>
+      </w:r>
+      <w:r>
+        <w:rPr>
+          <w:rFonts w:hint="default"/>
+          <w:lang w:val="en-US" w:eastAsia="zh-CN"/>
+        </w:rPr>
+        <w:t>; 设置DOS功能号9(显示字符串)到AH寄存器</w:t>
+      </w:r>
+    </w:p>
+    <w:p>
+      <w:pPr>
+        <w:pStyle w:val="10"/>
+        <w:bidi w:val="0"/>
+        <w:rPr>
+          <w:rFonts w:hint="default"/>
+          <w:lang w:val="en-US" w:eastAsia="zh-CN"/>
+        </w:rPr>
+      </w:pPr>
+      <w:r>
+        <w:rPr>
+          <w:rFonts w:hint="default"/>
+          <w:lang w:val="en-US" w:eastAsia="zh-CN"/>
+        </w:rPr>
+        <w:tab/>
+      </w:r>
+      <w:r>
+        <w:rPr>
+          <w:rFonts w:hint="default"/>
+          <w:lang w:val="en-US" w:eastAsia="zh-CN"/>
+        </w:rPr>
+        <w:t>MOV DX,OFFSET MSG</w:t>
+      </w:r>
+      <w:r>
+        <w:rPr>
+          <w:rFonts w:hint="default"/>
+          <w:lang w:val="en-US" w:eastAsia="zh-CN"/>
+        </w:rPr>
+        <w:tab/>
+      </w:r>
+      <w:r>
+        <w:rPr>
+          <w:rFonts w:hint="default"/>
+          <w:lang w:val="en-US" w:eastAsia="zh-CN"/>
+        </w:rPr>
+        <w:tab/>
+      </w:r>
+      <w:r>
+        <w:rPr>
+          <w:rFonts w:hint="default"/>
+          <w:lang w:val="en-US" w:eastAsia="zh-CN"/>
+        </w:rPr>
+        <w:t>; 将字符串MSG的偏移地址加载到DX寄存器</w:t>
+      </w:r>
+    </w:p>
+    <w:p>
+      <w:pPr>
+        <w:pStyle w:val="10"/>
+        <w:bidi w:val="0"/>
+        <w:rPr>
+          <w:rFonts w:hint="default"/>
+          <w:lang w:val="en-US" w:eastAsia="zh-CN"/>
+        </w:rPr>
+      </w:pPr>
+      <w:r>
+        <w:rPr>
+          <w:rFonts w:hint="default"/>
+          <w:lang w:val="en-US" w:eastAsia="zh-CN"/>
+        </w:rPr>
+        <w:tab/>
+      </w:r>
+      <w:r>
+        <w:rPr>
+          <w:rFonts w:hint="default"/>
+          <w:lang w:val="en-US" w:eastAsia="zh-CN"/>
+        </w:rPr>
+        <w:t>INT 21H</w:t>
+      </w:r>
+      <w:r>
+        <w:rPr>
+          <w:rFonts w:hint="default"/>
+          <w:lang w:val="en-US" w:eastAsia="zh-CN"/>
+        </w:rPr>
+        <w:tab/>
+      </w:r>
+      <w:r>
+        <w:rPr>
+          <w:rFonts w:hint="default"/>
+          <w:lang w:val="en-US" w:eastAsia="zh-CN"/>
+        </w:rPr>
+        <w:tab/>
+      </w:r>
+      <w:r>
+        <w:rPr>
+          <w:rFonts w:hint="default"/>
+          <w:lang w:val="en-US" w:eastAsia="zh-CN"/>
+        </w:rPr>
+        <w:tab/>
+      </w:r>
+      <w:r>
+        <w:rPr>
+          <w:rFonts w:hint="default"/>
+          <w:lang w:val="en-US" w:eastAsia="zh-CN"/>
+        </w:rPr>
+        <w:tab/>
+      </w:r>
+      <w:r>
+        <w:rPr>
+          <w:rFonts w:hint="default"/>
+          <w:lang w:val="en-US" w:eastAsia="zh-CN"/>
+        </w:rPr>
+        <w:t>; 调用DOS中断21H，执行字符串显示功能</w:t>
+      </w:r>
+    </w:p>
+    <w:p>
+      <w:pPr>
+        <w:pStyle w:val="10"/>
+        <w:bidi w:val="0"/>
+        <w:rPr>
+          <w:rFonts w:hint="default"/>
+          <w:lang w:val="en-US" w:eastAsia="zh-CN"/>
+        </w:rPr>
+      </w:pPr>
+      <w:r>
+        <w:rPr>
+          <w:rFonts w:hint="default"/>
+          <w:lang w:val="en-US" w:eastAsia="zh-CN"/>
+        </w:rPr>
+        <w:tab/>
+      </w:r>
+      <w:r>
+        <w:rPr>
+          <w:rFonts w:hint="default"/>
+          <w:lang w:val="en-US" w:eastAsia="zh-CN"/>
+        </w:rPr>
+        <w:t>MOV AX,4C00H</w:t>
+      </w:r>
+      <w:r>
+        <w:rPr>
+          <w:rFonts w:hint="default"/>
+          <w:lang w:val="en-US" w:eastAsia="zh-CN"/>
+        </w:rPr>
+        <w:tab/>
+      </w:r>
+      <w:r>
+        <w:rPr>
+          <w:rFonts w:hint="default"/>
+          <w:lang w:val="en-US" w:eastAsia="zh-CN"/>
+        </w:rPr>
+        <w:tab/>
+      </w:r>
+      <w:r>
+        <w:rPr>
+          <w:rFonts w:hint="default"/>
+          <w:lang w:val="en-US" w:eastAsia="zh-CN"/>
+        </w:rPr>
+        <w:tab/>
+      </w:r>
+      <w:r>
+        <w:rPr>
+          <w:rFonts w:hint="default"/>
+          <w:lang w:val="en-US" w:eastAsia="zh-CN"/>
+        </w:rPr>
+        <w:t>; 设置程序正常结束功能号(4CH)和返回码(00H)</w:t>
+      </w:r>
+    </w:p>
+    <w:p>
+      <w:pPr>
+        <w:pStyle w:val="10"/>
+        <w:bidi w:val="0"/>
+        <w:rPr>
+          <w:rFonts w:hint="default"/>
+          <w:lang w:val="en-US" w:eastAsia="zh-CN"/>
+        </w:rPr>
+      </w:pPr>
+      <w:r>
+        <w:rPr>
+          <w:rFonts w:hint="default"/>
+          <w:lang w:val="en-US" w:eastAsia="zh-CN"/>
+        </w:rPr>
+        <w:tab/>
+      </w:r>
+      <w:r>
+        <w:rPr>
+          <w:rFonts w:hint="default"/>
+          <w:lang w:val="en-US" w:eastAsia="zh-CN"/>
+        </w:rPr>
+        <w:t>INT 21H</w:t>
+      </w:r>
+      <w:r>
+        <w:rPr>
+          <w:rFonts w:hint="default"/>
+          <w:lang w:val="en-US" w:eastAsia="zh-CN"/>
+        </w:rPr>
+        <w:tab/>
+      </w:r>
+      <w:r>
+        <w:rPr>
+          <w:rFonts w:hint="default"/>
+          <w:lang w:val="en-US" w:eastAsia="zh-CN"/>
+        </w:rPr>
+        <w:tab/>
+      </w:r>
+      <w:r>
+        <w:rPr>
+          <w:rFonts w:hint="default"/>
+          <w:lang w:val="en-US" w:eastAsia="zh-CN"/>
+        </w:rPr>
+        <w:tab/>
+      </w:r>
+      <w:r>
+        <w:rPr>
+          <w:rFonts w:hint="default"/>
+          <w:lang w:val="en-US" w:eastAsia="zh-CN"/>
+        </w:rPr>
+        <w:tab/>
+      </w:r>
+      <w:r>
+        <w:rPr>
+          <w:rFonts w:hint="default"/>
+          <w:lang w:val="en-US" w:eastAsia="zh-CN"/>
+        </w:rPr>
+        <w:t>; 调用DOS中断21H，结束程序并返回到DOS</w:t>
+      </w:r>
+    </w:p>
+    <w:p>
+      <w:pPr>
+        <w:pStyle w:val="10"/>
+        <w:bidi w:val="0"/>
+        <w:rPr>
+          <w:rFonts w:hint="default"/>
+          <w:lang w:val="en-US" w:eastAsia="zh-CN"/>
+        </w:rPr>
+      </w:pPr>
+      <w:r>
+        <w:rPr>
+          <w:rFonts w:hint="default"/>
+          <w:lang w:val="en-US" w:eastAsia="zh-CN"/>
+        </w:rPr>
+        <w:t>MAIN ENDP</w:t>
+      </w:r>
+      <w:r>
+        <w:rPr>
+          <w:rFonts w:hint="default"/>
+          <w:lang w:val="en-US" w:eastAsia="zh-CN"/>
+        </w:rPr>
+        <w:tab/>
+      </w:r>
+      <w:r>
+        <w:rPr>
+          <w:rFonts w:hint="default"/>
+          <w:lang w:val="en-US" w:eastAsia="zh-CN"/>
+        </w:rPr>
+        <w:tab/>
+      </w:r>
+      <w:r>
+        <w:rPr>
+          <w:rFonts w:hint="default"/>
+          <w:lang w:val="en-US" w:eastAsia="zh-CN"/>
+        </w:rPr>
+        <w:tab/>
+      </w:r>
+      <w:r>
+        <w:rPr>
+          <w:rFonts w:hint="default"/>
+          <w:lang w:val="en-US" w:eastAsia="zh-CN"/>
+        </w:rPr>
+        <w:tab/>
+      </w:r>
+      <w:r>
+        <w:rPr>
+          <w:rFonts w:hint="default"/>
+          <w:lang w:val="en-US" w:eastAsia="zh-CN"/>
+        </w:rPr>
+        <w:t>; 主程序结束</w:t>
+      </w:r>
+    </w:p>
+    <w:p>
+      <w:pPr>
+        <w:pStyle w:val="10"/>
+        <w:bidi w:val="0"/>
+        <w:rPr>
+          <w:rFonts w:hint="default"/>
+          <w:lang w:val="en-US" w:eastAsia="zh-CN"/>
+        </w:rPr>
+      </w:pPr>
+      <w:r>
+        <w:rPr>
+          <w:rFonts w:hint="default"/>
+          <w:lang w:val="en-US" w:eastAsia="zh-CN"/>
+        </w:rPr>
+        <w:t>CODESEG ENDS</w:t>
+      </w:r>
+      <w:r>
+        <w:rPr>
+          <w:rFonts w:hint="default"/>
+          <w:lang w:val="en-US" w:eastAsia="zh-CN"/>
+        </w:rPr>
+        <w:tab/>
+      </w:r>
+      <w:r>
+        <w:rPr>
+          <w:rFonts w:hint="default"/>
+          <w:lang w:val="en-US" w:eastAsia="zh-CN"/>
+        </w:rPr>
+        <w:tab/>
+      </w:r>
+      <w:r>
+        <w:rPr>
+          <w:rFonts w:hint="default"/>
+          <w:lang w:val="en-US" w:eastAsia="zh-CN"/>
+        </w:rPr>
+        <w:tab/>
+      </w:r>
+      <w:r>
+        <w:rPr>
+          <w:rFonts w:hint="default"/>
+          <w:lang w:val="en-US" w:eastAsia="zh-CN"/>
+        </w:rPr>
+        <w:tab/>
+      </w:r>
+      <w:r>
+        <w:rPr>
+          <w:rFonts w:hint="default"/>
+          <w:lang w:val="en-US" w:eastAsia="zh-CN"/>
+        </w:rPr>
+        <w:t>; 代码段结束</w:t>
+      </w:r>
+    </w:p>
+    <w:p>
+      <w:pPr>
+        <w:pStyle w:val="10"/>
+        <w:bidi w:val="0"/>
+        <w:rPr>
+          <w:rFonts w:hint="default"/>
+          <w:lang w:val="en-US" w:eastAsia="zh-CN"/>
+        </w:rPr>
+      </w:pPr>
+      <w:r>
+        <w:rPr>
+          <w:rFonts w:hint="default"/>
+          <w:lang w:val="en-US" w:eastAsia="zh-CN"/>
+        </w:rPr>
+        <w:t>END MAIN</w:t>
+      </w:r>
+      <w:r>
+        <w:rPr>
+          <w:rFonts w:hint="default"/>
+          <w:lang w:val="en-US" w:eastAsia="zh-CN"/>
+        </w:rPr>
+        <w:tab/>
+      </w:r>
+      <w:r>
+        <w:rPr>
+          <w:rFonts w:hint="default"/>
+          <w:lang w:val="en-US" w:eastAsia="zh-CN"/>
+        </w:rPr>
+        <w:tab/>
+      </w:r>
+      <w:r>
+        <w:rPr>
+          <w:rFonts w:hint="default"/>
+          <w:lang w:val="en-US" w:eastAsia="zh-CN"/>
+        </w:rPr>
+        <w:tab/>
+      </w:r>
+      <w:r>
+        <w:rPr>
+          <w:rFonts w:hint="default"/>
+          <w:lang w:val="en-US" w:eastAsia="zh-CN"/>
+        </w:rPr>
+        <w:t>; 程序结束，指定程序入口点为MAIN</w:t>
+      </w:r>
+    </w:p>
+    <w:p>
+      <w:pPr>
+        <w:pStyle w:val="10"/>
+        <w:bidi w:val="0"/>
+        <w:rPr>
+          <w:rFonts w:hint="default"/>
+          <w:lang w:val="en-US" w:eastAsia="zh-CN"/>
+        </w:rPr>
+      </w:pPr>
+    </w:p>
+    <w:p>
+      <w:pPr>
+        <w:pStyle w:val="10"/>
+        <w:bidi w:val="0"/>
+        <w:rPr>
+          <w:rFonts w:hint="default"/>
+          <w:lang w:val="en-US" w:eastAsia="zh-CN"/>
+        </w:rPr>
+      </w:pPr>
+      <w:r>
+        <w:rPr>
+          <w:rFonts w:hint="default"/>
+          <w:lang w:val="en-US" w:eastAsia="zh-CN"/>
+        </w:rPr>
+        <w:t>主要功能说明：</w:t>
+      </w:r>
+    </w:p>
+    <w:p>
+      <w:pPr>
+        <w:pStyle w:val="10"/>
+        <w:bidi w:val="0"/>
+        <w:rPr>
+          <w:rFonts w:hint="default"/>
+          <w:lang w:val="en-US" w:eastAsia="zh-CN"/>
+        </w:rPr>
+      </w:pPr>
+      <w:r>
+        <w:rPr>
+          <w:rFonts w:hint="default"/>
+          <w:lang w:val="en-US" w:eastAsia="zh-CN"/>
+        </w:rPr>
+        <w:t>设置数据段寄存器，使程序能够访问数据段中的字符串</w:t>
+      </w:r>
+    </w:p>
+    <w:p>
+      <w:pPr>
+        <w:pStyle w:val="10"/>
+        <w:bidi w:val="0"/>
+        <w:rPr>
+          <w:rFonts w:hint="default"/>
+          <w:lang w:val="en-US" w:eastAsia="zh-CN"/>
+        </w:rPr>
+      </w:pPr>
+      <w:r>
+        <w:rPr>
+          <w:rFonts w:hint="default"/>
+          <w:lang w:val="en-US" w:eastAsia="zh-CN"/>
+        </w:rPr>
+        <w:t>使用DOS中断21H的功能号9来显示字符串</w:t>
+      </w:r>
+    </w:p>
+    <w:p>
+      <w:pPr>
+        <w:pStyle w:val="10"/>
+        <w:bidi w:val="0"/>
+        <w:rPr>
+          <w:rFonts w:hint="default"/>
+          <w:lang w:val="en-US" w:eastAsia="zh-CN"/>
+        </w:rPr>
+      </w:pPr>
+      <w:r>
+        <w:rPr>
+          <w:rFonts w:hint="default"/>
+          <w:lang w:val="en-US" w:eastAsia="zh-CN"/>
+        </w:rPr>
+        <w:t>使用DOS中断21H的功能号4CH来正常结束程序</w:t>
+      </w:r>
+    </w:p>
+    <w:p>
+      <w:pPr>
+        <w:pStyle w:val="10"/>
+        <w:bidi w:val="0"/>
+        <w:rPr>
+          <w:rFonts w:hint="default"/>
+          <w:lang w:val="en-US" w:eastAsia="zh-CN"/>
+        </w:rPr>
+      </w:pPr>
+    </w:p>
+    <w:p>
+      <w:pPr>
+        <w:rPr>
+          <w:rFonts w:hint="eastAsia"/>
+          <w:lang w:val="en-US" w:eastAsia="zh-CN"/>
+        </w:rPr>
+      </w:pPr>
+      <w:r>
+        <w:rPr>
+          <w:rFonts w:hint="eastAsia"/>
+          <w:lang w:val="en-US" w:eastAsia="zh-CN"/>
+        </w:rPr>
+        <w:br w:type="page"/>
+      </w:r>
+    </w:p>
+    <w:p>
+      <w:pPr>
+        <w:pStyle w:val="4"/>
+        <w:bidi w:val="0"/>
+        <w:rPr>
+          <w:rFonts w:hint="default"/>
+          <w:lang w:val="en-US" w:eastAsia="zh-CN"/>
+        </w:rPr>
+      </w:pPr>
+      <w:r>
+        <w:rPr>
+          <w:rFonts w:hint="eastAsia"/>
+          <w:lang w:val="en-US" w:eastAsia="zh-CN"/>
+        </w:rPr>
+        <w:t>另类方式：</w:t>
+      </w:r>
+      <w:r>
+        <w:rPr>
+          <w:rFonts w:hint="default"/>
+          <w:lang w:val="en-US" w:eastAsia="zh-CN"/>
+        </w:rPr>
+        <w:t>直接写内存方式执行代码：</w:t>
+      </w:r>
+    </w:p>
+    <w:p>
+      <w:pPr>
+        <w:rPr>
+          <w:rFonts w:hint="default"/>
+          <w:lang w:val="en-US" w:eastAsia="zh-CN"/>
+        </w:rPr>
+      </w:pPr>
+      <w:r>
+        <w:rPr>
+          <w:rFonts w:hint="default"/>
+          <w:lang w:val="en-US" w:eastAsia="zh-CN"/>
+        </w:rPr>
+        <w:t>A）写数据”Hello$”对应的 ASCII 码 48 65 6c 6c 6f 24 写入内存</w:t>
+      </w:r>
+    </w:p>
+    <w:p>
+      <w:pPr>
+        <w:rPr>
+          <w:rFonts w:hint="default"/>
+          <w:lang w:val="en-US" w:eastAsia="zh-CN"/>
+        </w:rPr>
+      </w:pPr>
+      <w:r>
+        <w:rPr>
+          <w:rFonts w:hint="default"/>
+          <w:lang w:val="en-US" w:eastAsia="zh-CN"/>
+        </w:rPr>
+        <w:t>Debug 下用‐e 076a：0 回车 一次写入（用空格自动分开了）‐‐‐‐‐‐相当于 DS：076A</w:t>
+      </w:r>
+    </w:p>
+    <w:p>
+      <w:pPr>
+        <w:rPr>
+          <w:rFonts w:hint="default"/>
+          <w:lang w:val="en-US" w:eastAsia="zh-CN"/>
+        </w:rPr>
+      </w:pPr>
+      <w:r>
+        <w:rPr>
+          <w:rFonts w:hint="default"/>
+          <w:lang w:val="en-US" w:eastAsia="zh-CN"/>
+        </w:rPr>
+        <w:t>B） 写代码的机器码 b8 6b 07 be d8 ba 02 00 b4 09 cd 21 b8 00 4c cd 21（17 个字节）写入内存Debug 下用‐e 076b：0 回车 一次写入（用空格自动分开了）‐‐‐‐‐‐相当于 CS：076B</w:t>
+      </w:r>
+    </w:p>
+    <w:p>
+      <w:r>
+        <w:rPr>
+          <w:rFonts w:hint="default"/>
+          <w:lang w:val="en-US" w:eastAsia="zh-CN"/>
+        </w:rPr>
+        <w:t>C） 修改寄存器及执行，如下图所示</w:t>
+      </w:r>
+    </w:p>
+    <w:p>
+      <w:pPr>
+        <w:pStyle w:val="10"/>
+        <w:shd w:val="clear" w:color="auto" w:fill="F5F7FC" w:themeFill="accent1" w:themeFillTint="0D"/>
+        <w:bidi w:val="0"/>
+        <w:rPr>
+          <w:rFonts w:hint="eastAsia"/>
+          <w:lang w:val="en-US" w:eastAsia="zh-CN"/>
+        </w:rPr>
+      </w:pPr>
+      <w:r>
+        <w:rPr>
+          <w:rFonts w:hint="eastAsia"/>
+          <w:lang w:val="en-US" w:eastAsia="zh-CN"/>
+        </w:rPr>
+        <w:t>-r cs</w:t>
+      </w:r>
+    </w:p>
+    <w:p>
+      <w:pPr>
+        <w:pStyle w:val="10"/>
+        <w:shd w:val="clear" w:color="auto" w:fill="F5F7FC" w:themeFill="accent1" w:themeFillTint="0D"/>
+        <w:bidi w:val="0"/>
+        <w:rPr>
+          <w:rFonts w:hint="eastAsia"/>
+          <w:lang w:val="en-US" w:eastAsia="zh-CN"/>
+        </w:rPr>
+      </w:pPr>
+      <w:r>
+        <w:rPr>
+          <w:rFonts w:hint="eastAsia"/>
+          <w:lang w:val="en-US" w:eastAsia="zh-CN"/>
+        </w:rPr>
+        <w:t>CS 073F</w:t>
+      </w:r>
+    </w:p>
+    <w:p>
+      <w:pPr>
+        <w:pStyle w:val="10"/>
+        <w:shd w:val="clear" w:color="auto" w:fill="F5F7FC" w:themeFill="accent1" w:themeFillTint="0D"/>
+        <w:bidi w:val="0"/>
+        <w:rPr>
+          <w:rFonts w:hint="eastAsia"/>
+          <w:lang w:val="en-US" w:eastAsia="zh-CN"/>
+        </w:rPr>
+      </w:pPr>
+      <w:r>
+        <w:rPr>
+          <w:rFonts w:hint="eastAsia"/>
+          <w:lang w:val="en-US" w:eastAsia="zh-CN"/>
+        </w:rPr>
+        <w:t>:076b</w:t>
+      </w:r>
+    </w:p>
+    <w:p>
+      <w:pPr>
+        <w:pStyle w:val="10"/>
+        <w:shd w:val="clear" w:color="auto" w:fill="F5F7FC" w:themeFill="accent1" w:themeFillTint="0D"/>
+        <w:bidi w:val="0"/>
+        <w:rPr>
+          <w:rFonts w:hint="eastAsia"/>
+          <w:lang w:val="en-US" w:eastAsia="zh-CN"/>
+        </w:rPr>
+      </w:pPr>
+      <w:r>
+        <w:rPr>
+          <w:rFonts w:hint="eastAsia"/>
+          <w:lang w:val="en-US" w:eastAsia="zh-CN"/>
+        </w:rPr>
+        <w:t>-r ds</w:t>
+      </w:r>
+    </w:p>
+    <w:p>
+      <w:pPr>
+        <w:pStyle w:val="10"/>
+        <w:shd w:val="clear" w:color="auto" w:fill="F5F7FC" w:themeFill="accent1" w:themeFillTint="0D"/>
+        <w:bidi w:val="0"/>
+        <w:rPr>
+          <w:rFonts w:hint="eastAsia"/>
+          <w:lang w:val="en-US" w:eastAsia="zh-CN"/>
+        </w:rPr>
+      </w:pPr>
+      <w:r>
+        <w:rPr>
+          <w:rFonts w:hint="eastAsia"/>
+          <w:lang w:val="en-US" w:eastAsia="zh-CN"/>
+        </w:rPr>
+        <w:t>DS 073F</w:t>
+      </w:r>
+      <w:bookmarkStart w:id="0" w:name="_GoBack"/>
+      <w:bookmarkEnd w:id="0"/>
+    </w:p>
+    <w:p>
+      <w:pPr>
+        <w:pStyle w:val="10"/>
+        <w:shd w:val="clear" w:color="auto" w:fill="F5F7FC" w:themeFill="accent1" w:themeFillTint="0D"/>
+        <w:bidi w:val="0"/>
+        <w:rPr>
+          <w:rFonts w:hint="eastAsia"/>
+          <w:lang w:val="en-US" w:eastAsia="zh-CN"/>
+        </w:rPr>
+      </w:pPr>
+      <w:r>
+        <w:rPr>
+          <w:rFonts w:hint="eastAsia"/>
+          <w:lang w:val="en-US" w:eastAsia="zh-CN"/>
+        </w:rPr>
+        <w:t>:076a</w:t>
+      </w:r>
+    </w:p>
+    <w:p>
+      <w:pPr>
+        <w:pStyle w:val="10"/>
+        <w:shd w:val="clear" w:color="auto" w:fill="F5F7FC" w:themeFill="accent1" w:themeFillTint="0D"/>
+        <w:bidi w:val="0"/>
+        <w:rPr>
+          <w:rFonts w:hint="default"/>
+          <w:lang w:val="en-US" w:eastAsia="zh-CN"/>
+        </w:rPr>
+      </w:pPr>
+      <w:r>
+        <w:rPr>
+          <w:rFonts w:hint="eastAsia"/>
+          <w:lang w:val="en-US" w:eastAsia="zh-CN"/>
+        </w:rPr>
+        <w:t>-r ip</w:t>
+      </w:r>
+    </w:p>
+    <w:p>
+      <w:pPr>
+        <w:pStyle w:val="10"/>
+        <w:shd w:val="clear" w:color="auto" w:fill="F5F7FC" w:themeFill="accent1" w:themeFillTint="0D"/>
+        <w:bidi w:val="0"/>
+        <w:rPr>
+          <w:rFonts w:hint="default"/>
+          <w:lang w:val="en-US" w:eastAsia="zh-CN"/>
+        </w:rPr>
+      </w:pPr>
+      <w:r>
+        <w:rPr>
+          <w:rFonts w:hint="eastAsia"/>
+          <w:lang w:val="en-US" w:eastAsia="zh-CN"/>
+        </w:rPr>
+        <w:t>IP 0100</w:t>
+      </w:r>
+    </w:p>
+    <w:p>
+      <w:pPr>
+        <w:pStyle w:val="10"/>
+        <w:shd w:val="clear" w:color="auto" w:fill="F5F7FC" w:themeFill="accent1" w:themeFillTint="0D"/>
+        <w:bidi w:val="0"/>
+        <w:rPr>
+          <w:rFonts w:hint="eastAsia"/>
+          <w:lang w:val="en-US" w:eastAsia="zh-CN"/>
+        </w:rPr>
+      </w:pPr>
+      <w:r>
+        <w:rPr>
+          <w:rFonts w:hint="eastAsia"/>
+          <w:lang w:val="en-US" w:eastAsia="zh-CN"/>
+        </w:rPr>
+        <w:t>:0</w:t>
+      </w:r>
+    </w:p>
+    <w:p>
+      <w:pPr>
+        <w:pStyle w:val="10"/>
+        <w:shd w:val="clear" w:color="auto" w:fill="F5F7FC" w:themeFill="accent1" w:themeFillTint="0D"/>
+        <w:bidi w:val="0"/>
+        <w:rPr>
+          <w:rFonts w:hint="eastAsia"/>
+          <w:lang w:val="en-US" w:eastAsia="zh-CN"/>
+        </w:rPr>
+      </w:pPr>
+      <w:r>
+        <w:rPr>
+          <w:rFonts w:hint="eastAsia"/>
+          <w:lang w:val="en-US" w:eastAsia="zh-CN"/>
+        </w:rPr>
+        <w:t>-g</w:t>
+      </w:r>
+    </w:p>
+    <w:p>
+      <w:pPr>
+        <w:pStyle w:val="10"/>
+        <w:shd w:val="clear" w:color="auto" w:fill="F5F7FC" w:themeFill="accent1" w:themeFillTint="0D"/>
+        <w:bidi w:val="0"/>
+        <w:rPr>
+          <w:rFonts w:hint="default"/>
+          <w:lang w:val="en-US" w:eastAsia="zh-CN"/>
+        </w:rPr>
+      </w:pPr>
+      <w:r>
+        <w:rPr>
+          <w:rFonts w:hint="eastAsia"/>
+          <w:lang w:val="en-US" w:eastAsia="zh-CN"/>
+        </w:rPr>
+        <w:t>HELL0</w:t>
+      </w:r>
+    </w:p>
+    <w:p>
+      <w:r>
+        <w:drawing>
+          <wp:inline distT="0" distB="0" distL="114300" distR="114300">
+            <wp:extent cx="5359400" cy="3540125"/>
+            <wp:effectExtent l="0" t="0" r="0" b="3175"/>
+            <wp:docPr id="2" name="图片 1"/>
+            <wp:cNvGraphicFramePr>
+              <a:graphicFrameLocks xmlns:a="http://schemas.openxmlformats.org/drawingml/2006/main" noChangeAspect="1"/>
+            </wp:cNvGraphicFramePr>
+            <a:graphic xmlns:a="http://schemas.openxmlformats.org/drawingml/2006/main">
+              <a:graphicData uri="http://schemas.openxmlformats.org/drawingml/2006/picture">
+                <pic:pic xmlns:pic="http://schemas.openxmlformats.org/drawingml/2006/picture">
+                  <pic:nvPicPr>
+                    <pic:cNvPr id="2" name="图片 1"/>
+                    <pic:cNvPicPr>
+                      <a:picLocks noChangeAspect="1"/>
+                    </pic:cNvPicPr>
+                  </pic:nvPicPr>
+                  <pic:blipFill>
+                    <a:blip r:embed="rId4"/>
+                    <a:stretch>
+                      <a:fillRect/>
+                    </a:stretch>
+                  </pic:blipFill>
+                  <pic:spPr>
+                    <a:xfrm>
+                      <a:off x="0" y="0"/>
+                      <a:ext cx="5359400" cy="3540125"/>
+                    </a:xfrm>
+                    <a:prstGeom prst="rect">
+                      <a:avLst/>
+                    </a:prstGeom>
+                    <a:noFill/>
+                    <a:ln>
+                      <a:noFill/>
+                    </a:ln>
+                  </pic:spPr>
+                </pic:pic>
+              </a:graphicData>
+            </a:graphic>
+          </wp:inline>
+        </w:drawing>
+      </w:r>
+    </w:p>
+    <w:p>
+      <w:pPr>
+        <w:rPr>
+          <w:rFonts w:hint="default"/>
+          <w:lang w:val="en-US" w:eastAsia="zh-CN"/>
+        </w:rPr>
+      </w:pPr>
+      <w:r>
+        <w:rPr>
+          <w:rFonts w:hint="default"/>
+          <w:lang w:val="en-US" w:eastAsia="zh-CN"/>
+        </w:rPr>
+        <w:br w:type="page"/>
+      </w:r>
+    </w:p>
+    <w:p>
+      <w:pPr>
+        <w:pStyle w:val="3"/>
+        <w:bidi w:val="0"/>
+        <w:rPr>
+          <w:rFonts w:hint="eastAsia"/>
+          <w:lang w:val="en-US" w:eastAsia="zh-CN"/>
+        </w:rPr>
+      </w:pPr>
+      <w:r>
+        <w:rPr>
+          <w:rFonts w:hint="eastAsia"/>
+          <w:lang w:val="en-US" w:eastAsia="zh-CN"/>
+        </w:rPr>
+        <w:t>寄存器相关知识</w:t>
+      </w:r>
+    </w:p>
+    <w:p>
+      <w:pPr>
+        <w:ind w:firstLine="420" w:firstLineChars="0"/>
+        <w:rPr>
+          <w:rFonts w:hint="default"/>
+          <w:lang w:val="en-US" w:eastAsia="zh-CN"/>
+        </w:rPr>
+      </w:pPr>
+      <w:r>
+        <w:rPr>
+          <w:rFonts w:hint="default"/>
+          <w:lang w:val="en-US" w:eastAsia="zh-CN"/>
+        </w:rPr>
+        <w:t xml:space="preserve">8086 共 14 个 16 位的寄存器：AX、BX、CX、DX、SI、DI、SP、BP、IP、CS、SS、DS、ES、PSW，其中 AX、BX、CX、DX 四个寄存器既可当作一个 16 位的寄存器使用，也可当作 2 个 8 位的寄存器使用（分别为 AH 和 AL，BH 和 BL，CH 和 CL，DH 和 DL）。对部分寄存器解释如下： </w:t>
+      </w:r>
+    </w:p>
+    <w:p>
+      <w:pPr>
+        <w:ind w:firstLine="420" w:firstLineChars="0"/>
+        <w:rPr>
+          <w:rFonts w:hint="default"/>
+          <w:lang w:val="en-US" w:eastAsia="zh-CN"/>
+        </w:rPr>
+      </w:pPr>
+    </w:p>
+    <w:p>
+      <w:pPr>
+        <w:rPr>
+          <w:rFonts w:hint="default"/>
+          <w:b/>
+          <w:bCs/>
+          <w:lang w:val="en-US" w:eastAsia="zh-CN"/>
+        </w:rPr>
+      </w:pPr>
+      <w:r>
+        <w:rPr>
+          <w:rFonts w:hint="default"/>
+          <w:b/>
+          <w:bCs/>
+          <w:lang w:val="en-US" w:eastAsia="zh-CN"/>
+        </w:rPr>
+        <w:t xml:space="preserve"> 通用寄存器： </w:t>
+      </w:r>
+    </w:p>
+    <w:p>
+      <w:pPr>
+        <w:ind w:firstLine="420" w:firstLineChars="0"/>
+        <w:rPr>
+          <w:rFonts w:hint="default"/>
+          <w:lang w:val="en-US" w:eastAsia="zh-CN"/>
+        </w:rPr>
+      </w:pPr>
+      <w:r>
+        <w:rPr>
+          <w:rFonts w:hint="default"/>
+          <w:lang w:val="en-US" w:eastAsia="zh-CN"/>
+        </w:rPr>
+        <w:t xml:space="preserve">AX：累加器(Accumulator)，作为算术运算的主要寄存器，在乘、除法等指令中用来存放操作数，另外在端口操作指令 I/O 中，只能使用 AX 或 AL 来与外部设备传送信息。 </w:t>
+      </w:r>
+    </w:p>
+    <w:p>
+      <w:pPr>
+        <w:ind w:firstLine="420" w:firstLineChars="0"/>
+        <w:rPr>
+          <w:rFonts w:hint="default"/>
+          <w:lang w:val="en-US" w:eastAsia="zh-CN"/>
+        </w:rPr>
+      </w:pPr>
+      <w:r>
+        <w:rPr>
+          <w:rFonts w:hint="default"/>
+          <w:lang w:val="en-US" w:eastAsia="zh-CN"/>
+        </w:rPr>
+        <w:t xml:space="preserve">BX：基址寄存器（Base），常用来表示一块缓冲区(Buffer)的起始地址。 </w:t>
+      </w:r>
+    </w:p>
+    <w:p>
+      <w:pPr>
+        <w:ind w:firstLine="420" w:firstLineChars="0"/>
+        <w:rPr>
+          <w:rFonts w:hint="default"/>
+          <w:lang w:val="en-US" w:eastAsia="zh-CN"/>
+        </w:rPr>
+      </w:pPr>
+      <w:r>
+        <w:rPr>
+          <w:rFonts w:hint="default"/>
+          <w:lang w:val="en-US" w:eastAsia="zh-CN"/>
+        </w:rPr>
+        <w:t xml:space="preserve">CX：记数寄存器（Counter），若用在移位指令、串处理指令和循环指令（LOOP）中，用来表示循环次数。 </w:t>
+      </w:r>
+    </w:p>
+    <w:p>
+      <w:pPr>
+        <w:ind w:firstLine="420" w:firstLineChars="0"/>
+        <w:rPr>
+          <w:rFonts w:hint="default"/>
+          <w:lang w:val="en-US" w:eastAsia="zh-CN"/>
+        </w:rPr>
+      </w:pPr>
+      <w:r>
+        <w:rPr>
+          <w:rFonts w:hint="default"/>
+          <w:lang w:val="en-US" w:eastAsia="zh-CN"/>
+        </w:rPr>
+        <w:t xml:space="preserve">DX：数据寄存器(Data)，在双字乘、除法等指令中用来存放高位字，另外在端口操作指令I/O 中，对于端口号大于 255 的端口操作，使用 DX 来存放端口地址。 </w:t>
+      </w:r>
+    </w:p>
+    <w:p>
+      <w:pPr>
+        <w:ind w:firstLine="420" w:firstLineChars="0"/>
+        <w:rPr>
+          <w:rFonts w:hint="default"/>
+          <w:lang w:val="en-US" w:eastAsia="zh-CN"/>
+        </w:rPr>
+      </w:pPr>
+      <w:r>
+        <w:rPr>
+          <w:rFonts w:hint="default"/>
+          <w:lang w:val="en-US" w:eastAsia="zh-CN"/>
+        </w:rPr>
+        <w:t xml:space="preserve">SP：栈顶指针寄存器（Stack Pointer）。用来指示当前栈顶位置（即 SS:SP）。 </w:t>
+      </w:r>
+    </w:p>
+    <w:p>
+      <w:pPr>
+        <w:ind w:firstLine="420" w:firstLineChars="0"/>
+        <w:rPr>
+          <w:rFonts w:hint="default"/>
+          <w:lang w:val="en-US" w:eastAsia="zh-CN"/>
+        </w:rPr>
+      </w:pPr>
+      <w:r>
+        <w:rPr>
+          <w:rFonts w:hint="default"/>
+          <w:lang w:val="en-US" w:eastAsia="zh-CN"/>
+        </w:rPr>
+        <w:t xml:space="preserve">BP：基址指针寄存器(Base Pointer)，常用来对堆栈中的数据进行寻址（栈段中的某个数据的偏移量，即 SS:BP）。而 SP 用来指示栈段的栈顶的位置（一个栈只有一个栈顶）。 </w:t>
+      </w:r>
+    </w:p>
+    <w:p>
+      <w:pPr>
+        <w:ind w:firstLine="420" w:firstLineChars="0"/>
+        <w:rPr>
+          <w:rFonts w:hint="default"/>
+          <w:lang w:val="en-US" w:eastAsia="zh-CN"/>
+        </w:rPr>
+      </w:pPr>
+      <w:r>
+        <w:rPr>
+          <w:rFonts w:hint="default"/>
+          <w:lang w:val="en-US" w:eastAsia="zh-CN"/>
+        </w:rPr>
+        <w:t xml:space="preserve">SI：源变址寄存器(Source Index)，在字符串处理指令（如 MOVSB）中，用来表示预移动的源串的偏移地址（即 DS:SI）。 </w:t>
+      </w:r>
+    </w:p>
+    <w:p>
+      <w:pPr>
+        <w:ind w:firstLine="420" w:firstLineChars="0"/>
+        <w:rPr>
+          <w:rFonts w:hint="default"/>
+          <w:lang w:val="en-US" w:eastAsia="zh-CN"/>
+        </w:rPr>
+      </w:pPr>
+      <w:r>
+        <w:rPr>
+          <w:rFonts w:hint="default"/>
+          <w:lang w:val="en-US" w:eastAsia="zh-CN"/>
+        </w:rPr>
+        <w:t xml:space="preserve">DI：目地变址寄存器(Destination Index)，在字符串处理指令（如 MOVSB）中，用来表示所移动的串的目标偏移地址（即 ES:DI）。在很多编译器中，SI 和 DI 常用来存放 C 语言中的寄存器变量。 </w:t>
+      </w:r>
+    </w:p>
+    <w:p>
+      <w:pPr>
+        <w:ind w:firstLine="420" w:firstLineChars="0"/>
+        <w:rPr>
+          <w:rFonts w:hint="default"/>
+          <w:lang w:val="en-US" w:eastAsia="zh-CN"/>
+        </w:rPr>
+      </w:pPr>
+      <w:r>
+        <w:rPr>
+          <w:rFonts w:hint="default"/>
+          <w:lang w:val="en-US" w:eastAsia="zh-CN"/>
+        </w:rPr>
+        <w:t xml:space="preserve">注：在串操作指令中 SI，DI 内容可根据标志寄存器的 DF 位自动进行递减或递加操作。所以称SI，DI 为变址寄存器。 DF=0 每次 SI，DI 递增 1，DF=1 每次 SI，DI 递减 1。 </w:t>
+      </w:r>
+    </w:p>
+    <w:p>
+      <w:pPr>
+        <w:ind w:firstLine="420" w:firstLineChars="0"/>
+        <w:rPr>
+          <w:rFonts w:hint="default"/>
+          <w:b/>
+          <w:bCs/>
+          <w:lang w:val="en-US" w:eastAsia="zh-CN"/>
+        </w:rPr>
+      </w:pPr>
+    </w:p>
+    <w:p>
+      <w:pPr>
+        <w:ind w:firstLine="420" w:firstLineChars="0"/>
+        <w:rPr>
+          <w:rFonts w:hint="default"/>
+          <w:b/>
+          <w:bCs/>
+          <w:lang w:val="en-US" w:eastAsia="zh-CN"/>
+        </w:rPr>
+      </w:pPr>
+      <w:r>
+        <w:rPr>
+          <w:rFonts w:hint="default"/>
+          <w:b/>
+          <w:bCs/>
+          <w:lang w:val="en-US" w:eastAsia="zh-CN"/>
+        </w:rPr>
+        <w:t xml:space="preserve">控制寄存器（专用寄存器）： </w:t>
+      </w:r>
+    </w:p>
+    <w:p>
+      <w:pPr>
+        <w:ind w:firstLine="420" w:firstLineChars="0"/>
+        <w:rPr>
+          <w:rFonts w:hint="default"/>
+          <w:lang w:val="en-US" w:eastAsia="zh-CN"/>
+        </w:rPr>
+      </w:pPr>
+      <w:r>
+        <w:rPr>
+          <w:rFonts w:hint="default"/>
+          <w:lang w:val="en-US" w:eastAsia="zh-CN"/>
+        </w:rPr>
+        <w:t xml:space="preserve">IP：指令指针寄存器（Instruction Pointer），代码段偏移地址，用来指向下一条将被执行的指令的首地址（即 CS:IP）。 </w:t>
+      </w:r>
+    </w:p>
+    <w:p>
+      <w:pPr>
+        <w:ind w:firstLine="420" w:firstLineChars="0"/>
+        <w:rPr>
+          <w:rFonts w:hint="default"/>
+          <w:lang w:val="en-US" w:eastAsia="zh-CN"/>
+        </w:rPr>
+      </w:pPr>
+      <w:r>
+        <w:rPr>
+          <w:rFonts w:hint="default"/>
+          <w:lang w:val="en-US" w:eastAsia="zh-CN"/>
+        </w:rPr>
+        <w:t>FLAG：标志寄存器，或称程序状态寄存器 PSW（Program Status Word）。其中的某些标志位反映指令运算结果的状态，某些标志位控制着指令的执行，某些标志位控制着系统的运行状况等。</w:t>
       </w:r>
     </w:p>
     <w:p>
@@ -3724,6 +3998,44 @@
         <w:jc w:val="left"/>
       </w:pPr>
       <w:r>
+        <w:rPr>
+          <w:rFonts w:hint="eastAsia" w:ascii="宋体" w:hAnsi="宋体" w:eastAsia="宋体" w:cs="宋体"/>
+          <w:color w:val="000000"/>
+          <w:kern w:val="0"/>
+          <w:sz w:val="21"/>
+          <w:szCs w:val="21"/>
+          <w:lang w:val="en-US" w:eastAsia="zh-CN" w:bidi="ar"/>
+        </w:rPr>
+        <w:t xml:space="preserve">不是所有的指令执行都影响标志位，如算术运算指令（如 ADD 等）和逻辑运算指令（如 </w:t>
+      </w:r>
+    </w:p>
+    <w:p>
+      <w:pPr>
+        <w:keepNext w:val="0"/>
+        <w:keepLines w:val="0"/>
+        <w:widowControl/>
+        <w:suppressLineNumbers w:val="0"/>
+        <w:jc w:val="left"/>
+      </w:pPr>
+      <w:r>
+        <w:rPr>
+          <w:rFonts w:hint="eastAsia" w:ascii="宋体" w:hAnsi="宋体" w:eastAsia="宋体" w:cs="宋体"/>
+          <w:color w:val="000000"/>
+          <w:kern w:val="0"/>
+          <w:sz w:val="21"/>
+          <w:szCs w:val="21"/>
+          <w:lang w:val="en-US" w:eastAsia="zh-CN" w:bidi="ar"/>
+        </w:rPr>
+        <w:t xml:space="preserve">AND）才可能改变 FLAG 中某些标志位的值（这些指令会自动修改 FLAG 中的某些标志位）。当然也可用某些指令（台 CLC、STC 等）强行修改 FLAG 中的某些标志位的值。 </w:t>
+      </w:r>
+    </w:p>
+    <w:p>
+      <w:pPr>
+        <w:keepNext w:val="0"/>
+        <w:keepLines w:val="0"/>
+        <w:widowControl/>
+        <w:suppressLineNumbers w:val="0"/>
+        <w:jc w:val="left"/>
         <w:rPr>
           <w:rFonts w:hint="eastAsia" w:ascii="宋体" w:hAnsi="宋体" w:eastAsia="宋体" w:cs="宋体"/>
           <w:b/>
@@ -3734,19 +4046,21 @@
           <w:szCs w:val="21"/>
           <w:lang w:val="en-US" w:eastAsia="zh-CN" w:bidi="ar"/>
         </w:rPr>
-        <w:t>ES</w:t>
-      </w:r>
-      <w:r>
-        <w:rPr>
-          <w:rFonts w:hint="eastAsia" w:ascii="宋体" w:hAnsi="宋体" w:eastAsia="宋体" w:cs="宋体"/>
-          <w:color w:val="000000"/>
-          <w:kern w:val="0"/>
-          <w:sz w:val="21"/>
-          <w:szCs w:val="21"/>
-          <w:lang w:val="en-US" w:eastAsia="zh-CN" w:bidi="ar"/>
-        </w:rPr>
-        <w:t>：附加段地址寄存器。</w:t>
-      </w:r>
+      </w:pPr>
+    </w:p>
+    <w:p>
+      <w:pPr>
+        <w:keepNext w:val="0"/>
+        <w:keepLines w:val="0"/>
+        <w:widowControl/>
+        <w:suppressLineNumbers w:val="0"/>
+        <w:ind w:firstLine="420" w:firstLineChars="0"/>
+        <w:jc w:val="left"/>
+        <w:rPr>
+          <w:b/>
+          <w:bCs/>
+        </w:rPr>
+      </w:pPr>
       <w:r>
         <w:rPr>
           <w:rFonts w:hint="eastAsia" w:ascii="宋体" w:hAnsi="宋体" w:eastAsia="宋体" w:cs="宋体"/>
@@ -3758,7 +4072,7 @@
           <w:szCs w:val="21"/>
           <w:lang w:val="en-US" w:eastAsia="zh-CN" w:bidi="ar"/>
         </w:rPr>
-        <w:t xml:space="preserve"> </w:t>
+        <w:t xml:space="preserve">段寄存器：8086 CPU 的内存分段。 </w:t>
       </w:r>
     </w:p>
     <w:p>
@@ -3781,7 +4095,7 @@
           <w:szCs w:val="21"/>
           <w:lang w:val="en-US" w:eastAsia="zh-CN" w:bidi="ar"/>
         </w:rPr>
-        <w:t>SS</w:t>
+        <w:t>CS</w:t>
       </w:r>
       <w:r>
         <w:rPr>
@@ -3792,16 +4106,8 @@
           <w:szCs w:val="21"/>
           <w:lang w:val="en-US" w:eastAsia="zh-CN" w:bidi="ar"/>
         </w:rPr>
-        <w:t>：堆栈段地址寄存器。</w:t>
-      </w:r>
-    </w:p>
-    <w:p>
-      <w:pPr>
-        <w:rPr>
-          <w:rFonts w:hint="default"/>
-          <w:lang w:val="en-US" w:eastAsia="zh-CN"/>
-        </w:rPr>
-      </w:pPr>
+        <w:t xml:space="preserve">：代码段地址寄存器。 </w:t>
+      </w:r>
     </w:p>
     <w:p>
       <w:pPr>
@@ -3823,18 +4129,19 @@
           <w:szCs w:val="21"/>
           <w:lang w:val="en-US" w:eastAsia="zh-CN" w:bidi="ar"/>
         </w:rPr>
-        <w:t xml:space="preserve">寄存器的一般用法： </w:t>
-      </w:r>
-    </w:p>
-    <w:p>
-      <w:pPr>
-        <w:keepNext w:val="0"/>
-        <w:keepLines w:val="0"/>
-        <w:widowControl/>
-        <w:suppressLineNumbers w:val="0"/>
-        <w:ind w:firstLine="420" w:firstLineChars="0"/>
-        <w:jc w:val="left"/>
-      </w:pPr>
+        <w:t>DS</w:t>
+      </w:r>
+      <w:r>
+        <w:rPr>
+          <w:rFonts w:hint="eastAsia" w:ascii="宋体" w:hAnsi="宋体" w:eastAsia="宋体" w:cs="宋体"/>
+          <w:color w:val="000000"/>
+          <w:kern w:val="0"/>
+          <w:sz w:val="21"/>
+          <w:szCs w:val="21"/>
+          <w:lang w:val="en-US" w:eastAsia="zh-CN" w:bidi="ar"/>
+        </w:rPr>
+        <w:t>：数据段地址寄存器。</w:t>
+      </w:r>
       <w:r>
         <w:rPr>
           <w:rFonts w:hint="eastAsia" w:ascii="宋体" w:hAnsi="宋体" w:eastAsia="宋体" w:cs="宋体"/>
@@ -3846,18 +4153,7 @@
           <w:szCs w:val="21"/>
           <w:lang w:val="en-US" w:eastAsia="zh-CN" w:bidi="ar"/>
         </w:rPr>
-        <w:t>规则 1：</w:t>
-      </w:r>
-      <w:r>
-        <w:rPr>
-          <w:rFonts w:hint="eastAsia" w:ascii="宋体" w:hAnsi="宋体" w:eastAsia="宋体" w:cs="宋体"/>
-          <w:color w:val="000000"/>
-          <w:kern w:val="0"/>
-          <w:sz w:val="21"/>
-          <w:szCs w:val="21"/>
-          <w:lang w:val="en-US" w:eastAsia="zh-CN" w:bidi="ar"/>
-        </w:rPr>
-        <w:t xml:space="preserve">若仅是存放数据用，可使用 AX、BX、CX、DX、BP、SI、DI 中的任何一个。不要使用其它寄存器存放数据，否则后果不可预测。在可能的情况下，可优先使用AX（或 AH、AL）。在有些指令中，使用 AX 时指令的执行速度会快一些。 </w:t>
+        <w:t xml:space="preserve"> </w:t>
       </w:r>
     </w:p>
     <w:p>
@@ -3880,7 +4176,7 @@
           <w:szCs w:val="21"/>
           <w:lang w:val="en-US" w:eastAsia="zh-CN" w:bidi="ar"/>
         </w:rPr>
-        <w:t>规则 2：</w:t>
+        <w:t>ES</w:t>
       </w:r>
       <w:r>
         <w:rPr>
@@ -3891,7 +4187,7 @@
           <w:szCs w:val="21"/>
           <w:lang w:val="en-US" w:eastAsia="zh-CN" w:bidi="ar"/>
         </w:rPr>
-        <w:t>若用寄存器表示内存</w:t>
+        <w:t>：附加段地址寄存器。</w:t>
       </w:r>
       <w:r>
         <w:rPr>
@@ -3904,19 +4200,18 @@
           <w:szCs w:val="21"/>
           <w:lang w:val="en-US" w:eastAsia="zh-CN" w:bidi="ar"/>
         </w:rPr>
-        <w:t>偏移地址</w:t>
-      </w:r>
-      <w:r>
-        <w:rPr>
-          <w:rFonts w:hint="eastAsia" w:ascii="宋体" w:hAnsi="宋体" w:eastAsia="宋体" w:cs="宋体"/>
-          <w:color w:val="000000"/>
-          <w:kern w:val="0"/>
-          <w:sz w:val="21"/>
-          <w:szCs w:val="21"/>
-          <w:lang w:val="en-US" w:eastAsia="zh-CN" w:bidi="ar"/>
-        </w:rPr>
-        <w:t>（此时须将内存地址写在[ ]中），</w:t>
-      </w:r>
+        <w:t xml:space="preserve"> </w:t>
+      </w:r>
+    </w:p>
+    <w:p>
+      <w:pPr>
+        <w:keepNext w:val="0"/>
+        <w:keepLines w:val="0"/>
+        <w:widowControl/>
+        <w:suppressLineNumbers w:val="0"/>
+        <w:ind w:firstLine="420" w:firstLineChars="0"/>
+        <w:jc w:val="left"/>
+      </w:pPr>
       <w:r>
         <w:rPr>
           <w:rFonts w:hint="eastAsia" w:ascii="宋体" w:hAnsi="宋体" w:eastAsia="宋体" w:cs="宋体"/>
@@ -3928,7 +4223,7 @@
           <w:szCs w:val="21"/>
           <w:lang w:val="en-US" w:eastAsia="zh-CN" w:bidi="ar"/>
         </w:rPr>
-        <w:t xml:space="preserve">[ ]中只能使用BX、BP、 SI、DI </w:t>
+        <w:t>SS</w:t>
       </w:r>
       <w:r>
         <w:rPr>
@@ -3939,150 +4234,16 @@
           <w:szCs w:val="21"/>
           <w:lang w:val="en-US" w:eastAsia="zh-CN" w:bidi="ar"/>
         </w:rPr>
-        <w:t xml:space="preserve">这四个寄存器。注在 386 以后的机型中可以使用所有通用寄存器进行偏移地址寻址。 </w:t>
-      </w:r>
-    </w:p>
-    <w:p>
-      <w:pPr>
-        <w:keepNext w:val="0"/>
-        <w:keepLines w:val="0"/>
-        <w:widowControl/>
-        <w:suppressLineNumbers w:val="0"/>
-        <w:ind w:firstLine="420" w:firstLineChars="0"/>
-        <w:jc w:val="left"/>
-      </w:pPr>
-      <w:r>
-        <w:rPr>
-          <w:rFonts w:hint="eastAsia" w:ascii="宋体" w:hAnsi="宋体" w:eastAsia="宋体" w:cs="宋体"/>
-          <w:color w:val="000000"/>
-          <w:kern w:val="0"/>
-          <w:sz w:val="21"/>
-          <w:szCs w:val="21"/>
-          <w:lang w:val="en-US" w:eastAsia="zh-CN" w:bidi="ar"/>
-        </w:rPr>
-        <w:t xml:space="preserve">例如：下列指令均合法： </w:t>
-      </w:r>
-    </w:p>
-    <w:p>
-      <w:pPr>
-        <w:pStyle w:val="9"/>
-        <w:bidi w:val="0"/>
-      </w:pPr>
-      <w:r>
-        <w:rPr>
-          <w:rFonts w:hint="eastAsia"/>
-          <w:lang w:val="en-US" w:eastAsia="zh-CN"/>
-        </w:rPr>
-        <w:t xml:space="preserve">MOV AX，[0100H] ;ds:0100H </w:t>
-      </w:r>
-    </w:p>
-    <w:p>
-      <w:pPr>
-        <w:pStyle w:val="9"/>
-        <w:bidi w:val="0"/>
-      </w:pPr>
-      <w:r>
-        <w:rPr>
-          <w:rFonts w:hint="eastAsia"/>
-          <w:lang w:val="en-US" w:eastAsia="zh-CN"/>
-        </w:rPr>
-        <w:t xml:space="preserve">注：偏移地址也用立即数表示（在指令中能直接得到的数，叫立即数。常数即立即数） </w:t>
-      </w:r>
-    </w:p>
-    <w:p>
-      <w:pPr>
-        <w:pStyle w:val="9"/>
-        <w:bidi w:val="0"/>
-        <w:rPr>
-          <w:rFonts w:hint="eastAsia"/>
-          <w:lang w:val="en-US" w:eastAsia="zh-CN"/>
-        </w:rPr>
-      </w:pPr>
-      <w:r>
-        <w:rPr>
-          <w:rFonts w:hint="eastAsia"/>
-          <w:lang w:val="en-US" w:eastAsia="zh-CN"/>
-        </w:rPr>
-        <w:t>MOV BX，0100H</w:t>
-      </w:r>
-    </w:p>
-    <w:p>
-      <w:pPr>
-        <w:pStyle w:val="9"/>
-        <w:bidi w:val="0"/>
-      </w:pPr>
-      <w:r>
-        <w:rPr>
-          <w:rFonts w:hint="eastAsia"/>
-          <w:lang w:val="en-US" w:eastAsia="zh-CN"/>
-        </w:rPr>
-        <w:t xml:space="preserve">MOV AX，[BX] ;ds:0100H </w:t>
-      </w:r>
-    </w:p>
-    <w:p>
-      <w:pPr>
-        <w:pStyle w:val="9"/>
-        <w:bidi w:val="0"/>
-      </w:pPr>
-      <w:r>
-        <w:rPr>
-          <w:rFonts w:hint="eastAsia"/>
-          <w:lang w:val="en-US" w:eastAsia="zh-CN"/>
-        </w:rPr>
-        <w:t xml:space="preserve">MOV DI，0100H </w:t>
-      </w:r>
-    </w:p>
-    <w:p>
-      <w:pPr>
-        <w:pStyle w:val="9"/>
-        <w:bidi w:val="0"/>
-      </w:pPr>
-      <w:r>
-        <w:rPr>
-          <w:rFonts w:hint="eastAsia"/>
-          <w:lang w:val="en-US" w:eastAsia="zh-CN"/>
-        </w:rPr>
-        <w:t xml:space="preserve">MOV [DI]，AX ;ds:0100H </w:t>
-      </w:r>
-    </w:p>
-    <w:p>
-      <w:pPr>
-        <w:pStyle w:val="9"/>
-        <w:bidi w:val="0"/>
-      </w:pPr>
-      <w:r>
-        <w:rPr>
-          <w:rFonts w:hint="eastAsia"/>
-          <w:lang w:val="en-US" w:eastAsia="zh-CN"/>
-        </w:rPr>
-        <w:t xml:space="preserve">下列指令均非法： </w:t>
-      </w:r>
-    </w:p>
-    <w:p>
-      <w:pPr>
-        <w:pStyle w:val="9"/>
-        <w:bidi w:val="0"/>
-      </w:pPr>
-      <w:r>
-        <w:rPr>
-          <w:rFonts w:hint="eastAsia"/>
-          <w:lang w:val="en-US" w:eastAsia="zh-CN"/>
-        </w:rPr>
-        <w:t xml:space="preserve">MOV AX，[DX] </w:t>
-      </w:r>
-    </w:p>
-    <w:p>
-      <w:pPr>
-        <w:pStyle w:val="9"/>
-        <w:bidi w:val="0"/>
-      </w:pPr>
-      <w:r>
-        <w:rPr>
-          <w:rFonts w:hint="eastAsia"/>
-          <w:lang w:val="en-US" w:eastAsia="zh-CN"/>
-        </w:rPr>
-        <w:t xml:space="preserve">MOV [SP]，AX </w:t>
-      </w:r>
+        <w:t>：堆栈段地址寄存器。</w:t>
+      </w:r>
+    </w:p>
+    <w:p>
+      <w:pPr>
+        <w:rPr>
+          <w:rFonts w:hint="default"/>
+          <w:lang w:val="en-US" w:eastAsia="zh-CN"/>
+        </w:rPr>
+      </w:pPr>
     </w:p>
     <w:p>
       <w:pPr>
@@ -4104,19 +4265,18 @@
           <w:szCs w:val="21"/>
           <w:lang w:val="en-US" w:eastAsia="zh-CN" w:bidi="ar"/>
         </w:rPr>
-        <w:t>规则 3：</w:t>
-      </w:r>
-      <w:r>
-        <w:rPr>
-          <w:rFonts w:hint="eastAsia" w:ascii="宋体" w:hAnsi="宋体" w:eastAsia="宋体" w:cs="宋体"/>
-          <w:color w:val="000000"/>
-          <w:kern w:val="0"/>
-          <w:sz w:val="21"/>
-          <w:szCs w:val="21"/>
-          <w:lang w:val="en-US" w:eastAsia="zh-CN" w:bidi="ar"/>
-        </w:rPr>
-        <w:t>若[ ]中的偏移地址是经过运算得到的，则只能是如下模式：[基址+变址+disp]。其中 disp 是一个常数（即相对偏移,displacement）。[]中的任何一部分或两部分可省略（规则 2 实际上是规则 3 的特例）。</w:t>
-      </w:r>
+        <w:t xml:space="preserve">寄存器的一般用法： </w:t>
+      </w:r>
+    </w:p>
+    <w:p>
+      <w:pPr>
+        <w:keepNext w:val="0"/>
+        <w:keepLines w:val="0"/>
+        <w:widowControl/>
+        <w:suppressLineNumbers w:val="0"/>
+        <w:ind w:firstLine="420" w:firstLineChars="0"/>
+        <w:jc w:val="left"/>
+      </w:pPr>
       <w:r>
         <w:rPr>
           <w:rFonts w:hint="eastAsia" w:ascii="宋体" w:hAnsi="宋体" w:eastAsia="宋体" w:cs="宋体"/>
@@ -4128,7 +4288,7 @@
           <w:szCs w:val="21"/>
           <w:lang w:val="en-US" w:eastAsia="zh-CN" w:bidi="ar"/>
         </w:rPr>
-        <w:t>不允许出现同类性质寄存器的组合</w:t>
+        <w:t>规则 1：</w:t>
       </w:r>
       <w:r>
         <w:rPr>
@@ -4139,140 +4299,7 @@
           <w:szCs w:val="21"/>
           <w:lang w:val="en-US" w:eastAsia="zh-CN" w:bidi="ar"/>
         </w:rPr>
-        <w:t>，即[ ] 中不允许出现[BX+BP+立即数] [SI+DI+立即数]这样的组合。</w:t>
-      </w:r>
-    </w:p>
-    <w:p>
-      <w:pPr>
-        <w:keepNext w:val="0"/>
-        <w:keepLines w:val="0"/>
-        <w:widowControl/>
-        <w:suppressLineNumbers w:val="0"/>
-        <w:ind w:firstLine="420" w:firstLineChars="0"/>
-        <w:jc w:val="left"/>
-      </w:pPr>
-      <w:r>
-        <w:rPr>
-          <w:rFonts w:hint="eastAsia" w:ascii="宋体" w:hAnsi="宋体" w:eastAsia="宋体" w:cs="宋体"/>
-          <w:color w:val="000000"/>
-          <w:kern w:val="0"/>
-          <w:sz w:val="21"/>
-          <w:szCs w:val="21"/>
-          <w:lang w:val="en-US" w:eastAsia="zh-CN" w:bidi="ar"/>
-        </w:rPr>
-        <w:t xml:space="preserve">注：BX 和 BP 都是基址寄存器，属相同性质的寄存器；SI 和 DI 都是变址寄存器，属相同性质的寄存器。习惯上，[ ]中先写基址，然后写变址，最后写立即数。 </w:t>
-      </w:r>
-    </w:p>
-    <w:p>
-      <w:pPr>
-        <w:keepNext w:val="0"/>
-        <w:keepLines w:val="0"/>
-        <w:widowControl/>
-        <w:suppressLineNumbers w:val="0"/>
-        <w:ind w:firstLine="420" w:firstLineChars="0"/>
-        <w:jc w:val="left"/>
-      </w:pPr>
-      <w:r>
-        <w:rPr>
-          <w:rFonts w:hint="eastAsia" w:ascii="宋体" w:hAnsi="宋体" w:eastAsia="宋体" w:cs="宋体"/>
-          <w:color w:val="000000"/>
-          <w:kern w:val="0"/>
-          <w:sz w:val="21"/>
-          <w:szCs w:val="21"/>
-          <w:lang w:val="en-US" w:eastAsia="zh-CN" w:bidi="ar"/>
-        </w:rPr>
-        <w:t xml:space="preserve">例如：下列指令均合法： </w:t>
-      </w:r>
-    </w:p>
-    <w:p>
-      <w:pPr>
-        <w:pStyle w:val="9"/>
-        <w:bidi w:val="0"/>
-      </w:pPr>
-      <w:r>
-        <w:rPr>
-          <w:rFonts w:hint="eastAsia"/>
-          <w:lang w:val="en-US" w:eastAsia="zh-CN"/>
-        </w:rPr>
-        <w:t xml:space="preserve">MOV AX，[BX+DI] ;ds:(BX+DI)或 ds:[BX+DI] 也可写做 MOV AX，[BX][DI] </w:t>
-      </w:r>
-    </w:p>
-    <w:p>
-      <w:pPr>
-        <w:pStyle w:val="9"/>
-        <w:bidi w:val="0"/>
-      </w:pPr>
-      <w:r>
-        <w:rPr>
-          <w:rFonts w:hint="eastAsia"/>
-          <w:lang w:val="en-US" w:eastAsia="zh-CN"/>
-        </w:rPr>
-        <w:t xml:space="preserve">MOV [BP+20H] ，AX ;ss:(BP+20H) </w:t>
-      </w:r>
-    </w:p>
-    <w:p>
-      <w:pPr>
-        <w:pStyle w:val="9"/>
-        <w:bidi w:val="0"/>
-      </w:pPr>
-      <w:r>
-        <w:rPr>
-          <w:rFonts w:hint="eastAsia"/>
-          <w:lang w:val="en-US" w:eastAsia="zh-CN"/>
-        </w:rPr>
-        <w:t xml:space="preserve">MOV AX，[DI-20H] ;ds:(DI-20H) </w:t>
-      </w:r>
-    </w:p>
-    <w:p>
-      <w:pPr>
-        <w:pStyle w:val="9"/>
-        <w:bidi w:val="0"/>
-      </w:pPr>
-      <w:r>
-        <w:rPr>
-          <w:rFonts w:hint="eastAsia"/>
-          <w:lang w:val="en-US" w:eastAsia="zh-CN"/>
-        </w:rPr>
-        <w:t xml:space="preserve">MOV AX，[BX+SI+20H] MOV AX，20[BX][SI] ;ds:(BX+SI+20H) </w:t>
-      </w:r>
-    </w:p>
-    <w:p>
-      <w:pPr>
-        <w:pStyle w:val="9"/>
-        <w:bidi w:val="0"/>
-      </w:pPr>
-      <w:r>
-        <w:rPr>
-          <w:rFonts w:hint="eastAsia"/>
-          <w:lang w:val="en-US" w:eastAsia="zh-CN"/>
-        </w:rPr>
-        <w:t xml:space="preserve">下列指令均非法： </w:t>
-      </w:r>
-    </w:p>
-    <w:p>
-      <w:pPr>
-        <w:pStyle w:val="9"/>
-        <w:bidi w:val="0"/>
-      </w:pPr>
-      <w:r>
-        <w:rPr>
-          <w:rFonts w:hint="eastAsia"/>
-          <w:lang w:val="en-US" w:eastAsia="zh-CN"/>
-        </w:rPr>
-        <w:t xml:space="preserve">MOV AX，[BX+BP+2] </w:t>
-      </w:r>
-    </w:p>
-    <w:p>
-      <w:pPr>
-        <w:pStyle w:val="9"/>
-        <w:bidi w:val="0"/>
-      </w:pPr>
-      <w:r>
-        <w:rPr>
-          <w:rFonts w:hint="eastAsia"/>
-          <w:lang w:val="en-US" w:eastAsia="zh-CN"/>
-        </w:rPr>
-        <w:t xml:space="preserve">MOV [SI-DI]，AX </w:t>
+        <w:t xml:space="preserve">若仅是存放数据用，可使用 AX、BX、CX、DX、BP、SI、DI 中的任何一个。不要使用其它寄存器存放数据，否则后果不可预测。在可能的情况下，可优先使用AX（或 AH、AL）。在有些指令中，使用 AX 时指令的执行速度会快一些。 </w:t>
       </w:r>
     </w:p>
     <w:p>
@@ -4295,7 +4322,7 @@
           <w:szCs w:val="21"/>
           <w:lang w:val="en-US" w:eastAsia="zh-CN" w:bidi="ar"/>
         </w:rPr>
-        <w:t>规则 4：</w:t>
+        <w:t>规则 2：</w:t>
       </w:r>
       <w:r>
         <w:rPr>
@@ -4306,26 +4333,8 @@
           <w:szCs w:val="21"/>
           <w:lang w:val="en-US" w:eastAsia="zh-CN" w:bidi="ar"/>
         </w:rPr>
-        <w:t xml:space="preserve">当表示内存偏移地址写在[ ]中时，BP 默认的是相对 SS 段寻址，而立即数、BX、SI、DI 默认的是相对 DS 段寻址。若[ ]中为一个寄存器加一个立即数，则按该寄存器的默认段地址寻址；若[ ]中为基址加变址的组合，则以基址为准寻址(与[ ] 中书写顺序无关)。在指令中，可使用段超越前缀强行改变默认的段地址。 </w:t>
-      </w:r>
-    </w:p>
-    <w:p>
-      <w:pPr>
-        <w:keepNext w:val="0"/>
-        <w:keepLines w:val="0"/>
-        <w:widowControl/>
-        <w:suppressLineNumbers w:val="0"/>
-        <w:ind w:firstLine="420" w:firstLineChars="0"/>
-        <w:jc w:val="left"/>
-        <w:rPr>
-          <w:rFonts w:hint="eastAsia" w:ascii="宋体" w:hAnsi="宋体" w:eastAsia="宋体" w:cs="宋体"/>
-          <w:color w:val="000000"/>
-          <w:kern w:val="0"/>
-          <w:sz w:val="21"/>
-          <w:szCs w:val="21"/>
-          <w:lang w:val="en-US" w:eastAsia="zh-CN" w:bidi="ar"/>
-        </w:rPr>
-      </w:pPr>
+        <w:t>若用寄存器表示内存</w:t>
+      </w:r>
       <w:r>
         <w:rPr>
           <w:rFonts w:hint="eastAsia" w:ascii="宋体" w:hAnsi="宋体" w:eastAsia="宋体" w:cs="宋体"/>
@@ -4337,7 +4346,7 @@
           <w:szCs w:val="21"/>
           <w:lang w:val="en-US" w:eastAsia="zh-CN" w:bidi="ar"/>
         </w:rPr>
-        <w:t>段超越前缀</w:t>
+        <w:t>偏移地址</w:t>
       </w:r>
       <w:r>
         <w:rPr>
@@ -4348,12 +4357,445 @@
           <w:szCs w:val="21"/>
           <w:lang w:val="en-US" w:eastAsia="zh-CN" w:bidi="ar"/>
         </w:rPr>
+        <w:t>（此时须将内存地址写在[ ]中），</w:t>
+      </w:r>
+      <w:r>
+        <w:rPr>
+          <w:rFonts w:hint="eastAsia" w:ascii="宋体" w:hAnsi="宋体" w:eastAsia="宋体" w:cs="宋体"/>
+          <w:b/>
+          <w:bCs/>
+          <w:color w:val="000000"/>
+          <w:kern w:val="0"/>
+          <w:sz w:val="21"/>
+          <w:szCs w:val="21"/>
+          <w:lang w:val="en-US" w:eastAsia="zh-CN" w:bidi="ar"/>
+        </w:rPr>
+        <w:t xml:space="preserve">[ ]中只能使用BX、BP、 SI、DI </w:t>
+      </w:r>
+      <w:r>
+        <w:rPr>
+          <w:rFonts w:hint="eastAsia" w:ascii="宋体" w:hAnsi="宋体" w:eastAsia="宋体" w:cs="宋体"/>
+          <w:color w:val="000000"/>
+          <w:kern w:val="0"/>
+          <w:sz w:val="21"/>
+          <w:szCs w:val="21"/>
+          <w:lang w:val="en-US" w:eastAsia="zh-CN" w:bidi="ar"/>
+        </w:rPr>
+        <w:t xml:space="preserve">这四个寄存器。注在 386 以后的机型中可以使用所有通用寄存器进行偏移地址寻址。 </w:t>
+      </w:r>
+    </w:p>
+    <w:p>
+      <w:pPr>
+        <w:keepNext w:val="0"/>
+        <w:keepLines w:val="0"/>
+        <w:widowControl/>
+        <w:suppressLineNumbers w:val="0"/>
+        <w:ind w:firstLine="420" w:firstLineChars="0"/>
+        <w:jc w:val="left"/>
+      </w:pPr>
+      <w:r>
+        <w:rPr>
+          <w:rFonts w:hint="eastAsia" w:ascii="宋体" w:hAnsi="宋体" w:eastAsia="宋体" w:cs="宋体"/>
+          <w:color w:val="000000"/>
+          <w:kern w:val="0"/>
+          <w:sz w:val="21"/>
+          <w:szCs w:val="21"/>
+          <w:lang w:val="en-US" w:eastAsia="zh-CN" w:bidi="ar"/>
+        </w:rPr>
+        <w:t xml:space="preserve">例如：下列指令均合法： </w:t>
+      </w:r>
+    </w:p>
+    <w:p>
+      <w:pPr>
+        <w:pStyle w:val="10"/>
+        <w:bidi w:val="0"/>
+      </w:pPr>
+      <w:r>
+        <w:rPr>
+          <w:rFonts w:hint="eastAsia"/>
+          <w:lang w:val="en-US" w:eastAsia="zh-CN"/>
+        </w:rPr>
+        <w:t xml:space="preserve">MOV AX，[0100H] ;ds:0100H </w:t>
+      </w:r>
+    </w:p>
+    <w:p>
+      <w:pPr>
+        <w:pStyle w:val="10"/>
+        <w:bidi w:val="0"/>
+      </w:pPr>
+      <w:r>
+        <w:rPr>
+          <w:rFonts w:hint="eastAsia"/>
+          <w:lang w:val="en-US" w:eastAsia="zh-CN"/>
+        </w:rPr>
+        <w:t xml:space="preserve">注：偏移地址也用立即数表示（在指令中能直接得到的数，叫立即数。常数即立即数） </w:t>
+      </w:r>
+    </w:p>
+    <w:p>
+      <w:pPr>
+        <w:pStyle w:val="10"/>
+        <w:bidi w:val="0"/>
+        <w:rPr>
+          <w:rFonts w:hint="eastAsia"/>
+          <w:lang w:val="en-US" w:eastAsia="zh-CN"/>
+        </w:rPr>
+      </w:pPr>
+      <w:r>
+        <w:rPr>
+          <w:rFonts w:hint="eastAsia"/>
+          <w:lang w:val="en-US" w:eastAsia="zh-CN"/>
+        </w:rPr>
+        <w:t>MOV BX，0100H</w:t>
+      </w:r>
+    </w:p>
+    <w:p>
+      <w:pPr>
+        <w:pStyle w:val="10"/>
+        <w:bidi w:val="0"/>
+      </w:pPr>
+      <w:r>
+        <w:rPr>
+          <w:rFonts w:hint="eastAsia"/>
+          <w:lang w:val="en-US" w:eastAsia="zh-CN"/>
+        </w:rPr>
+        <w:t xml:space="preserve">MOV AX，[BX] ;ds:0100H </w:t>
+      </w:r>
+    </w:p>
+    <w:p>
+      <w:pPr>
+        <w:pStyle w:val="10"/>
+        <w:bidi w:val="0"/>
+      </w:pPr>
+      <w:r>
+        <w:rPr>
+          <w:rFonts w:hint="eastAsia"/>
+          <w:lang w:val="en-US" w:eastAsia="zh-CN"/>
+        </w:rPr>
+        <w:t xml:space="preserve">MOV DI，0100H </w:t>
+      </w:r>
+    </w:p>
+    <w:p>
+      <w:pPr>
+        <w:pStyle w:val="10"/>
+        <w:bidi w:val="0"/>
+      </w:pPr>
+      <w:r>
+        <w:rPr>
+          <w:rFonts w:hint="eastAsia"/>
+          <w:lang w:val="en-US" w:eastAsia="zh-CN"/>
+        </w:rPr>
+        <w:t xml:space="preserve">MOV [DI]，AX ;ds:0100H </w:t>
+      </w:r>
+    </w:p>
+    <w:p>
+      <w:pPr>
+        <w:pStyle w:val="10"/>
+        <w:bidi w:val="0"/>
+      </w:pPr>
+      <w:r>
+        <w:rPr>
+          <w:rFonts w:hint="eastAsia"/>
+          <w:lang w:val="en-US" w:eastAsia="zh-CN"/>
+        </w:rPr>
+        <w:t xml:space="preserve">下列指令均非法： </w:t>
+      </w:r>
+    </w:p>
+    <w:p>
+      <w:pPr>
+        <w:pStyle w:val="10"/>
+        <w:bidi w:val="0"/>
+      </w:pPr>
+      <w:r>
+        <w:rPr>
+          <w:rFonts w:hint="eastAsia"/>
+          <w:lang w:val="en-US" w:eastAsia="zh-CN"/>
+        </w:rPr>
+        <w:t xml:space="preserve">MOV AX，[DX] </w:t>
+      </w:r>
+    </w:p>
+    <w:p>
+      <w:pPr>
+        <w:pStyle w:val="10"/>
+        <w:bidi w:val="0"/>
+      </w:pPr>
+      <w:r>
+        <w:rPr>
+          <w:rFonts w:hint="eastAsia"/>
+          <w:lang w:val="en-US" w:eastAsia="zh-CN"/>
+        </w:rPr>
+        <w:t xml:space="preserve">MOV [SP]，AX </w:t>
+      </w:r>
+    </w:p>
+    <w:p>
+      <w:pPr>
+        <w:keepNext w:val="0"/>
+        <w:keepLines w:val="0"/>
+        <w:widowControl/>
+        <w:suppressLineNumbers w:val="0"/>
+        <w:ind w:firstLine="420" w:firstLineChars="0"/>
+        <w:jc w:val="left"/>
+      </w:pPr>
+      <w:r>
+        <w:rPr>
+          <w:rFonts w:hint="eastAsia" w:ascii="宋体" w:hAnsi="宋体" w:eastAsia="宋体" w:cs="宋体"/>
+          <w:b/>
+          <w:bCs/>
+          <w:color w:val="000000"/>
+          <w:kern w:val="0"/>
+          <w:sz w:val="21"/>
+          <w:szCs w:val="21"/>
+          <w:lang w:val="en-US" w:eastAsia="zh-CN" w:bidi="ar"/>
+        </w:rPr>
+        <w:t>规则 3：</w:t>
+      </w:r>
+      <w:r>
+        <w:rPr>
+          <w:rFonts w:hint="eastAsia" w:ascii="宋体" w:hAnsi="宋体" w:eastAsia="宋体" w:cs="宋体"/>
+          <w:color w:val="000000"/>
+          <w:kern w:val="0"/>
+          <w:sz w:val="21"/>
+          <w:szCs w:val="21"/>
+          <w:lang w:val="en-US" w:eastAsia="zh-CN" w:bidi="ar"/>
+        </w:rPr>
+        <w:t>若[ ]中的偏移地址是经过运算得到的，则只能是如下模式：[基址+变址+disp]。其中 disp 是一个常数（即相对偏移,displacement）。[]中的任何一部分或两部分可省略（规则 2 实际上是规则 3 的特例）。</w:t>
+      </w:r>
+      <w:r>
+        <w:rPr>
+          <w:rFonts w:hint="eastAsia" w:ascii="宋体" w:hAnsi="宋体" w:eastAsia="宋体" w:cs="宋体"/>
+          <w:b/>
+          <w:bCs/>
+          <w:color w:val="000000"/>
+          <w:kern w:val="0"/>
+          <w:sz w:val="21"/>
+          <w:szCs w:val="21"/>
+          <w:lang w:val="en-US" w:eastAsia="zh-CN" w:bidi="ar"/>
+        </w:rPr>
+        <w:t>不允许出现同类性质寄存器的组合</w:t>
+      </w:r>
+      <w:r>
+        <w:rPr>
+          <w:rFonts w:hint="eastAsia" w:ascii="宋体" w:hAnsi="宋体" w:eastAsia="宋体" w:cs="宋体"/>
+          <w:color w:val="000000"/>
+          <w:kern w:val="0"/>
+          <w:sz w:val="21"/>
+          <w:szCs w:val="21"/>
+          <w:lang w:val="en-US" w:eastAsia="zh-CN" w:bidi="ar"/>
+        </w:rPr>
+        <w:t>，即[ ] 中不允许出现[BX+BP+立即数] [SI+DI+立即数]这样的组合。</w:t>
+      </w:r>
+    </w:p>
+    <w:p>
+      <w:pPr>
+        <w:keepNext w:val="0"/>
+        <w:keepLines w:val="0"/>
+        <w:widowControl/>
+        <w:suppressLineNumbers w:val="0"/>
+        <w:ind w:firstLine="420" w:firstLineChars="0"/>
+        <w:jc w:val="left"/>
+      </w:pPr>
+      <w:r>
+        <w:rPr>
+          <w:rFonts w:hint="eastAsia" w:ascii="宋体" w:hAnsi="宋体" w:eastAsia="宋体" w:cs="宋体"/>
+          <w:color w:val="000000"/>
+          <w:kern w:val="0"/>
+          <w:sz w:val="21"/>
+          <w:szCs w:val="21"/>
+          <w:lang w:val="en-US" w:eastAsia="zh-CN" w:bidi="ar"/>
+        </w:rPr>
+        <w:t xml:space="preserve">注：BX 和 BP 都是基址寄存器，属相同性质的寄存器；SI 和 DI 都是变址寄存器，属相同性质的寄存器。习惯上，[ ]中先写基址，然后写变址，最后写立即数。 </w:t>
+      </w:r>
+    </w:p>
+    <w:p>
+      <w:pPr>
+        <w:keepNext w:val="0"/>
+        <w:keepLines w:val="0"/>
+        <w:widowControl/>
+        <w:suppressLineNumbers w:val="0"/>
+        <w:ind w:firstLine="420" w:firstLineChars="0"/>
+        <w:jc w:val="left"/>
+      </w:pPr>
+      <w:r>
+        <w:rPr>
+          <w:rFonts w:hint="eastAsia" w:ascii="宋体" w:hAnsi="宋体" w:eastAsia="宋体" w:cs="宋体"/>
+          <w:color w:val="000000"/>
+          <w:kern w:val="0"/>
+          <w:sz w:val="21"/>
+          <w:szCs w:val="21"/>
+          <w:lang w:val="en-US" w:eastAsia="zh-CN" w:bidi="ar"/>
+        </w:rPr>
+        <w:t xml:space="preserve">例如：下列指令均合法： </w:t>
+      </w:r>
+    </w:p>
+    <w:p>
+      <w:pPr>
+        <w:pStyle w:val="10"/>
+        <w:bidi w:val="0"/>
+      </w:pPr>
+      <w:r>
+        <w:rPr>
+          <w:rFonts w:hint="eastAsia"/>
+          <w:lang w:val="en-US" w:eastAsia="zh-CN"/>
+        </w:rPr>
+        <w:t xml:space="preserve">MOV AX，[BX+DI] ;ds:(BX+DI)或 ds:[BX+DI] 也可写做 MOV AX，[BX][DI] </w:t>
+      </w:r>
+    </w:p>
+    <w:p>
+      <w:pPr>
+        <w:pStyle w:val="10"/>
+        <w:bidi w:val="0"/>
+      </w:pPr>
+      <w:r>
+        <w:rPr>
+          <w:rFonts w:hint="eastAsia"/>
+          <w:lang w:val="en-US" w:eastAsia="zh-CN"/>
+        </w:rPr>
+        <w:t xml:space="preserve">MOV [BP+20H] ，AX ;ss:(BP+20H) </w:t>
+      </w:r>
+    </w:p>
+    <w:p>
+      <w:pPr>
+        <w:pStyle w:val="10"/>
+        <w:bidi w:val="0"/>
+      </w:pPr>
+      <w:r>
+        <w:rPr>
+          <w:rFonts w:hint="eastAsia"/>
+          <w:lang w:val="en-US" w:eastAsia="zh-CN"/>
+        </w:rPr>
+        <w:t xml:space="preserve">MOV AX，[DI-20H] ;ds:(DI-20H) </w:t>
+      </w:r>
+    </w:p>
+    <w:p>
+      <w:pPr>
+        <w:pStyle w:val="10"/>
+        <w:bidi w:val="0"/>
+      </w:pPr>
+      <w:r>
+        <w:rPr>
+          <w:rFonts w:hint="eastAsia"/>
+          <w:lang w:val="en-US" w:eastAsia="zh-CN"/>
+        </w:rPr>
+        <w:t xml:space="preserve">MOV AX，[BX+SI+20H] MOV AX，20[BX][SI] ;ds:(BX+SI+20H) </w:t>
+      </w:r>
+    </w:p>
+    <w:p>
+      <w:pPr>
+        <w:pStyle w:val="10"/>
+        <w:bidi w:val="0"/>
+      </w:pPr>
+      <w:r>
+        <w:rPr>
+          <w:rFonts w:hint="eastAsia"/>
+          <w:lang w:val="en-US" w:eastAsia="zh-CN"/>
+        </w:rPr>
+        <w:t xml:space="preserve">下列指令均非法： </w:t>
+      </w:r>
+    </w:p>
+    <w:p>
+      <w:pPr>
+        <w:pStyle w:val="10"/>
+        <w:bidi w:val="0"/>
+      </w:pPr>
+      <w:r>
+        <w:rPr>
+          <w:rFonts w:hint="eastAsia"/>
+          <w:lang w:val="en-US" w:eastAsia="zh-CN"/>
+        </w:rPr>
+        <w:t xml:space="preserve">MOV AX，[BX+BP+2] </w:t>
+      </w:r>
+    </w:p>
+    <w:p>
+      <w:pPr>
+        <w:pStyle w:val="10"/>
+        <w:bidi w:val="0"/>
+      </w:pPr>
+      <w:r>
+        <w:rPr>
+          <w:rFonts w:hint="eastAsia"/>
+          <w:lang w:val="en-US" w:eastAsia="zh-CN"/>
+        </w:rPr>
+        <w:t xml:space="preserve">MOV [SI-DI]，AX </w:t>
+      </w:r>
+    </w:p>
+    <w:p>
+      <w:pPr>
+        <w:keepNext w:val="0"/>
+        <w:keepLines w:val="0"/>
+        <w:widowControl/>
+        <w:suppressLineNumbers w:val="0"/>
+        <w:ind w:firstLine="420" w:firstLineChars="0"/>
+        <w:jc w:val="left"/>
+      </w:pPr>
+      <w:r>
+        <w:rPr>
+          <w:rFonts w:hint="eastAsia" w:ascii="宋体" w:hAnsi="宋体" w:eastAsia="宋体" w:cs="宋体"/>
+          <w:b/>
+          <w:bCs/>
+          <w:color w:val="000000"/>
+          <w:kern w:val="0"/>
+          <w:sz w:val="21"/>
+          <w:szCs w:val="21"/>
+          <w:lang w:val="en-US" w:eastAsia="zh-CN" w:bidi="ar"/>
+        </w:rPr>
+        <w:t>规则 4：</w:t>
+      </w:r>
+      <w:r>
+        <w:rPr>
+          <w:rFonts w:hint="eastAsia" w:ascii="宋体" w:hAnsi="宋体" w:eastAsia="宋体" w:cs="宋体"/>
+          <w:color w:val="000000"/>
+          <w:kern w:val="0"/>
+          <w:sz w:val="21"/>
+          <w:szCs w:val="21"/>
+          <w:lang w:val="en-US" w:eastAsia="zh-CN" w:bidi="ar"/>
+        </w:rPr>
+        <w:t xml:space="preserve">当表示内存偏移地址写在[ ]中时，BP 默认的是相对 SS 段寻址，而立即数、BX、SI、DI 默认的是相对 DS 段寻址。若[ ]中为一个寄存器加一个立即数，则按该寄存器的默认段地址寻址；若[ ]中为基址加变址的组合，则以基址为准寻址(与[ ] 中书写顺序无关)。在指令中，可使用段超越前缀强行改变默认的段地址。 </w:t>
+      </w:r>
+    </w:p>
+    <w:p>
+      <w:pPr>
+        <w:keepNext w:val="0"/>
+        <w:keepLines w:val="0"/>
+        <w:widowControl/>
+        <w:suppressLineNumbers w:val="0"/>
+        <w:ind w:firstLine="420" w:firstLineChars="0"/>
+        <w:jc w:val="left"/>
+        <w:rPr>
+          <w:rFonts w:hint="eastAsia" w:ascii="宋体" w:hAnsi="宋体" w:eastAsia="宋体" w:cs="宋体"/>
+          <w:color w:val="000000"/>
+          <w:kern w:val="0"/>
+          <w:sz w:val="21"/>
+          <w:szCs w:val="21"/>
+          <w:lang w:val="en-US" w:eastAsia="zh-CN" w:bidi="ar"/>
+        </w:rPr>
+      </w:pPr>
+      <w:r>
+        <w:rPr>
+          <w:rFonts w:hint="eastAsia" w:ascii="宋体" w:hAnsi="宋体" w:eastAsia="宋体" w:cs="宋体"/>
+          <w:b/>
+          <w:bCs/>
+          <w:color w:val="000000"/>
+          <w:kern w:val="0"/>
+          <w:sz w:val="21"/>
+          <w:szCs w:val="21"/>
+          <w:lang w:val="en-US" w:eastAsia="zh-CN" w:bidi="ar"/>
+        </w:rPr>
+        <w:t>段超越前缀</w:t>
+      </w:r>
+      <w:r>
+        <w:rPr>
+          <w:rFonts w:hint="eastAsia" w:ascii="宋体" w:hAnsi="宋体" w:eastAsia="宋体" w:cs="宋体"/>
+          <w:color w:val="000000"/>
+          <w:kern w:val="0"/>
+          <w:sz w:val="21"/>
+          <w:szCs w:val="21"/>
+          <w:lang w:val="en-US" w:eastAsia="zh-CN" w:bidi="ar"/>
+        </w:rPr>
         <w:t>的表示方法是：段寄存器名：[偏移地址或寄存器名]。</w:t>
       </w:r>
     </w:p>
     <w:p>
       <w:pPr>
-        <w:pStyle w:val="9"/>
+        <w:pStyle w:val="10"/>
         <w:bidi w:val="0"/>
         <w:rPr>
           <w:rFonts w:hint="eastAsia"/>
@@ -4370,7 +4812,7 @@
     </w:p>
     <w:p>
       <w:pPr>
-        <w:pStyle w:val="9"/>
+        <w:pStyle w:val="10"/>
         <w:bidi w:val="0"/>
       </w:pPr>
       <w:r>
@@ -4383,7 +4825,7 @@
     </w:p>
     <w:p>
       <w:pPr>
-        <w:pStyle w:val="9"/>
+        <w:pStyle w:val="10"/>
         <w:bidi w:val="0"/>
       </w:pPr>
       <w:r>
@@ -4396,7 +4838,7 @@
     </w:p>
     <w:p>
       <w:pPr>
-        <w:pStyle w:val="9"/>
+        <w:pStyle w:val="10"/>
         <w:bidi w:val="0"/>
       </w:pPr>
       <w:r>
@@ -4409,7 +4851,7 @@
     </w:p>
     <w:p>
       <w:pPr>
-        <w:pStyle w:val="9"/>
+        <w:pStyle w:val="10"/>
         <w:bidi w:val="0"/>
       </w:pPr>
       <w:r>
@@ -4422,7 +4864,7 @@
     </w:p>
     <w:p>
       <w:pPr>
-        <w:pStyle w:val="9"/>
+        <w:pStyle w:val="10"/>
         <w:bidi w:val="0"/>
       </w:pPr>
       <w:r>
@@ -4435,7 +4877,7 @@
     </w:p>
     <w:p>
       <w:pPr>
-        <w:pStyle w:val="9"/>
+        <w:pStyle w:val="10"/>
         <w:bidi w:val="0"/>
       </w:pPr>
       <w:r>
@@ -4448,7 +4890,7 @@
     </w:p>
     <w:p>
       <w:pPr>
-        <w:pStyle w:val="9"/>
+        <w:pStyle w:val="10"/>
         <w:bidi w:val="0"/>
       </w:pPr>
       <w:r>
@@ -4461,7 +4903,7 @@
     </w:p>
     <w:p>
       <w:pPr>
-        <w:pStyle w:val="9"/>
+        <w:pStyle w:val="10"/>
         <w:bidi w:val="0"/>
       </w:pPr>
       <w:r>
@@ -4474,7 +4916,7 @@
     </w:p>
     <w:p>
       <w:pPr>
-        <w:pStyle w:val="9"/>
+        <w:pStyle w:val="10"/>
         <w:bidi w:val="0"/>
       </w:pPr>
       <w:r>
@@ -4655,7 +5097,7 @@
                     </pic:cNvPicPr>
                   </pic:nvPicPr>
                   <pic:blipFill>
-                    <a:blip r:embed="rId4"/>
+                    <a:blip r:embed="rId5"/>
                     <a:stretch>
                       <a:fillRect/>
                     </a:stretch>
@@ -4682,7 +5124,7 @@
     </w:p>
     <w:p>
       <w:pPr>
-        <w:pStyle w:val="4"/>
+        <w:pStyle w:val="5"/>
         <w:jc w:val="center"/>
         <w:rPr>
           <w:rFonts w:hint="eastAsia" w:eastAsiaTheme="minorEastAsia"/>
@@ -4735,7 +5177,7 @@
                     </pic:cNvPicPr>
                   </pic:nvPicPr>
                   <pic:blipFill>
-                    <a:blip r:embed="rId5"/>
+                    <a:blip r:embed="rId6"/>
                     <a:stretch>
                       <a:fillRect/>
                     </a:stretch>
@@ -4762,7 +5204,7 @@
     </w:p>
     <w:p>
       <w:pPr>
-        <w:pStyle w:val="4"/>
+        <w:pStyle w:val="5"/>
         <w:jc w:val="center"/>
         <w:rPr>
           <w:rFonts w:hint="eastAsia"/>
@@ -4870,7 +5312,7 @@
     </w:p>
     <w:p>
       <w:pPr>
-        <w:pStyle w:val="9"/>
+        <w:pStyle w:val="10"/>
         <w:bidi w:val="0"/>
         <w:rPr>
           <w:rFonts w:hint="default"/>
@@ -4887,7 +5329,7 @@
     </w:p>
     <w:p>
       <w:pPr>
-        <w:pStyle w:val="9"/>
+        <w:pStyle w:val="10"/>
         <w:bidi w:val="0"/>
         <w:rPr>
           <w:rFonts w:hint="default"/>
@@ -4904,7 +5346,7 @@
     </w:p>
     <w:p>
       <w:pPr>
-        <w:pStyle w:val="9"/>
+        <w:pStyle w:val="10"/>
         <w:bidi w:val="0"/>
         <w:rPr>
           <w:rFonts w:hint="default"/>
@@ -4921,7 +5363,7 @@
     </w:p>
     <w:p>
       <w:pPr>
-        <w:pStyle w:val="9"/>
+        <w:pStyle w:val="10"/>
         <w:bidi w:val="0"/>
         <w:rPr>
           <w:rFonts w:hint="default"/>
@@ -4938,7 +5380,7 @@
     </w:p>
     <w:p>
       <w:pPr>
-        <w:pStyle w:val="9"/>
+        <w:pStyle w:val="10"/>
         <w:bidi w:val="0"/>
         <w:rPr>
           <w:rFonts w:hint="default"/>
@@ -4978,7 +5420,7 @@
     </w:p>
     <w:p>
       <w:pPr>
-        <w:pStyle w:val="9"/>
+        <w:pStyle w:val="10"/>
         <w:bidi w:val="0"/>
         <w:rPr>
           <w:rFonts w:hint="default"/>
@@ -4995,7 +5437,7 @@
     </w:p>
     <w:p>
       <w:pPr>
-        <w:pStyle w:val="9"/>
+        <w:pStyle w:val="10"/>
         <w:bidi w:val="0"/>
         <w:rPr>
           <w:rFonts w:hint="default"/>
@@ -5012,7 +5454,7 @@
     </w:p>
     <w:p>
       <w:pPr>
-        <w:pStyle w:val="9"/>
+        <w:pStyle w:val="10"/>
         <w:bidi w:val="0"/>
         <w:rPr>
           <w:rFonts w:hint="default"/>
@@ -5029,7 +5471,7 @@
     </w:p>
     <w:p>
       <w:pPr>
-        <w:pStyle w:val="9"/>
+        <w:pStyle w:val="10"/>
         <w:bidi w:val="0"/>
         <w:rPr>
           <w:rFonts w:hint="default"/>
@@ -5069,7 +5511,7 @@
     </w:p>
     <w:p>
       <w:pPr>
-        <w:pStyle w:val="9"/>
+        <w:pStyle w:val="10"/>
         <w:bidi w:val="0"/>
         <w:rPr>
           <w:rFonts w:hint="default"/>
@@ -5086,7 +5528,7 @@
     </w:p>
     <w:p>
       <w:pPr>
-        <w:pStyle w:val="9"/>
+        <w:pStyle w:val="10"/>
         <w:bidi w:val="0"/>
         <w:rPr>
           <w:rFonts w:hint="default"/>
@@ -5103,7 +5545,7 @@
     </w:p>
     <w:p>
       <w:pPr>
-        <w:pStyle w:val="9"/>
+        <w:pStyle w:val="10"/>
         <w:bidi w:val="0"/>
         <w:rPr>
           <w:rFonts w:hint="default"/>
@@ -5120,7 +5562,7 @@
     </w:p>
     <w:p>
       <w:pPr>
-        <w:pStyle w:val="9"/>
+        <w:pStyle w:val="10"/>
         <w:bidi w:val="0"/>
         <w:rPr>
           <w:rFonts w:hint="default"/>
@@ -5160,7 +5602,7 @@
     </w:p>
     <w:p>
       <w:pPr>
-        <w:pStyle w:val="9"/>
+        <w:pStyle w:val="10"/>
         <w:bidi w:val="0"/>
         <w:rPr>
           <w:rFonts w:hint="default"/>
@@ -5177,7 +5619,7 @@
     </w:p>
     <w:p>
       <w:pPr>
-        <w:pStyle w:val="9"/>
+        <w:pStyle w:val="10"/>
         <w:bidi w:val="0"/>
         <w:rPr>
           <w:rFonts w:hint="default"/>
@@ -5194,7 +5636,7 @@
     </w:p>
     <w:p>
       <w:pPr>
-        <w:pStyle w:val="9"/>
+        <w:pStyle w:val="10"/>
         <w:bidi w:val="0"/>
         <w:rPr>
           <w:rFonts w:hint="default"/>
@@ -5261,7 +5703,7 @@
     </w:p>
     <w:p>
       <w:pPr>
-        <w:pStyle w:val="9"/>
+        <w:pStyle w:val="10"/>
         <w:bidi w:val="0"/>
         <w:rPr>
           <w:rFonts w:hint="default"/>
@@ -5278,7 +5720,7 @@
     </w:p>
     <w:p>
       <w:pPr>
-        <w:pStyle w:val="9"/>
+        <w:pStyle w:val="10"/>
         <w:bidi w:val="0"/>
         <w:rPr>
           <w:rFonts w:hint="default"/>
@@ -5295,7 +5737,7 @@
     </w:p>
     <w:p>
       <w:pPr>
-        <w:pStyle w:val="9"/>
+        <w:pStyle w:val="10"/>
         <w:bidi w:val="0"/>
         <w:rPr>
           <w:rFonts w:hint="default"/>
@@ -5312,7 +5754,7 @@
     </w:p>
     <w:p>
       <w:pPr>
-        <w:pStyle w:val="9"/>
+        <w:pStyle w:val="10"/>
         <w:bidi w:val="0"/>
         <w:rPr>
           <w:rFonts w:hint="default"/>
@@ -5352,7 +5794,7 @@
     </w:p>
     <w:p>
       <w:pPr>
-        <w:pStyle w:val="9"/>
+        <w:pStyle w:val="10"/>
         <w:bidi w:val="0"/>
         <w:rPr>
           <w:rFonts w:hint="default"/>
@@ -5369,7 +5811,7 @@
     </w:p>
     <w:p>
       <w:pPr>
-        <w:pStyle w:val="9"/>
+        <w:pStyle w:val="10"/>
         <w:bidi w:val="0"/>
         <w:rPr>
           <w:rFonts w:hint="default"/>
@@ -5386,7 +5828,7 @@
     </w:p>
     <w:p>
       <w:pPr>
-        <w:pStyle w:val="9"/>
+        <w:pStyle w:val="10"/>
         <w:bidi w:val="0"/>
         <w:rPr>
           <w:rFonts w:hint="default"/>
@@ -5403,7 +5845,7 @@
     </w:p>
     <w:p>
       <w:pPr>
-        <w:pStyle w:val="9"/>
+        <w:pStyle w:val="10"/>
         <w:bidi w:val="0"/>
         <w:rPr>
           <w:rFonts w:hint="default"/>
@@ -5443,7 +5885,7 @@
     </w:p>
     <w:p>
       <w:pPr>
-        <w:pStyle w:val="9"/>
+        <w:pStyle w:val="10"/>
         <w:bidi w:val="0"/>
         <w:rPr>
           <w:rFonts w:hint="default"/>
@@ -5460,7 +5902,7 @@
     </w:p>
     <w:p>
       <w:pPr>
-        <w:pStyle w:val="9"/>
+        <w:pStyle w:val="10"/>
         <w:bidi w:val="0"/>
         <w:rPr>
           <w:rFonts w:hint="default"/>
@@ -5477,7 +5919,7 @@
     </w:p>
     <w:p>
       <w:pPr>
-        <w:pStyle w:val="9"/>
+        <w:pStyle w:val="10"/>
         <w:bidi w:val="0"/>
         <w:rPr>
           <w:rFonts w:hint="default"/>
@@ -5494,7 +5936,7 @@
     </w:p>
     <w:p>
       <w:pPr>
-        <w:pStyle w:val="9"/>
+        <w:pStyle w:val="10"/>
         <w:bidi w:val="0"/>
         <w:rPr>
           <w:rFonts w:hint="default"/>
@@ -5534,7 +5976,7 @@
     </w:p>
     <w:p>
       <w:pPr>
-        <w:pStyle w:val="9"/>
+        <w:pStyle w:val="10"/>
         <w:bidi w:val="0"/>
         <w:rPr>
           <w:rFonts w:hint="default"/>
@@ -5551,7 +5993,7 @@
     </w:p>
     <w:p>
       <w:pPr>
-        <w:pStyle w:val="9"/>
+        <w:pStyle w:val="10"/>
         <w:bidi w:val="0"/>
         <w:rPr>
           <w:rFonts w:hint="default"/>
@@ -5568,7 +6010,7 @@
     </w:p>
     <w:p>
       <w:pPr>
-        <w:pStyle w:val="9"/>
+        <w:pStyle w:val="10"/>
         <w:bidi w:val="0"/>
         <w:rPr>
           <w:rFonts w:hint="default"/>
@@ -5608,7 +6050,7 @@
     </w:p>
     <w:p>
       <w:pPr>
-        <w:pStyle w:val="9"/>
+        <w:pStyle w:val="10"/>
         <w:bidi w:val="0"/>
         <w:rPr>
           <w:rFonts w:hint="default"/>
@@ -5625,7 +6067,7 @@
     </w:p>
     <w:p>
       <w:pPr>
-        <w:pStyle w:val="9"/>
+        <w:pStyle w:val="10"/>
         <w:bidi w:val="0"/>
         <w:rPr>
           <w:rFonts w:hint="default"/>
@@ -5642,7 +6084,7 @@
     </w:p>
     <w:p>
       <w:pPr>
-        <w:pStyle w:val="9"/>
+        <w:pStyle w:val="10"/>
         <w:bidi w:val="0"/>
         <w:rPr>
           <w:rFonts w:hint="default"/>
@@ -5659,7 +6101,7 @@
     </w:p>
     <w:p>
       <w:pPr>
-        <w:pStyle w:val="9"/>
+        <w:pStyle w:val="10"/>
         <w:bidi w:val="0"/>
         <w:rPr>
           <w:rFonts w:hint="default"/>
@@ -5699,7 +6141,7 @@
     </w:p>
     <w:p>
       <w:pPr>
-        <w:pStyle w:val="9"/>
+        <w:pStyle w:val="10"/>
         <w:bidi w:val="0"/>
         <w:rPr>
           <w:rFonts w:hint="default"/>
@@ -5716,7 +6158,7 @@
     </w:p>
     <w:p>
       <w:pPr>
-        <w:pStyle w:val="9"/>
+        <w:pStyle w:val="10"/>
         <w:bidi w:val="0"/>
         <w:rPr>
           <w:rFonts w:hint="default"/>
@@ -5733,7 +6175,7 @@
     </w:p>
     <w:p>
       <w:pPr>
-        <w:pStyle w:val="9"/>
+        <w:pStyle w:val="10"/>
         <w:bidi w:val="0"/>
         <w:rPr>
           <w:rFonts w:hint="default"/>
@@ -5750,7 +6192,7 @@
     </w:p>
     <w:p>
       <w:pPr>
-        <w:pStyle w:val="9"/>
+        <w:pStyle w:val="10"/>
         <w:bidi w:val="0"/>
         <w:rPr>
           <w:rFonts w:hint="default"/>
@@ -5767,7 +6209,7 @@
     </w:p>
     <w:p>
       <w:pPr>
-        <w:pStyle w:val="9"/>
+        <w:pStyle w:val="10"/>
         <w:bidi w:val="0"/>
         <w:rPr>
           <w:rFonts w:hint="default"/>
@@ -5834,7 +6276,7 @@
     </w:p>
     <w:p>
       <w:pPr>
-        <w:pStyle w:val="9"/>
+        <w:pStyle w:val="10"/>
         <w:bidi w:val="0"/>
         <w:rPr>
           <w:rFonts w:hint="default"/>
@@ -5851,7 +6293,7 @@
     </w:p>
     <w:p>
       <w:pPr>
-        <w:pStyle w:val="9"/>
+        <w:pStyle w:val="10"/>
         <w:bidi w:val="0"/>
         <w:rPr>
           <w:rFonts w:hint="default"/>
@@ -5868,7 +6310,7 @@
     </w:p>
     <w:p>
       <w:pPr>
-        <w:pStyle w:val="9"/>
+        <w:pStyle w:val="10"/>
         <w:bidi w:val="0"/>
         <w:rPr>
           <w:rFonts w:hint="default"/>
@@ -5885,7 +6327,7 @@
     </w:p>
     <w:p>
       <w:pPr>
-        <w:pStyle w:val="9"/>
+        <w:pStyle w:val="10"/>
         <w:bidi w:val="0"/>
         <w:rPr>
           <w:rFonts w:hint="default"/>
@@ -5925,7 +6367,7 @@
     </w:p>
     <w:p>
       <w:pPr>
-        <w:pStyle w:val="9"/>
+        <w:pStyle w:val="10"/>
         <w:bidi w:val="0"/>
         <w:rPr>
           <w:rFonts w:hint="default"/>
@@ -5942,7 +6384,7 @@
     </w:p>
     <w:p>
       <w:pPr>
-        <w:pStyle w:val="9"/>
+        <w:pStyle w:val="10"/>
         <w:bidi w:val="0"/>
         <w:rPr>
           <w:rFonts w:hint="default"/>
@@ -5959,7 +6401,7 @@
     </w:p>
     <w:p>
       <w:pPr>
-        <w:pStyle w:val="9"/>
+        <w:pStyle w:val="10"/>
         <w:bidi w:val="0"/>
         <w:rPr>
           <w:rFonts w:hint="default"/>
@@ -5976,7 +6418,7 @@
     </w:p>
     <w:p>
       <w:pPr>
-        <w:pStyle w:val="9"/>
+        <w:pStyle w:val="10"/>
         <w:bidi w:val="0"/>
         <w:rPr>
           <w:rFonts w:hint="default"/>
@@ -6016,7 +6458,7 @@
     </w:p>
     <w:p>
       <w:pPr>
-        <w:pStyle w:val="9"/>
+        <w:pStyle w:val="10"/>
         <w:bidi w:val="0"/>
         <w:rPr>
           <w:rFonts w:hint="default"/>
@@ -6033,7 +6475,7 @@
     </w:p>
     <w:p>
       <w:pPr>
-        <w:pStyle w:val="9"/>
+        <w:pStyle w:val="10"/>
         <w:bidi w:val="0"/>
         <w:rPr>
           <w:rFonts w:hint="default"/>
@@ -6050,7 +6492,7 @@
     </w:p>
     <w:p>
       <w:pPr>
-        <w:pStyle w:val="9"/>
+        <w:pStyle w:val="10"/>
         <w:bidi w:val="0"/>
         <w:rPr>
           <w:rFonts w:hint="default"/>
@@ -6067,7 +6509,7 @@
     </w:p>
     <w:p>
       <w:pPr>
-        <w:pStyle w:val="9"/>
+        <w:pStyle w:val="10"/>
         <w:bidi w:val="0"/>
         <w:rPr>
           <w:rFonts w:hint="default"/>
@@ -6107,7 +6549,7 @@
     </w:p>
     <w:p>
       <w:pPr>
-        <w:pStyle w:val="9"/>
+        <w:pStyle w:val="10"/>
         <w:bidi w:val="0"/>
         <w:rPr>
           <w:rFonts w:hint="default"/>
@@ -6124,7 +6566,7 @@
     </w:p>
     <w:p>
       <w:pPr>
-        <w:pStyle w:val="9"/>
+        <w:pStyle w:val="10"/>
         <w:bidi w:val="0"/>
         <w:rPr>
           <w:rFonts w:hint="default"/>
@@ -6141,7 +6583,7 @@
     </w:p>
     <w:p>
       <w:pPr>
-        <w:pStyle w:val="9"/>
+        <w:pStyle w:val="10"/>
         <w:bidi w:val="0"/>
         <w:rPr>
           <w:rFonts w:hint="default"/>
@@ -6208,7 +6650,7 @@
     </w:p>
     <w:p>
       <w:pPr>
-        <w:pStyle w:val="9"/>
+        <w:pStyle w:val="10"/>
         <w:bidi w:val="0"/>
         <w:rPr>
           <w:rFonts w:hint="default"/>
@@ -6225,7 +6667,7 @@
     </w:p>
     <w:p>
       <w:pPr>
-        <w:pStyle w:val="9"/>
+        <w:pStyle w:val="10"/>
         <w:bidi w:val="0"/>
         <w:rPr>
           <w:rFonts w:hint="default"/>
@@ -6242,7 +6684,7 @@
     </w:p>
     <w:p>
       <w:pPr>
-        <w:pStyle w:val="9"/>
+        <w:pStyle w:val="10"/>
         <w:bidi w:val="0"/>
         <w:rPr>
           <w:rFonts w:hint="default"/>
@@ -6259,7 +6701,7 @@
     </w:p>
     <w:p>
       <w:pPr>
-        <w:pStyle w:val="9"/>
+        <w:pStyle w:val="10"/>
         <w:bidi w:val="0"/>
         <w:rPr>
           <w:rFonts w:hint="default"/>
@@ -6276,7 +6718,7 @@
     </w:p>
     <w:p>
       <w:pPr>
-        <w:pStyle w:val="9"/>
+        <w:pStyle w:val="10"/>
         <w:bidi w:val="0"/>
         <w:rPr>
           <w:rFonts w:hint="default"/>
@@ -6293,7 +6735,7 @@
     </w:p>
     <w:p>
       <w:pPr>
-        <w:pStyle w:val="9"/>
+        <w:pStyle w:val="10"/>
         <w:bidi w:val="0"/>
         <w:rPr>
           <w:rFonts w:hint="default"/>
@@ -6333,7 +6775,7 @@
     </w:p>
     <w:p>
       <w:pPr>
-        <w:pStyle w:val="9"/>
+        <w:pStyle w:val="10"/>
         <w:bidi w:val="0"/>
         <w:rPr>
           <w:rFonts w:hint="default"/>
@@ -6350,7 +6792,7 @@
     </w:p>
     <w:p>
       <w:pPr>
-        <w:pStyle w:val="9"/>
+        <w:pStyle w:val="10"/>
         <w:bidi w:val="0"/>
         <w:rPr>
           <w:rFonts w:hint="default"/>
@@ -6367,7 +6809,7 @@
     </w:p>
     <w:p>
       <w:pPr>
-        <w:pStyle w:val="9"/>
+        <w:pStyle w:val="10"/>
         <w:bidi w:val="0"/>
         <w:rPr>
           <w:rFonts w:hint="default"/>
@@ -6407,7 +6849,7 @@
     </w:p>
     <w:p>
       <w:pPr>
-        <w:pStyle w:val="9"/>
+        <w:pStyle w:val="10"/>
         <w:bidi w:val="0"/>
         <w:rPr>
           <w:rFonts w:hint="default"/>
@@ -6424,7 +6866,7 @@
     </w:p>
     <w:p>
       <w:pPr>
-        <w:pStyle w:val="9"/>
+        <w:pStyle w:val="10"/>
         <w:bidi w:val="0"/>
         <w:rPr>
           <w:rFonts w:hint="default"/>
@@ -6441,7 +6883,7 @@
     </w:p>
     <w:p>
       <w:pPr>
-        <w:pStyle w:val="9"/>
+        <w:pStyle w:val="10"/>
         <w:bidi w:val="0"/>
         <w:rPr>
           <w:rFonts w:hint="default"/>
@@ -6504,7 +6946,7 @@
     </w:p>
     <w:p>
       <w:pPr>
-        <w:pStyle w:val="9"/>
+        <w:pStyle w:val="10"/>
         <w:bidi w:val="0"/>
         <w:rPr>
           <w:rFonts w:hint="default"/>
@@ -6521,7 +6963,7 @@
     </w:p>
     <w:p>
       <w:pPr>
-        <w:pStyle w:val="9"/>
+        <w:pStyle w:val="10"/>
         <w:bidi w:val="0"/>
         <w:rPr>
           <w:rFonts w:hint="default"/>
@@ -6538,7 +6980,7 @@
     </w:p>
     <w:p>
       <w:pPr>
-        <w:pStyle w:val="9"/>
+        <w:pStyle w:val="10"/>
         <w:bidi w:val="0"/>
         <w:rPr>
           <w:rFonts w:hint="default"/>
@@ -6555,7 +6997,7 @@
     </w:p>
     <w:p>
       <w:pPr>
-        <w:pStyle w:val="9"/>
+        <w:pStyle w:val="10"/>
         <w:bidi w:val="0"/>
         <w:rPr>
           <w:rFonts w:hint="default"/>
@@ -6595,7 +7037,7 @@
     </w:p>
     <w:p>
       <w:pPr>
-        <w:pStyle w:val="9"/>
+        <w:pStyle w:val="10"/>
         <w:bidi w:val="0"/>
         <w:rPr>
           <w:rFonts w:hint="default"/>
@@ -6612,7 +7054,7 @@
     </w:p>
     <w:p>
       <w:pPr>
-        <w:pStyle w:val="9"/>
+        <w:pStyle w:val="10"/>
         <w:bidi w:val="0"/>
         <w:rPr>
           <w:rFonts w:hint="default"/>
@@ -6629,7 +7071,7 @@
     </w:p>
     <w:p>
       <w:pPr>
-        <w:pStyle w:val="9"/>
+        <w:pStyle w:val="10"/>
         <w:bidi w:val="0"/>
         <w:rPr>
           <w:rFonts w:hint="default"/>
@@ -6646,7 +7088,7 @@
     </w:p>
     <w:p>
       <w:pPr>
-        <w:pStyle w:val="9"/>
+        <w:pStyle w:val="10"/>
         <w:bidi w:val="0"/>
         <w:rPr>
           <w:rFonts w:hint="default"/>
@@ -6663,7 +7105,7 @@
     </w:p>
     <w:p>
       <w:pPr>
-        <w:pStyle w:val="9"/>
+        <w:pStyle w:val="10"/>
         <w:bidi w:val="0"/>
         <w:rPr>
           <w:rFonts w:hint="default"/>
@@ -6680,7 +7122,7 @@
     </w:p>
     <w:p>
       <w:pPr>
-        <w:pStyle w:val="9"/>
+        <w:pStyle w:val="10"/>
         <w:bidi w:val="0"/>
         <w:rPr>
           <w:rFonts w:hint="default"/>
@@ -6697,17 +7139,17 @@
     </w:p>
     <w:p>
       <w:pPr>
-        <w:pStyle w:val="9"/>
-        <w:bidi w:val="0"/>
-        <w:rPr>
-          <w:rFonts w:hint="default"/>
-          <w:lang w:val="en-US" w:eastAsia="zh-CN"/>
-        </w:rPr>
-      </w:pPr>
-    </w:p>
-    <w:p>
-      <w:pPr>
-        <w:pStyle w:val="9"/>
+        <w:pStyle w:val="10"/>
+        <w:bidi w:val="0"/>
+        <w:rPr>
+          <w:rFonts w:hint="default"/>
+          <w:lang w:val="en-US" w:eastAsia="zh-CN"/>
+        </w:rPr>
+      </w:pPr>
+    </w:p>
+    <w:p>
+      <w:pPr>
+        <w:pStyle w:val="10"/>
         <w:bidi w:val="0"/>
         <w:rPr>
           <w:rFonts w:hint="default"/>
@@ -6724,7 +7166,7 @@
     </w:p>
     <w:p>
       <w:pPr>
-        <w:pStyle w:val="9"/>
+        <w:pStyle w:val="10"/>
         <w:bidi w:val="0"/>
         <w:rPr>
           <w:rFonts w:hint="default"/>
@@ -6741,7 +7183,7 @@
     </w:p>
     <w:p>
       <w:pPr>
-        <w:pStyle w:val="9"/>
+        <w:pStyle w:val="10"/>
         <w:bidi w:val="0"/>
         <w:rPr>
           <w:rFonts w:hint="default"/>
@@ -6781,7 +7223,7 @@
     </w:p>
     <w:p>
       <w:pPr>
-        <w:pStyle w:val="9"/>
+        <w:pStyle w:val="10"/>
         <w:bidi w:val="0"/>
         <w:rPr>
           <w:rFonts w:hint="default"/>
@@ -6798,7 +7240,7 @@
     </w:p>
     <w:p>
       <w:pPr>
-        <w:pStyle w:val="9"/>
+        <w:pStyle w:val="10"/>
         <w:bidi w:val="0"/>
         <w:rPr>
           <w:rFonts w:hint="default"/>
@@ -6815,7 +7257,7 @@
     </w:p>
     <w:p>
       <w:pPr>
-        <w:pStyle w:val="9"/>
+        <w:pStyle w:val="10"/>
         <w:bidi w:val="0"/>
         <w:rPr>
           <w:rFonts w:hint="default"/>
@@ -6855,7 +7297,7 @@
     </w:p>
     <w:p>
       <w:pPr>
-        <w:pStyle w:val="9"/>
+        <w:pStyle w:val="10"/>
         <w:bidi w:val="0"/>
         <w:rPr>
           <w:rFonts w:hint="default"/>
@@ -6872,7 +7314,7 @@
     </w:p>
     <w:p>
       <w:pPr>
-        <w:pStyle w:val="9"/>
+        <w:pStyle w:val="10"/>
         <w:bidi w:val="0"/>
         <w:rPr>
           <w:rFonts w:hint="default"/>
@@ -6889,7 +7331,7 @@
     </w:p>
     <w:p>
       <w:pPr>
-        <w:pStyle w:val="9"/>
+        <w:pStyle w:val="10"/>
         <w:bidi w:val="0"/>
         <w:rPr>
           <w:rFonts w:hint="default"/>
@@ -6906,7 +7348,7 @@
     </w:p>
     <w:p>
       <w:pPr>
-        <w:pStyle w:val="9"/>
+        <w:pStyle w:val="10"/>
         <w:bidi w:val="0"/>
         <w:rPr>
           <w:rFonts w:hint="default"/>
@@ -6973,7 +7415,7 @@
     </w:p>
     <w:p>
       <w:pPr>
-        <w:pStyle w:val="9"/>
+        <w:pStyle w:val="10"/>
         <w:bidi w:val="0"/>
         <w:rPr>
           <w:rFonts w:hint="default"/>
@@ -6990,7 +7432,7 @@
     </w:p>
     <w:p>
       <w:pPr>
-        <w:pStyle w:val="9"/>
+        <w:pStyle w:val="10"/>
         <w:bidi w:val="0"/>
         <w:rPr>
           <w:rFonts w:hint="default"/>
@@ -7030,7 +7472,7 @@
     </w:p>
     <w:p>
       <w:pPr>
-        <w:pStyle w:val="9"/>
+        <w:pStyle w:val="10"/>
         <w:bidi w:val="0"/>
         <w:rPr>
           <w:rFonts w:hint="default"/>
@@ -7047,7 +7489,7 @@
     </w:p>
     <w:p>
       <w:pPr>
-        <w:pStyle w:val="9"/>
+        <w:pStyle w:val="10"/>
         <w:bidi w:val="0"/>
         <w:rPr>
           <w:rFonts w:hint="default"/>
@@ -7087,7 +7529,7 @@
     </w:p>
     <w:p>
       <w:pPr>
-        <w:pStyle w:val="9"/>
+        <w:pStyle w:val="10"/>
         <w:bidi w:val="0"/>
         <w:rPr>
           <w:rFonts w:hint="default"/>
@@ -7104,7 +7546,7 @@
     </w:p>
     <w:p>
       <w:pPr>
-        <w:pStyle w:val="9"/>
+        <w:pStyle w:val="10"/>
         <w:bidi w:val="0"/>
         <w:rPr>
           <w:rFonts w:hint="default"/>
@@ -7144,7 +7586,7 @@
     </w:p>
     <w:p>
       <w:pPr>
-        <w:pStyle w:val="9"/>
+        <w:pStyle w:val="10"/>
         <w:bidi w:val="0"/>
         <w:rPr>
           <w:rFonts w:hint="default"/>
@@ -7161,7 +7603,7 @@
     </w:p>
     <w:p>
       <w:pPr>
-        <w:pStyle w:val="9"/>
+        <w:pStyle w:val="10"/>
         <w:bidi w:val="0"/>
         <w:rPr>
           <w:rFonts w:hint="default"/>
@@ -7201,7 +7643,7 @@
     </w:p>
     <w:p>
       <w:pPr>
-        <w:pStyle w:val="9"/>
+        <w:pStyle w:val="10"/>
         <w:bidi w:val="0"/>
         <w:rPr>
           <w:rFonts w:hint="default"/>
@@ -7218,7 +7660,7 @@
     </w:p>
     <w:p>
       <w:pPr>
-        <w:pStyle w:val="9"/>
+        <w:pStyle w:val="10"/>
         <w:bidi w:val="0"/>
         <w:rPr>
           <w:rFonts w:hint="default"/>
@@ -7270,7 +7712,7 @@
     </w:p>
     <w:p>
       <w:pPr>
-        <w:pStyle w:val="9"/>
+        <w:pStyle w:val="10"/>
         <w:bidi w:val="0"/>
         <w:rPr>
           <w:rFonts w:hint="default"/>
@@ -7287,7 +7729,7 @@
     </w:p>
     <w:p>
       <w:pPr>
-        <w:pStyle w:val="9"/>
+        <w:pStyle w:val="10"/>
         <w:bidi w:val="0"/>
         <w:rPr>
           <w:rFonts w:hint="default"/>
@@ -7304,17 +7746,17 @@
     </w:p>
     <w:p>
       <w:pPr>
-        <w:pStyle w:val="9"/>
-        <w:bidi w:val="0"/>
-        <w:rPr>
-          <w:rFonts w:hint="default"/>
-          <w:lang w:val="en-US" w:eastAsia="zh-CN"/>
-        </w:rPr>
-      </w:pPr>
-    </w:p>
-    <w:p>
-      <w:pPr>
-        <w:pStyle w:val="9"/>
+        <w:pStyle w:val="10"/>
+        <w:bidi w:val="0"/>
+        <w:rPr>
+          <w:rFonts w:hint="default"/>
+          <w:lang w:val="en-US" w:eastAsia="zh-CN"/>
+        </w:rPr>
+      </w:pPr>
+    </w:p>
+    <w:p>
+      <w:pPr>
+        <w:pStyle w:val="10"/>
         <w:bidi w:val="0"/>
         <w:rPr>
           <w:rFonts w:hint="default"/>
@@ -7331,7 +7773,7 @@
     </w:p>
     <w:p>
       <w:pPr>
-        <w:pStyle w:val="9"/>
+        <w:pStyle w:val="10"/>
         <w:bidi w:val="0"/>
         <w:rPr>
           <w:rFonts w:hint="default"/>
@@ -7348,17 +7790,17 @@
     </w:p>
     <w:p>
       <w:pPr>
-        <w:pStyle w:val="9"/>
-        <w:bidi w:val="0"/>
-        <w:rPr>
-          <w:rFonts w:hint="default"/>
-          <w:lang w:val="en-US" w:eastAsia="zh-CN"/>
-        </w:rPr>
-      </w:pPr>
-    </w:p>
-    <w:p>
-      <w:pPr>
-        <w:pStyle w:val="9"/>
+        <w:pStyle w:val="10"/>
+        <w:bidi w:val="0"/>
+        <w:rPr>
+          <w:rFonts w:hint="default"/>
+          <w:lang w:val="en-US" w:eastAsia="zh-CN"/>
+        </w:rPr>
+      </w:pPr>
+    </w:p>
+    <w:p>
+      <w:pPr>
+        <w:pStyle w:val="10"/>
         <w:bidi w:val="0"/>
         <w:rPr>
           <w:rFonts w:hint="default"/>
@@ -7375,7 +7817,7 @@
     </w:p>
     <w:p>
       <w:pPr>
-        <w:pStyle w:val="9"/>
+        <w:pStyle w:val="10"/>
         <w:bidi w:val="0"/>
         <w:rPr>
           <w:rFonts w:hint="default"/>
@@ -7392,17 +7834,17 @@
     </w:p>
     <w:p>
       <w:pPr>
-        <w:pStyle w:val="9"/>
-        <w:bidi w:val="0"/>
-        <w:rPr>
-          <w:rFonts w:hint="default"/>
-          <w:lang w:val="en-US" w:eastAsia="zh-CN"/>
-        </w:rPr>
-      </w:pPr>
-    </w:p>
-    <w:p>
-      <w:pPr>
-        <w:pStyle w:val="9"/>
+        <w:pStyle w:val="10"/>
+        <w:bidi w:val="0"/>
+        <w:rPr>
+          <w:rFonts w:hint="default"/>
+          <w:lang w:val="en-US" w:eastAsia="zh-CN"/>
+        </w:rPr>
+      </w:pPr>
+    </w:p>
+    <w:p>
+      <w:pPr>
+        <w:pStyle w:val="10"/>
         <w:bidi w:val="0"/>
         <w:rPr>
           <w:rFonts w:hint="default"/>
@@ -7419,7 +7861,7 @@
     </w:p>
     <w:p>
       <w:pPr>
-        <w:pStyle w:val="9"/>
+        <w:pStyle w:val="10"/>
         <w:bidi w:val="0"/>
         <w:rPr>
           <w:rFonts w:hint="default"/>
@@ -7436,17 +7878,17 @@
     </w:p>
     <w:p>
       <w:pPr>
-        <w:pStyle w:val="9"/>
-        <w:bidi w:val="0"/>
-        <w:rPr>
-          <w:rFonts w:hint="default"/>
-          <w:lang w:val="en-US" w:eastAsia="zh-CN"/>
-        </w:rPr>
-      </w:pPr>
-    </w:p>
-    <w:p>
-      <w:pPr>
-        <w:pStyle w:val="9"/>
+        <w:pStyle w:val="10"/>
+        <w:bidi w:val="0"/>
+        <w:rPr>
+          <w:rFonts w:hint="default"/>
+          <w:lang w:val="en-US" w:eastAsia="zh-CN"/>
+        </w:rPr>
+      </w:pPr>
+    </w:p>
+    <w:p>
+      <w:pPr>
+        <w:pStyle w:val="10"/>
         <w:bidi w:val="0"/>
         <w:rPr>
           <w:rFonts w:hint="default"/>
@@ -7463,7 +7905,7 @@
     </w:p>
     <w:p>
       <w:pPr>
-        <w:pStyle w:val="9"/>
+        <w:pStyle w:val="10"/>
         <w:bidi w:val="0"/>
         <w:rPr>
           <w:rFonts w:hint="default"/>
@@ -7480,17 +7922,17 @@
     </w:p>
     <w:p>
       <w:pPr>
-        <w:pStyle w:val="9"/>
-        <w:bidi w:val="0"/>
-        <w:rPr>
-          <w:rFonts w:hint="default"/>
-          <w:lang w:val="en-US" w:eastAsia="zh-CN"/>
-        </w:rPr>
-      </w:pPr>
-    </w:p>
-    <w:p>
-      <w:pPr>
-        <w:pStyle w:val="9"/>
+        <w:pStyle w:val="10"/>
+        <w:bidi w:val="0"/>
+        <w:rPr>
+          <w:rFonts w:hint="default"/>
+          <w:lang w:val="en-US" w:eastAsia="zh-CN"/>
+        </w:rPr>
+      </w:pPr>
+    </w:p>
+    <w:p>
+      <w:pPr>
+        <w:pStyle w:val="10"/>
         <w:bidi w:val="0"/>
         <w:rPr>
           <w:rFonts w:hint="default"/>
@@ -7507,7 +7949,7 @@
     </w:p>
     <w:p>
       <w:pPr>
-        <w:pStyle w:val="9"/>
+        <w:pStyle w:val="10"/>
         <w:bidi w:val="0"/>
         <w:rPr>
           <w:rFonts w:hint="default"/>
@@ -7524,17 +7966,17 @@
     </w:p>
     <w:p>
       <w:pPr>
-        <w:pStyle w:val="9"/>
-        <w:bidi w:val="0"/>
-        <w:rPr>
-          <w:rFonts w:hint="default"/>
-          <w:lang w:val="en-US" w:eastAsia="zh-CN"/>
-        </w:rPr>
-      </w:pPr>
-    </w:p>
-    <w:p>
-      <w:pPr>
-        <w:pStyle w:val="9"/>
+        <w:pStyle w:val="10"/>
+        <w:bidi w:val="0"/>
+        <w:rPr>
+          <w:rFonts w:hint="default"/>
+          <w:lang w:val="en-US" w:eastAsia="zh-CN"/>
+        </w:rPr>
+      </w:pPr>
+    </w:p>
+    <w:p>
+      <w:pPr>
+        <w:pStyle w:val="10"/>
         <w:bidi w:val="0"/>
         <w:rPr>
           <w:rFonts w:hint="default"/>
@@ -7551,7 +7993,7 @@
     </w:p>
     <w:p>
       <w:pPr>
-        <w:pStyle w:val="9"/>
+        <w:pStyle w:val="10"/>
         <w:bidi w:val="0"/>
         <w:rPr>
           <w:rFonts w:hint="default"/>
@@ -7568,17 +8010,17 @@
     </w:p>
     <w:p>
       <w:pPr>
-        <w:pStyle w:val="9"/>
-        <w:bidi w:val="0"/>
-        <w:rPr>
-          <w:rFonts w:hint="default"/>
-          <w:lang w:val="en-US" w:eastAsia="zh-CN"/>
-        </w:rPr>
-      </w:pPr>
-    </w:p>
-    <w:p>
-      <w:pPr>
-        <w:pStyle w:val="9"/>
+        <w:pStyle w:val="10"/>
+        <w:bidi w:val="0"/>
+        <w:rPr>
+          <w:rFonts w:hint="default"/>
+          <w:lang w:val="en-US" w:eastAsia="zh-CN"/>
+        </w:rPr>
+      </w:pPr>
+    </w:p>
+    <w:p>
+      <w:pPr>
+        <w:pStyle w:val="10"/>
         <w:bidi w:val="0"/>
         <w:rPr>
           <w:rFonts w:hint="default"/>
@@ -7595,7 +8037,7 @@
     </w:p>
     <w:p>
       <w:pPr>
-        <w:pStyle w:val="9"/>
+        <w:pStyle w:val="10"/>
         <w:bidi w:val="0"/>
         <w:rPr>
           <w:rFonts w:hint="default"/>
@@ -7955,7 +8397,6 @@
           <w:lang w:val="en-US" w:eastAsia="zh-CN"/>
         </w:rPr>
         <w:tab/>
-        <w:t/>
       </w:r>
       <w:r>
         <w:rPr>
@@ -7963,7 +8404,6 @@
           <w:lang w:val="en-US" w:eastAsia="zh-CN"/>
         </w:rPr>
         <w:tab/>
-        <w:t/>
       </w:r>
       <w:r>
         <w:rPr>
@@ -8028,7 +8468,6 @@
           <w:lang w:val="en-US" w:eastAsia="zh-CN"/>
         </w:rPr>
         <w:tab/>
-        <w:t/>
       </w:r>
       <w:r>
         <w:rPr>
@@ -8093,7 +8532,6 @@
           <w:lang w:val="en-US" w:eastAsia="zh-CN"/>
         </w:rPr>
         <w:tab/>
-        <w:t/>
       </w:r>
       <w:r>
         <w:rPr>
@@ -8158,7 +8596,6 @@
           <w:lang w:val="en-US" w:eastAsia="zh-CN"/>
         </w:rPr>
         <w:tab/>
-        <w:t/>
       </w:r>
       <w:r>
         <w:rPr>
@@ -8223,7 +8660,6 @@
           <w:lang w:val="en-US" w:eastAsia="zh-CN"/>
         </w:rPr>
         <w:tab/>
-        <w:t/>
       </w:r>
       <w:r>
         <w:rPr>
@@ -8288,7 +8724,6 @@
           <w:lang w:val="en-US" w:eastAsia="zh-CN"/>
         </w:rPr>
         <w:tab/>
-        <w:t/>
       </w:r>
       <w:r>
         <w:rPr>
@@ -8353,7 +8788,6 @@
           <w:lang w:val="en-US" w:eastAsia="zh-CN"/>
         </w:rPr>
         <w:tab/>
-        <w:t/>
       </w:r>
       <w:r>
         <w:rPr>
@@ -9836,8 +10270,6 @@
         </w:rPr>
         <w:t>八、常用功能使用示例</w:t>
       </w:r>
-      <w:bookmarkStart w:id="0" w:name="_GoBack"/>
-      <w:bookmarkEnd w:id="0"/>
     </w:p>
     <w:p>
       <w:pPr>
@@ -9856,7 +10288,7 @@
     </w:p>
     <w:p>
       <w:pPr>
-        <w:pStyle w:val="9"/>
+        <w:pStyle w:val="10"/>
         <w:bidi w:val="0"/>
         <w:rPr>
           <w:rFonts w:hint="default"/>
@@ -9873,7 +10305,7 @@
     </w:p>
     <w:p>
       <w:pPr>
-        <w:pStyle w:val="9"/>
+        <w:pStyle w:val="10"/>
         <w:bidi w:val="0"/>
         <w:rPr>
           <w:rFonts w:hint="default"/>
@@ -9890,7 +10322,7 @@
     </w:p>
     <w:p>
       <w:pPr>
-        <w:pStyle w:val="9"/>
+        <w:pStyle w:val="10"/>
         <w:bidi w:val="0"/>
         <w:rPr>
           <w:rFonts w:hint="default"/>
@@ -9930,7 +10362,7 @@
     </w:p>
     <w:p>
       <w:pPr>
-        <w:pStyle w:val="9"/>
+        <w:pStyle w:val="10"/>
         <w:bidi w:val="0"/>
         <w:rPr>
           <w:rFonts w:hint="default"/>
@@ -9947,7 +10379,7 @@
     </w:p>
     <w:p>
       <w:pPr>
-        <w:pStyle w:val="9"/>
+        <w:pStyle w:val="10"/>
         <w:bidi w:val="0"/>
         <w:rPr>
           <w:rFonts w:hint="default"/>
@@ -9964,7 +10396,7 @@
     </w:p>
     <w:p>
       <w:pPr>
-        <w:pStyle w:val="9"/>
+        <w:pStyle w:val="10"/>
         <w:bidi w:val="0"/>
         <w:rPr>
           <w:rFonts w:hint="default"/>
@@ -9981,17 +10413,17 @@
     </w:p>
     <w:p>
       <w:pPr>
-        <w:pStyle w:val="9"/>
-        <w:bidi w:val="0"/>
-        <w:rPr>
-          <w:rFonts w:hint="default"/>
-          <w:lang w:val="en-US" w:eastAsia="zh-CN"/>
-        </w:rPr>
-      </w:pPr>
-    </w:p>
-    <w:p>
-      <w:pPr>
-        <w:pStyle w:val="9"/>
+        <w:pStyle w:val="10"/>
+        <w:bidi w:val="0"/>
+        <w:rPr>
+          <w:rFonts w:hint="default"/>
+          <w:lang w:val="en-US" w:eastAsia="zh-CN"/>
+        </w:rPr>
+      </w:pPr>
+    </w:p>
+    <w:p>
+      <w:pPr>
+        <w:pStyle w:val="10"/>
         <w:bidi w:val="0"/>
         <w:rPr>
           <w:rFonts w:hint="default"/>
@@ -10008,7 +10440,7 @@
     </w:p>
     <w:p>
       <w:pPr>
-        <w:pStyle w:val="9"/>
+        <w:pStyle w:val="10"/>
         <w:bidi w:val="0"/>
         <w:rPr>
           <w:rFonts w:hint="default"/>
@@ -10025,7 +10457,7 @@
     </w:p>
     <w:p>
       <w:pPr>
-        <w:pStyle w:val="9"/>
+        <w:pStyle w:val="10"/>
         <w:bidi w:val="0"/>
         <w:rPr>
           <w:rFonts w:hint="default"/>
@@ -10042,7 +10474,7 @@
     </w:p>
     <w:p>
       <w:pPr>
-        <w:pStyle w:val="9"/>
+        <w:pStyle w:val="10"/>
         <w:bidi w:val="0"/>
         <w:rPr>
           <w:rFonts w:hint="default"/>
@@ -10059,7 +10491,7 @@
     </w:p>
     <w:p>
       <w:pPr>
-        <w:pStyle w:val="9"/>
+        <w:pStyle w:val="10"/>
         <w:bidi w:val="0"/>
         <w:rPr>
           <w:rFonts w:hint="default"/>
@@ -10076,7 +10508,7 @@
     </w:p>
     <w:p>
       <w:pPr>
-        <w:pStyle w:val="9"/>
+        <w:pStyle w:val="10"/>
         <w:bidi w:val="0"/>
         <w:rPr>
           <w:rFonts w:hint="default"/>
@@ -10093,7 +10525,7 @@
     </w:p>
     <w:p>
       <w:pPr>
-        <w:pStyle w:val="9"/>
+        <w:pStyle w:val="10"/>
         <w:bidi w:val="0"/>
         <w:rPr>
           <w:rFonts w:hint="default"/>
@@ -10133,7 +10565,7 @@
     </w:p>
     <w:p>
       <w:pPr>
-        <w:pStyle w:val="9"/>
+        <w:pStyle w:val="10"/>
         <w:bidi w:val="0"/>
         <w:rPr>
           <w:rFonts w:hint="default"/>
@@ -10150,7 +10582,7 @@
     </w:p>
     <w:p>
       <w:pPr>
-        <w:pStyle w:val="9"/>
+        <w:pStyle w:val="10"/>
         <w:bidi w:val="0"/>
         <w:rPr>
           <w:rFonts w:hint="default"/>
@@ -10167,7 +10599,7 @@
     </w:p>
     <w:p>
       <w:pPr>
-        <w:pStyle w:val="9"/>
+        <w:pStyle w:val="10"/>
         <w:bidi w:val="0"/>
         <w:rPr>
           <w:rFonts w:hint="default"/>
@@ -10184,7 +10616,7 @@
     </w:p>
     <w:p>
       <w:pPr>
-        <w:pStyle w:val="9"/>
+        <w:pStyle w:val="10"/>
         <w:bidi w:val="0"/>
         <w:rPr>
           <w:rFonts w:hint="default"/>
@@ -10201,7 +10633,7 @@
     </w:p>
     <w:p>
       <w:pPr>
-        <w:pStyle w:val="9"/>
+        <w:pStyle w:val="10"/>
         <w:bidi w:val="0"/>
         <w:rPr>
           <w:rFonts w:hint="default"/>
@@ -10218,17 +10650,17 @@
     </w:p>
     <w:p>
       <w:pPr>
-        <w:pStyle w:val="9"/>
-        <w:bidi w:val="0"/>
-        <w:rPr>
-          <w:rFonts w:hint="default"/>
-          <w:lang w:val="en-US" w:eastAsia="zh-CN"/>
-        </w:rPr>
-      </w:pPr>
-    </w:p>
-    <w:p>
-      <w:pPr>
-        <w:pStyle w:val="9"/>
+        <w:pStyle w:val="10"/>
+        <w:bidi w:val="0"/>
+        <w:rPr>
+          <w:rFonts w:hint="default"/>
+          <w:lang w:val="en-US" w:eastAsia="zh-CN"/>
+        </w:rPr>
+      </w:pPr>
+    </w:p>
+    <w:p>
+      <w:pPr>
+        <w:pStyle w:val="10"/>
         <w:bidi w:val="0"/>
         <w:rPr>
           <w:rFonts w:hint="default"/>
@@ -10245,7 +10677,7 @@
     </w:p>
     <w:p>
       <w:pPr>
-        <w:pStyle w:val="9"/>
+        <w:pStyle w:val="10"/>
         <w:bidi w:val="0"/>
         <w:rPr>
           <w:rFonts w:hint="default"/>
@@ -10262,7 +10694,7 @@
     </w:p>
     <w:p>
       <w:pPr>
-        <w:pStyle w:val="9"/>
+        <w:pStyle w:val="10"/>
         <w:bidi w:val="0"/>
         <w:rPr>
           <w:rFonts w:hint="default"/>
@@ -10279,7 +10711,7 @@
     </w:p>
     <w:p>
       <w:pPr>
-        <w:pStyle w:val="9"/>
+        <w:pStyle w:val="10"/>
         <w:bidi w:val="0"/>
         <w:rPr>
           <w:rFonts w:hint="default"/>
@@ -10296,7 +10728,7 @@
     </w:p>
     <w:p>
       <w:pPr>
-        <w:pStyle w:val="9"/>
+        <w:pStyle w:val="10"/>
         <w:bidi w:val="0"/>
         <w:rPr>
           <w:rFonts w:hint="default"/>
@@ -10313,7 +10745,7 @@
     </w:p>
     <w:p>
       <w:pPr>
-        <w:pStyle w:val="9"/>
+        <w:pStyle w:val="10"/>
         <w:bidi w:val="0"/>
         <w:rPr>
           <w:rFonts w:hint="default"/>
@@ -10330,7 +10762,7 @@
     </w:p>
     <w:p>
       <w:pPr>
-        <w:pStyle w:val="9"/>
+        <w:pStyle w:val="10"/>
         <w:bidi w:val="0"/>
         <w:rPr>
           <w:rFonts w:hint="default"/>
@@ -10370,7 +10802,7 @@
     </w:p>
     <w:p>
       <w:pPr>
-        <w:pStyle w:val="9"/>
+        <w:pStyle w:val="10"/>
         <w:bidi w:val="0"/>
         <w:rPr>
           <w:rFonts w:hint="default"/>
@@ -10387,7 +10819,7 @@
     </w:p>
     <w:p>
       <w:pPr>
-        <w:pStyle w:val="9"/>
+        <w:pStyle w:val="10"/>
         <w:bidi w:val="0"/>
         <w:rPr>
           <w:rFonts w:hint="default"/>
@@ -10404,7 +10836,7 @@
     </w:p>
     <w:p>
       <w:pPr>
-        <w:pStyle w:val="9"/>
+        <w:pStyle w:val="10"/>
         <w:bidi w:val="0"/>
         <w:rPr>
           <w:rFonts w:hint="default"/>
@@ -10421,7 +10853,7 @@
     </w:p>
     <w:p>
       <w:pPr>
-        <w:pStyle w:val="9"/>
+        <w:pStyle w:val="10"/>
         <w:bidi w:val="0"/>
         <w:rPr>
           <w:rFonts w:hint="default"/>
@@ -10438,7 +10870,7 @@
     </w:p>
     <w:p>
       <w:pPr>
-        <w:pStyle w:val="9"/>
+        <w:pStyle w:val="10"/>
         <w:bidi w:val="0"/>
         <w:rPr>
           <w:rFonts w:hint="default"/>
@@ -10455,7 +10887,7 @@
     </w:p>
     <w:p>
       <w:pPr>
-        <w:pStyle w:val="9"/>
+        <w:pStyle w:val="10"/>
         <w:bidi w:val="0"/>
         <w:rPr>
           <w:rFonts w:hint="default"/>
@@ -10472,7 +10904,7 @@
     </w:p>
     <w:p>
       <w:pPr>
-        <w:pStyle w:val="9"/>
+        <w:pStyle w:val="10"/>
         <w:bidi w:val="0"/>
         <w:rPr>
           <w:rFonts w:hint="default"/>
@@ -10489,7 +10921,7 @@
     </w:p>
     <w:p>
       <w:pPr>
-        <w:pStyle w:val="9"/>
+        <w:pStyle w:val="10"/>
         <w:bidi w:val="0"/>
         <w:rPr>
           <w:rFonts w:hint="default"/>
@@ -10506,7 +10938,7 @@
     </w:p>
     <w:p>
       <w:pPr>
-        <w:pStyle w:val="9"/>
+        <w:pStyle w:val="10"/>
         <w:bidi w:val="0"/>
         <w:rPr>
           <w:rFonts w:hint="default"/>
@@ -10523,7 +10955,7 @@
     </w:p>
     <w:p>
       <w:pPr>
-        <w:pStyle w:val="9"/>
+        <w:pStyle w:val="10"/>
         <w:bidi w:val="0"/>
         <w:rPr>
           <w:rFonts w:hint="default"/>
@@ -10540,7 +10972,7 @@
     </w:p>
     <w:p>
       <w:pPr>
-        <w:pStyle w:val="9"/>
+        <w:pStyle w:val="10"/>
         <w:bidi w:val="0"/>
         <w:rPr>
           <w:rFonts w:hint="default"/>
@@ -10557,7 +10989,7 @@
     </w:p>
     <w:p>
       <w:pPr>
-        <w:pStyle w:val="9"/>
+        <w:pStyle w:val="10"/>
         <w:bidi w:val="0"/>
         <w:rPr>
           <w:rFonts w:hint="default"/>
@@ -10574,7 +11006,7 @@
     </w:p>
     <w:p>
       <w:pPr>
-        <w:pStyle w:val="9"/>
+        <w:pStyle w:val="10"/>
         <w:bidi w:val="0"/>
         <w:rPr>
           <w:rFonts w:hint="default"/>
@@ -10591,7 +11023,7 @@
     </w:p>
     <w:p>
       <w:pPr>
-        <w:pStyle w:val="9"/>
+        <w:pStyle w:val="10"/>
         <w:bidi w:val="0"/>
         <w:rPr>
           <w:rFonts w:hint="default"/>
@@ -10608,17 +11040,17 @@
     </w:p>
     <w:p>
       <w:pPr>
-        <w:pStyle w:val="9"/>
-        <w:bidi w:val="0"/>
-        <w:rPr>
-          <w:rFonts w:hint="default"/>
-          <w:lang w:val="en-US" w:eastAsia="zh-CN"/>
-        </w:rPr>
-      </w:pPr>
-    </w:p>
-    <w:p>
-      <w:pPr>
-        <w:pStyle w:val="9"/>
+        <w:pStyle w:val="10"/>
+        <w:bidi w:val="0"/>
+        <w:rPr>
+          <w:rFonts w:hint="default"/>
+          <w:lang w:val="en-US" w:eastAsia="zh-CN"/>
+        </w:rPr>
+      </w:pPr>
+    </w:p>
+    <w:p>
+      <w:pPr>
+        <w:pStyle w:val="10"/>
         <w:bidi w:val="0"/>
         <w:rPr>
           <w:rFonts w:hint="default"/>
@@ -10635,7 +11067,7 @@
     </w:p>
     <w:p>
       <w:pPr>
-        <w:pStyle w:val="9"/>
+        <w:pStyle w:val="10"/>
         <w:bidi w:val="0"/>
         <w:rPr>
           <w:rFonts w:hint="default"/>
@@ -10652,7 +11084,7 @@
     </w:p>
     <w:p>
       <w:pPr>
-        <w:pStyle w:val="9"/>
+        <w:pStyle w:val="10"/>
         <w:bidi w:val="0"/>
         <w:rPr>
           <w:rFonts w:hint="default"/>
@@ -10669,7 +11101,7 @@
     </w:p>
     <w:p>
       <w:pPr>
-        <w:pStyle w:val="9"/>
+        <w:pStyle w:val="10"/>
         <w:bidi w:val="0"/>
         <w:rPr>
           <w:rFonts w:hint="default"/>
@@ -10898,7 +11330,7 @@
     <w:lsdException w:qFormat="1" w:unhideWhenUsed="0" w:uiPriority="0" w:semiHidden="0" w:name="heading 1"/>
     <w:lsdException w:qFormat="1" w:uiPriority="0" w:semiHidden="0" w:name="heading 2"/>
     <w:lsdException w:qFormat="1" w:uiPriority="0" w:name="heading 3"/>
-    <w:lsdException w:qFormat="1" w:uiPriority="0" w:name="heading 4"/>
+    <w:lsdException w:qFormat="1" w:uiPriority="0" w:semiHidden="0" w:name="heading 4"/>
     <w:lsdException w:qFormat="1" w:uiPriority="0" w:name="heading 5"/>
     <w:lsdException w:qFormat="1" w:uiPriority="0" w:name="heading 6"/>
     <w:lsdException w:qFormat="1" w:uiPriority="0" w:name="heading 7"/>
@@ -11181,7 +11613,7 @@
     <w:name w:val="heading 2"/>
     <w:basedOn w:val="1"/>
     <w:next w:val="1"/>
-    <w:link w:val="12"/>
+    <w:link w:val="13"/>
     <w:unhideWhenUsed/>
     <w:qFormat/>
     <w:uiPriority w:val="0"/>
@@ -11197,13 +11629,32 @@
       <w:sz w:val="32"/>
     </w:rPr>
   </w:style>
-  <w:style w:type="character" w:default="1" w:styleId="8">
+  <w:style w:type="paragraph" w:styleId="4">
+    <w:name w:val="heading 4"/>
+    <w:basedOn w:val="1"/>
+    <w:next w:val="1"/>
+    <w:unhideWhenUsed/>
+    <w:qFormat/>
+    <w:uiPriority w:val="0"/>
+    <w:pPr>
+      <w:keepNext/>
+      <w:keepLines/>
+      <w:spacing w:before="280" w:beforeLines="0" w:beforeAutospacing="0" w:after="290" w:afterLines="0" w:afterAutospacing="0" w:line="372" w:lineRule="auto"/>
+      <w:outlineLvl w:val="3"/>
+    </w:pPr>
+    <w:rPr>
+      <w:rFonts w:ascii="Arial" w:hAnsi="Arial" w:eastAsia="黑体"/>
+      <w:b/>
+      <w:sz w:val="28"/>
+    </w:rPr>
+  </w:style>
+  <w:style w:type="character" w:default="1" w:styleId="9">
     <w:name w:val="Default Paragraph Font"/>
     <w:semiHidden/>
     <w:qFormat/>
     <w:uiPriority w:val="0"/>
   </w:style>
-  <w:style w:type="table" w:default="1" w:styleId="7">
+  <w:style w:type="table" w:default="1" w:styleId="8">
     <w:name w:val="Normal Table"/>
     <w:semiHidden/>
     <w:uiPriority w:val="0"/>
@@ -11216,7 +11667,7 @@
       </w:tblCellMar>
     </w:tblPr>
   </w:style>
-  <w:style w:type="paragraph" w:styleId="4">
+  <w:style w:type="paragraph" w:styleId="5">
     <w:name w:val="caption"/>
     <w:basedOn w:val="1"/>
     <w:next w:val="1"/>
@@ -11229,10 +11680,10 @@
       <w:sz w:val="20"/>
     </w:rPr>
   </w:style>
-  <w:style w:type="paragraph" w:styleId="5">
+  <w:style w:type="paragraph" w:styleId="6">
     <w:name w:val="footer"/>
     <w:basedOn w:val="1"/>
-    <w:link w:val="11"/>
+    <w:link w:val="12"/>
     <w:qFormat/>
     <w:uiPriority w:val="0"/>
     <w:pPr>
@@ -11248,10 +11699,10 @@
       <w:szCs w:val="18"/>
     </w:rPr>
   </w:style>
-  <w:style w:type="paragraph" w:styleId="6">
+  <w:style w:type="paragraph" w:styleId="7">
     <w:name w:val="header"/>
     <w:basedOn w:val="1"/>
-    <w:link w:val="10"/>
+    <w:link w:val="11"/>
     <w:qFormat/>
     <w:uiPriority w:val="0"/>
     <w:pPr>
@@ -11270,7 +11721,7 @@
       <w:szCs w:val="18"/>
     </w:rPr>
   </w:style>
-  <w:style w:type="paragraph" w:customStyle="1" w:styleId="9">
+  <w:style w:type="paragraph" w:customStyle="1" w:styleId="10">
     <w:name w:val="内容块-16-a"/>
     <w:basedOn w:val="1"/>
     <w:next w:val="1"/>
@@ -11291,9 +11742,20 @@
       <w:szCs w:val="21"/>
     </w:rPr>
   </w:style>
-  <w:style w:type="character" w:customStyle="1" w:styleId="10">
+  <w:style w:type="character" w:customStyle="1" w:styleId="11">
     <w:name w:val="页眉 字符"/>
-    <w:basedOn w:val="8"/>
+    <w:basedOn w:val="9"/>
+    <w:link w:val="7"/>
+    <w:qFormat/>
+    <w:uiPriority w:val="0"/>
+    <w:rPr>
+      <w:sz w:val="18"/>
+      <w:szCs w:val="18"/>
+    </w:rPr>
+  </w:style>
+  <w:style w:type="character" w:customStyle="1" w:styleId="12">
+    <w:name w:val="页脚 字符"/>
+    <w:basedOn w:val="9"/>
     <w:link w:val="6"/>
     <w:qFormat/>
     <w:uiPriority w:val="0"/>
@@ -11302,18 +11764,7 @@
       <w:szCs w:val="18"/>
     </w:rPr>
   </w:style>
-  <w:style w:type="character" w:customStyle="1" w:styleId="11">
-    <w:name w:val="页脚 字符"/>
-    <w:basedOn w:val="8"/>
-    <w:link w:val="5"/>
-    <w:qFormat/>
-    <w:uiPriority w:val="0"/>
-    <w:rPr>
-      <w:sz w:val="18"/>
-      <w:szCs w:val="18"/>
-    </w:rPr>
-  </w:style>
-  <w:style w:type="character" w:customStyle="1" w:styleId="12">
+  <w:style w:type="character" w:customStyle="1" w:styleId="13">
     <w:name w:val="标题 2 Char"/>
     <w:link w:val="3"/>
     <w:qFormat/>
